--- a/ปกนอกและปกใน.docx
+++ b/ปกนอกและปกใน.docx
@@ -1,9 +1,10 @@
 
 <file path=word/document.xml><?xml version="1.0" encoding="utf-8"?>
-<w:document xmlns:wpc="http://schemas.microsoft.com/office/word/2010/wordprocessingCanvas" xmlns:cx="http://schemas.microsoft.com/office/drawing/2014/chartex" xmlns:cx1="http://schemas.microsoft.com/office/drawing/2015/9/8/chartex" xmlns:cx2="http://schemas.microsoft.com/office/drawing/2015/10/21/chartex" xmlns:cx3="http://schemas.microsoft.com/office/drawing/2016/5/9/chartex" xmlns:cx4="http://schemas.microsoft.com/office/drawing/2016/5/10/chartex" xmlns:cx5="http://schemas.microsoft.com/office/drawing/2016/5/11/chartex" xmlns:cx6="http://schemas.microsoft.com/office/drawing/2016/5/12/chartex" xmlns:cx7="http://schemas.microsoft.com/office/drawing/2016/5/13/chartex" xmlns:cx8="http://schemas.microsoft.com/office/drawing/2016/5/14/chartex" xmlns:mc="http://schemas.openxmlformats.org/markup-compatibility/2006" xmlns:aink="http://schemas.microsoft.com/office/drawing/2016/ink" xmlns:am3d="http://schemas.microsoft.com/office/drawing/2017/model3d" xmlns:o="urn:schemas-microsoft-com:office:office" xmlns:oel="http://schemas.microsoft.com/office/2019/extlst" xmlns:r="http://schemas.openxmlformats.org/officeDocument/2006/relationships" xmlns:m="http://schemas.openxmlformats.org/officeDocument/2006/math" xmlns:v="urn:schemas-microsoft-com:vml" xmlns:wp14="http://schemas.microsoft.com/office/word/2010/wordprocessingDrawing" xmlns:wp="http://schemas.openxmlformats.org/drawingml/2006/wordprocessingDrawing" xmlns:w10="urn:schemas-microsoft-com:office:word" xmlns:w="http://schemas.openxmlformats.org/wordprocessingml/2006/main" xmlns:w14="http://schemas.microsoft.com/office/word/2010/wordml" xmlns:w15="http://schemas.microsoft.com/office/word/2012/wordml" xmlns:w16cex="http://schemas.microsoft.com/office/word/2018/wordml/cex" xmlns:w16cid="http://schemas.microsoft.com/office/word/2016/wordml/cid" xmlns:w16="http://schemas.microsoft.com/office/word/2018/wordml" xmlns:w16du="http://schemas.microsoft.com/office/word/2023/wordml/word16du" xmlns:w16sdtdh="http://schemas.microsoft.com/office/word/2020/wordml/sdtdatahash" xmlns:w16sdtfl="http://schemas.microsoft.com/office/word/2024/wordml/sdtformatlock" xmlns:w16se="http://schemas.microsoft.com/office/word/2015/wordml/symex" xmlns:wpg="http://schemas.microsoft.com/office/word/2010/wordprocessingGroup" xmlns:wpi="http://schemas.microsoft.com/office/word/2010/wordprocessingInk" xmlns:wne="http://schemas.microsoft.com/office/word/2006/wordml" xmlns:wps="http://schemas.microsoft.com/office/word/2010/wordprocessingShape" mc:Ignorable="w14 w15 w16se w16cid w16 w16cex w16sdtdh w16sdtfl w16du wp14">
+<w:document xmlns:wpc="http://schemas.microsoft.com/office/word/2010/wordprocessingCanvas" xmlns:cx="http://schemas.microsoft.com/office/drawing/2014/chartex" xmlns:cx1="http://schemas.microsoft.com/office/drawing/2015/9/8/chartex" xmlns:cx2="http://schemas.microsoft.com/office/drawing/2015/10/21/chartex" xmlns:cx3="http://schemas.microsoft.com/office/drawing/2016/5/9/chartex" xmlns:cx4="http://schemas.microsoft.com/office/drawing/2016/5/10/chartex" xmlns:cx5="http://schemas.microsoft.com/office/drawing/2016/5/11/chartex" xmlns:cx6="http://schemas.microsoft.com/office/drawing/2016/5/12/chartex" xmlns:cx7="http://schemas.microsoft.com/office/drawing/2016/5/13/chartex" xmlns:cx8="http://schemas.microsoft.com/office/drawing/2016/5/14/chartex" xmlns:mc="http://schemas.openxmlformats.org/markup-compatibility/2006" xmlns:aink="http://schemas.microsoft.com/office/drawing/2016/ink" xmlns:am3d="http://schemas.microsoft.com/office/drawing/2017/model3d" xmlns:o="urn:schemas-microsoft-com:office:office" xmlns:r="http://schemas.openxmlformats.org/officeDocument/2006/relationships" xmlns:m="http://schemas.openxmlformats.org/officeDocument/2006/math" xmlns:v="urn:schemas-microsoft-com:vml" xmlns:wp14="http://schemas.microsoft.com/office/word/2010/wordprocessingDrawing" xmlns:wp="http://schemas.openxmlformats.org/drawingml/2006/wordprocessingDrawing" xmlns:w10="urn:schemas-microsoft-com:office:word" xmlns:w="http://schemas.openxmlformats.org/wordprocessingml/2006/main" xmlns:w14="http://schemas.microsoft.com/office/word/2010/wordml" xmlns:w15="http://schemas.microsoft.com/office/word/2012/wordml" xmlns:w16cex="http://schemas.microsoft.com/office/word/2018/wordml/cex" xmlns:w16cid="http://schemas.microsoft.com/office/word/2016/wordml/cid" xmlns:w16="http://schemas.microsoft.com/office/word/2018/wordml" xmlns:w16sdtdh="http://schemas.microsoft.com/office/word/2020/wordml/sdtdatahash" xmlns:w16se="http://schemas.microsoft.com/office/word/2015/wordml/symex" xmlns:wpg="http://schemas.microsoft.com/office/word/2010/wordprocessingGroup" xmlns:wpi="http://schemas.microsoft.com/office/word/2010/wordprocessingInk" xmlns:wne="http://schemas.microsoft.com/office/word/2006/wordml" xmlns:wps="http://schemas.microsoft.com/office/word/2010/wordprocessingShape" mc:Ignorable="w14 w15 w16se w16cid w16 w16cex w16sdtdh wp14">
   <w:body>
     <w:p>
       <w:pPr>
+        <w:spacing w:after="0"/>
         <w:jc w:val="center"/>
         <w:rPr>
           <w:rFonts w:ascii="TH SarabunPSK" w:hAnsi="TH SarabunPSK" w:cs="TH SarabunPSK"/>
@@ -13,90 +14,65 @@
       </w:pPr>
       <w:r>
         <w:rPr>
-          <w:rFonts w:ascii="TH Sarabun PSK" w:hAnsi="TH Sarabun PSK"/>
-          <w:color w:val="000000"/>
+          <w:rFonts w:ascii="TH SarabunPSK" w:hAnsi="TH SarabunPSK" w:cs="TH SarabunPSK"/>
+          <w:noProof/>
           <w:sz w:val="32"/>
           <w:szCs w:val="32"/>
-          <w:bdr w:val="none" w:sz="0" w:space="0" w:color="auto" w:frame="1"/>
-        </w:rPr>
-        <w:fldChar w:fldCharType="begin"/>
-      </w:r>
-      <w:r>
-        <w:rPr>
-          <w:rFonts w:ascii="TH Sarabun PSK" w:hAnsi="TH Sarabun PSK"/>
-          <w:color w:val="000000"/>
-          <w:sz w:val="32"/>
-          <w:szCs w:val="32"/>
-          <w:bdr w:val="none" w:sz="0" w:space="0" w:color="auto" w:frame="1"/>
-        </w:rPr>
-        <w:instrText xml:space="preserve"> INCLUDEPICTURE "https://lh7-rt.googleusercontent.com/docsz/AD_4nXfze_6xoj3vWq4u0kq-79ZQRsaN75OcgL8Lw-GmioPjMkYeq6JlIM7rbVVccf1zJAu-1hsETwQhBmwQuiLdNYXZBIlRJr_ECE5jLw_eF7fYilTcVSQNvh5WxPxJ2zTo3Qjqs_p6RZqD-KKw_H5MqA?key=GAABqD_-0LYsQo7hhZmwig" \* MERGEFORMATINET </w:instrText>
-      </w:r>
-      <w:r>
-        <w:rPr>
-          <w:rFonts w:ascii="TH Sarabun PSK" w:hAnsi="TH Sarabun PSK"/>
-          <w:color w:val="000000"/>
-          <w:sz w:val="32"/>
-          <w:szCs w:val="32"/>
-          <w:bdr w:val="none" w:sz="0" w:space="0" w:color="auto" w:frame="1"/>
-        </w:rPr>
-        <w:fldChar w:fldCharType="separate"/>
-      </w:r>
-      <w:r>
-        <w:rPr>
-          <w:rFonts w:ascii="TH Sarabun PSK" w:hAnsi="TH Sarabun PSK"/>
-          <w:noProof/>
-          <w:color w:val="000000"/>
-          <w:sz w:val="32"/>
-          <w:szCs w:val="32"/>
-          <w:bdr w:val="none" w:sz="0" w:space="0" w:color="auto" w:frame="1"/>
         </w:rPr>
         <w:drawing>
-          <wp:inline distT="0" distB="0" distL="0" distR="0" wp14:anchorId="2116005C" wp14:editId="64187EC5">
-            <wp:extent cx="1435100" cy="2641600"/>
-            <wp:effectExtent l="0" t="0" r="0" b="0"/>
-            <wp:docPr id="1300269648" name="รูปภาพ 1" descr="รูปภาพประกอบด้วย สัญลักษณ์, ยอด, เครื่องหมาย, มงกุฎ&#10;&#10;เนื้อหาที่สร้างโดย AI อาจไม่ถูกต้อง"/>
+          <wp:anchor distT="0" distB="0" distL="114300" distR="114300" simplePos="0" relativeHeight="251658240" behindDoc="0" locked="0" layoutInCell="1" allowOverlap="1" wp14:anchorId="7EC4B0E1" wp14:editId="78FB428C">
+            <wp:simplePos x="0" y="0"/>
+            <wp:positionH relativeFrom="margin">
+              <wp:align>center</wp:align>
+            </wp:positionH>
+            <wp:positionV relativeFrom="paragraph">
+              <wp:posOffset>9525</wp:posOffset>
+            </wp:positionV>
+            <wp:extent cx="1080000" cy="1980000"/>
+            <wp:effectExtent l="0" t="0" r="6350" b="1270"/>
+            <wp:wrapNone/>
+            <wp:docPr id="2" name="รูปภาพ 2"/>
             <wp:cNvGraphicFramePr>
-              <a:graphicFrameLocks xmlns:a="http://schemas.openxmlformats.org/drawingml/2006/main" noChangeAspect="1"/>
+              <a:graphicFrameLocks xmlns:a="http://schemas.openxmlformats.org/drawingml/2006/main"/>
             </wp:cNvGraphicFramePr>
             <a:graphic xmlns:a="http://schemas.openxmlformats.org/drawingml/2006/main">
               <a:graphicData uri="http://schemas.openxmlformats.org/drawingml/2006/picture">
                 <pic:pic xmlns:pic="http://schemas.openxmlformats.org/drawingml/2006/picture">
                   <pic:nvPicPr>
-                    <pic:cNvPr id="1300269648" name="รูปภาพ 1" descr="รูปภาพประกอบด้วย สัญลักษณ์, ยอด, เครื่องหมาย, มงกุฎ&#10;&#10;เนื้อหาที่สร้างโดย AI อาจไม่ถูกต้อง"/>
-                    <pic:cNvPicPr>
-                      <a:picLocks noChangeAspect="1" noChangeArrowheads="1"/>
-                    </pic:cNvPicPr>
+                    <pic:cNvPr id="2" name="RATTANAKOSINcolor.jpg"/>
+                    <pic:cNvPicPr/>
                   </pic:nvPicPr>
                   <pic:blipFill>
-                    <a:blip r:embed="rId4">
+                    <a:blip r:embed="rId6" cstate="print">
                       <a:extLst>
                         <a:ext uri="{28A0092B-C50C-407E-A947-70E740481C1C}">
                           <a14:useLocalDpi xmlns:a14="http://schemas.microsoft.com/office/drawing/2010/main" val="0"/>
                         </a:ext>
                       </a:extLst>
                     </a:blip>
-                    <a:srcRect/>
                     <a:stretch>
                       <a:fillRect/>
                     </a:stretch>
                   </pic:blipFill>
-                  <pic:spPr bwMode="auto">
+                  <pic:spPr>
                     <a:xfrm>
                       <a:off x="0" y="0"/>
-                      <a:ext cx="1435100" cy="2641600"/>
+                      <a:ext cx="1080000" cy="1980000"/>
                     </a:xfrm>
                     <a:prstGeom prst="rect">
                       <a:avLst/>
                     </a:prstGeom>
-                    <a:noFill/>
-                    <a:ln>
-                      <a:noFill/>
-                    </a:ln>
                   </pic:spPr>
                 </pic:pic>
               </a:graphicData>
             </a:graphic>
-          </wp:inline>
+            <wp14:sizeRelH relativeFrom="page">
+              <wp14:pctWidth>0</wp14:pctWidth>
+            </wp14:sizeRelH>
+            <wp14:sizeRelV relativeFrom="page">
+              <wp14:pctHeight>0</wp14:pctHeight>
+            </wp14:sizeRelV>
+          </wp:anchor>
         </w:drawing>
       </w:r>
       <w:r>
@@ -107,499 +83,8 @@
           <w:szCs w:val="32"/>
           <w:bdr w:val="none" w:sz="0" w:space="0" w:color="auto" w:frame="1"/>
         </w:rPr>
-        <w:fldChar w:fldCharType="end"/>
-      </w:r>
-    </w:p>
-    <w:p>
-      <w:pPr>
-        <w:ind w:left="2880" w:firstLine="720"/>
-        <w:jc w:val="both"/>
-        <w:rPr>
-          <w:rFonts w:ascii="TH SarabunPSK" w:hAnsi="TH SarabunPSK" w:cs="TH SarabunPSK"/>
-          <w:sz w:val="32"/>
-          <w:szCs w:val="32"/>
-        </w:rPr>
-      </w:pPr>
-    </w:p>
-    <w:p>
-      <w:pPr>
-        <w:spacing w:after="0"/>
-        <w:jc w:val="center"/>
-        <w:rPr>
-          <w:rFonts w:ascii="TH SarabunPSK" w:hAnsi="TH SarabunPSK" w:cs="TH SarabunPSK"/>
-          <w:b/>
-          <w:bCs/>
-          <w:sz w:val="40"/>
-          <w:szCs w:val="40"/>
-        </w:rPr>
-      </w:pPr>
-      <w:r>
-        <w:rPr>
-          <w:rFonts w:ascii="TH SarabunPSK" w:eastAsia="Times New Roman" w:hAnsi="TH SarabunPSK" w:cs="TH SarabunPSK" w:hint="cs"/>
-          <w:b/>
-          <w:bCs/>
-          <w:color w:val="000000"/>
-          <w:kern w:val="0"/>
-          <w:sz w:val="40"/>
-          <w:szCs w:val="40"/>
-          <w:cs/>
-          <w14:ligatures w14:val="none"/>
-        </w:rPr>
-        <w:t>รายงานโครงงานสหกิจศึกษ</w:t>
-      </w:r>
-      <w:r>
-        <w:rPr>
-          <w:rFonts w:ascii="TH SarabunPSK" w:eastAsia="Times New Roman" w:hAnsi="TH SarabunPSK" w:cs="TH SarabunPSK" w:hint="cs"/>
-          <w:b/>
-          <w:bCs/>
-          <w:color w:val="000000"/>
-          <w:kern w:val="0"/>
-          <w:sz w:val="40"/>
-          <w:szCs w:val="40"/>
-          <w:cs/>
-          <w14:ligatures w14:val="none"/>
-        </w:rPr>
-        <w:t>า</w:t>
-      </w:r>
-      <w:r>
-        <w:rPr>
-          <w:rFonts w:ascii="TH SarabunPSK" w:hAnsi="TH SarabunPSK" w:cs="TH SarabunPSK" w:hint="cs"/>
-          <w:b/>
-          <w:bCs/>
-          <w:sz w:val="40"/>
-          <w:szCs w:val="40"/>
-          <w:cs/>
-        </w:rPr>
-        <w:t xml:space="preserve">ระบบผู้ช่วยอัตโนมัติ </w:t>
-      </w:r>
-      <w:r>
-        <w:rPr>
-          <w:rFonts w:ascii="TH SarabunPSK" w:hAnsi="TH SarabunPSK" w:cs="TH SarabunPSK" w:hint="cs"/>
-          <w:b/>
-          <w:bCs/>
-          <w:sz w:val="40"/>
-          <w:szCs w:val="40"/>
-        </w:rPr>
-        <w:t xml:space="preserve">n8n </w:t>
-      </w:r>
-      <w:r>
-        <w:rPr>
-          <w:rFonts w:ascii="TH SarabunPSK" w:hAnsi="TH SarabunPSK" w:cs="TH SarabunPSK" w:hint="cs"/>
-          <w:b/>
-          <w:bCs/>
-          <w:sz w:val="40"/>
-          <w:szCs w:val="40"/>
-          <w:cs/>
-        </w:rPr>
-        <w:t xml:space="preserve">ผ่าน </w:t>
-      </w:r>
-      <w:r>
-        <w:rPr>
-          <w:rFonts w:ascii="TH SarabunPSK" w:hAnsi="TH SarabunPSK" w:cs="TH SarabunPSK" w:hint="cs"/>
-          <w:b/>
-          <w:bCs/>
-          <w:sz w:val="40"/>
-          <w:szCs w:val="40"/>
-        </w:rPr>
-        <w:t xml:space="preserve">LINE OA </w:t>
-      </w:r>
-    </w:p>
-    <w:p>
-      <w:pPr>
-        <w:spacing w:after="0"/>
-        <w:jc w:val="center"/>
-        <w:rPr>
-          <w:rFonts w:ascii="TH SarabunPSK" w:eastAsia="Times New Roman" w:hAnsi="TH SarabunPSK" w:cs="TH SarabunPSK"/>
-          <w:kern w:val="0"/>
-          <w:sz w:val="40"/>
-          <w:szCs w:val="40"/>
-          <w14:ligatures w14:val="none"/>
-        </w:rPr>
-      </w:pPr>
-      <w:r>
-        <w:rPr>
-          <w:rFonts w:ascii="TH SarabunPSK" w:hAnsi="TH SarabunPSK" w:cs="TH SarabunPSK" w:hint="cs"/>
-          <w:b/>
-          <w:bCs/>
-          <w:sz w:val="40"/>
-          <w:szCs w:val="40"/>
-          <w:cs/>
-        </w:rPr>
-        <w:t>สำหรับองค์กร</w:t>
-      </w:r>
-    </w:p>
-    <w:p>
-      <w:pPr>
-        <w:spacing w:after="0"/>
-        <w:jc w:val="center"/>
-        <w:rPr>
-          <w:rFonts w:ascii="TH SarabunPSK" w:eastAsia="Times New Roman" w:hAnsi="TH SarabunPSK" w:cs="TH SarabunPSK" w:hint="cs"/>
-          <w:kern w:val="0"/>
-          <w:sz w:val="40"/>
-          <w:szCs w:val="40"/>
-          <w14:ligatures w14:val="none"/>
-        </w:rPr>
-      </w:pPr>
-    </w:p>
-    <w:p>
-      <w:pPr>
-        <w:jc w:val="center"/>
-        <w:rPr>
-          <w:rFonts w:ascii="TH SarabunPSK" w:hAnsi="TH SarabunPSK" w:cs="TH SarabunPSK"/>
-          <w:sz w:val="40"/>
-          <w:szCs w:val="40"/>
-        </w:rPr>
-      </w:pPr>
-    </w:p>
-    <w:p>
-      <w:pPr>
-        <w:jc w:val="center"/>
-        <w:rPr>
-          <w:rFonts w:ascii="TH SarabunPSK" w:hAnsi="TH SarabunPSK" w:cs="TH SarabunPSK"/>
-          <w:sz w:val="40"/>
-          <w:szCs w:val="40"/>
-        </w:rPr>
-      </w:pPr>
-      <w:r>
-        <w:rPr>
-          <w:rFonts w:ascii="TH SarabunPSK" w:hAnsi="TH SarabunPSK" w:cs="TH SarabunPSK" w:hint="cs"/>
-          <w:sz w:val="40"/>
-          <w:szCs w:val="40"/>
-          <w:cs/>
-        </w:rPr>
-        <w:t xml:space="preserve">นาย วัชรินทร์ สายนันท์ </w:t>
-      </w:r>
-      <w:r>
-        <w:rPr>
-          <w:rFonts w:ascii="TH SarabunPSK" w:hAnsi="TH SarabunPSK" w:cs="TH SarabunPSK"/>
-          <w:sz w:val="40"/>
-          <w:szCs w:val="40"/>
-        </w:rPr>
-        <w:t xml:space="preserve"> 2651032341166</w:t>
-      </w:r>
-    </w:p>
-    <w:p>
-      <w:pPr>
-        <w:jc w:val="center"/>
-        <w:rPr>
-          <w:rFonts w:ascii="TH SarabunPSK" w:hAnsi="TH SarabunPSK" w:cs="TH SarabunPSK"/>
-          <w:sz w:val="40"/>
-          <w:szCs w:val="40"/>
-        </w:rPr>
-      </w:pPr>
-      <w:r>
-        <w:rPr>
-          <w:rFonts w:ascii="TH SarabunPSK" w:hAnsi="TH SarabunPSK" w:cs="TH SarabunPSK" w:hint="cs"/>
-          <w:sz w:val="40"/>
-          <w:szCs w:val="40"/>
-          <w:cs/>
-        </w:rPr>
-        <w:t xml:space="preserve">นาย </w:t>
-      </w:r>
-      <w:r>
-        <w:rPr>
-          <w:rFonts w:ascii="TH SarabunPSK" w:hAnsi="TH SarabunPSK" w:cs="TH SarabunPSK"/>
-          <w:sz w:val="40"/>
-          <w:szCs w:val="40"/>
-          <w:cs/>
-        </w:rPr>
-        <w:t>รัช</w:t>
-      </w:r>
-      <w:proofErr w:type="spellStart"/>
-      <w:r>
-        <w:rPr>
-          <w:rFonts w:ascii="TH SarabunPSK" w:hAnsi="TH SarabunPSK" w:cs="TH SarabunPSK"/>
-          <w:sz w:val="40"/>
-          <w:szCs w:val="40"/>
-          <w:cs/>
-        </w:rPr>
-        <w:t>ช์</w:t>
-      </w:r>
-      <w:proofErr w:type="spellEnd"/>
-      <w:r>
-        <w:rPr>
-          <w:rFonts w:ascii="TH SarabunPSK" w:hAnsi="TH SarabunPSK" w:cs="TH SarabunPSK"/>
-          <w:sz w:val="40"/>
-          <w:szCs w:val="40"/>
-          <w:cs/>
-        </w:rPr>
-        <w:t>ชกฤต</w:t>
-      </w:r>
-      <w:proofErr w:type="spellStart"/>
-      <w:r>
-        <w:rPr>
-          <w:rFonts w:ascii="TH SarabunPSK" w:hAnsi="TH SarabunPSK" w:cs="TH SarabunPSK"/>
-          <w:sz w:val="40"/>
-          <w:szCs w:val="40"/>
-          <w:cs/>
-        </w:rPr>
-        <w:t>ย์</w:t>
-      </w:r>
-      <w:proofErr w:type="spellEnd"/>
-      <w:r>
-        <w:rPr>
-          <w:rFonts w:ascii="TH SarabunPSK" w:hAnsi="TH SarabunPSK" w:cs="TH SarabunPSK"/>
-          <w:sz w:val="40"/>
-          <w:szCs w:val="40"/>
-          <w:cs/>
-        </w:rPr>
-        <w:t xml:space="preserve"> กิตติโชคธน</w:t>
-      </w:r>
-      <w:proofErr w:type="spellStart"/>
-      <w:r>
-        <w:rPr>
-          <w:rFonts w:ascii="TH SarabunPSK" w:hAnsi="TH SarabunPSK" w:cs="TH SarabunPSK"/>
-          <w:sz w:val="40"/>
-          <w:szCs w:val="40"/>
-          <w:cs/>
-        </w:rPr>
-        <w:t>วั</w:t>
-      </w:r>
-      <w:proofErr w:type="spellEnd"/>
-      <w:r>
-        <w:rPr>
-          <w:rFonts w:ascii="TH SarabunPSK" w:hAnsi="TH SarabunPSK" w:cs="TH SarabunPSK"/>
-          <w:sz w:val="40"/>
-          <w:szCs w:val="40"/>
-          <w:cs/>
-        </w:rPr>
-        <w:t>ชร์</w:t>
-      </w:r>
-      <w:r>
-        <w:rPr>
-          <w:rFonts w:ascii="TH SarabunPSK" w:hAnsi="TH SarabunPSK" w:cs="TH SarabunPSK" w:hint="cs"/>
-          <w:sz w:val="40"/>
-          <w:szCs w:val="40"/>
-          <w:cs/>
-        </w:rPr>
-        <w:t xml:space="preserve"> </w:t>
-      </w:r>
-      <w:r>
-        <w:rPr>
-          <w:rFonts w:ascii="TH SarabunPSK" w:hAnsi="TH SarabunPSK" w:cs="TH SarabunPSK"/>
-          <w:sz w:val="40"/>
-          <w:szCs w:val="40"/>
-        </w:rPr>
-        <w:t>26510323411</w:t>
-      </w:r>
-      <w:r>
-        <w:rPr>
-          <w:rFonts w:ascii="TH SarabunPSK" w:hAnsi="TH SarabunPSK" w:cs="TH SarabunPSK"/>
-          <w:sz w:val="40"/>
-          <w:szCs w:val="40"/>
-        </w:rPr>
-        <w:t>42</w:t>
-      </w:r>
-    </w:p>
-    <w:p>
-      <w:pPr>
-        <w:rPr>
-          <w:rFonts w:ascii="TH SarabunPSK" w:hAnsi="TH SarabunPSK" w:cs="TH SarabunPSK"/>
-          <w:b/>
-          <w:bCs/>
-          <w:sz w:val="40"/>
-          <w:szCs w:val="40"/>
-        </w:rPr>
-      </w:pPr>
-    </w:p>
-    <w:p>
-      <w:pPr>
-        <w:rPr>
-          <w:rFonts w:ascii="TH SarabunPSK" w:hAnsi="TH SarabunPSK" w:cs="TH SarabunPSK"/>
-          <w:b/>
-          <w:bCs/>
-          <w:sz w:val="40"/>
-          <w:szCs w:val="40"/>
-        </w:rPr>
-      </w:pPr>
-    </w:p>
-    <w:p>
-      <w:pPr>
-        <w:jc w:val="center"/>
-        <w:rPr>
-          <w:rFonts w:ascii="TH SarabunPSK" w:hAnsi="TH SarabunPSK" w:cs="TH SarabunPSK"/>
-          <w:b/>
-          <w:bCs/>
-          <w:sz w:val="40"/>
-          <w:szCs w:val="40"/>
-        </w:rPr>
-      </w:pPr>
-      <w:r>
-        <w:rPr>
-          <w:rFonts w:ascii="TH SarabunPSK" w:hAnsi="TH SarabunPSK" w:cs="TH SarabunPSK" w:hint="cs"/>
-          <w:b/>
-          <w:bCs/>
-          <w:sz w:val="40"/>
-          <w:szCs w:val="40"/>
-          <w:cs/>
-        </w:rPr>
-        <w:t>รายงานโครงงานสหกิจศึกษานี้เป็นส่วนหนึ่งของการศึกษาตามหลักสูตร</w:t>
-      </w:r>
-    </w:p>
-    <w:p>
-      <w:pPr>
-        <w:jc w:val="center"/>
-        <w:rPr>
-          <w:rFonts w:ascii="TH SarabunPSK" w:hAnsi="TH SarabunPSK" w:cs="TH SarabunPSK"/>
-          <w:b/>
-          <w:bCs/>
-          <w:sz w:val="40"/>
-          <w:szCs w:val="40"/>
-        </w:rPr>
-      </w:pPr>
-      <w:r>
-        <w:rPr>
-          <w:rFonts w:ascii="TH SarabunPSK" w:hAnsi="TH SarabunPSK" w:cs="TH SarabunPSK" w:hint="cs"/>
-          <w:b/>
-          <w:bCs/>
-          <w:sz w:val="40"/>
-          <w:szCs w:val="40"/>
-          <w:cs/>
-        </w:rPr>
-        <w:t>เทคโนโลยีบัณฑิต สาขาวิชาเทคโนโลยีสารสนเทศและนวัตกรรมดิจิทัล</w:t>
-      </w:r>
-    </w:p>
-    <w:p>
-      <w:pPr>
-        <w:jc w:val="center"/>
-        <w:rPr>
-          <w:rFonts w:ascii="TH SarabunPSK" w:hAnsi="TH SarabunPSK" w:cs="TH SarabunPSK"/>
-          <w:b/>
-          <w:bCs/>
-          <w:sz w:val="40"/>
-          <w:szCs w:val="40"/>
-        </w:rPr>
-      </w:pPr>
-      <w:r>
-        <w:rPr>
-          <w:rFonts w:ascii="TH SarabunPSK" w:hAnsi="TH SarabunPSK" w:cs="TH SarabunPSK" w:hint="cs"/>
-          <w:b/>
-          <w:bCs/>
-          <w:sz w:val="40"/>
-          <w:szCs w:val="40"/>
-          <w:cs/>
-        </w:rPr>
-        <w:t>คณะอุตสาหกรรมและเทคโนโลยี</w:t>
-      </w:r>
-    </w:p>
-    <w:p>
-      <w:pPr>
-        <w:spacing w:after="0"/>
-        <w:jc w:val="center"/>
-        <w:rPr>
-          <w:rFonts w:ascii="TH SarabunPSK" w:eastAsia="Times New Roman" w:hAnsi="TH SarabunPSK" w:cs="TH SarabunPSK" w:hint="cs"/>
-          <w:kern w:val="0"/>
-          <w:szCs w:val="24"/>
-          <w14:ligatures w14:val="none"/>
-        </w:rPr>
-      </w:pPr>
-      <w:r>
-        <w:rPr>
-          <w:rFonts w:ascii="TH SarabunPSK" w:eastAsia="Times New Roman" w:hAnsi="TH SarabunPSK" w:cs="TH SarabunPSK" w:hint="cs"/>
-          <w:b/>
-          <w:bCs/>
-          <w:color w:val="000000"/>
-          <w:kern w:val="0"/>
-          <w:sz w:val="40"/>
-          <w:szCs w:val="40"/>
-          <w:cs/>
-          <w14:ligatures w14:val="none"/>
-        </w:rPr>
-        <w:t>มหาวิทยาลัยเทคโนโลยีราชมงคลรัตนโกสินทร์</w:t>
-      </w:r>
-      <w:r>
-        <w:rPr>
-          <w:rFonts w:ascii="TH SarabunPSK" w:eastAsia="Times New Roman" w:hAnsi="TH SarabunPSK" w:cs="TH SarabunPSK"/>
-          <w:kern w:val="0"/>
-          <w:szCs w:val="24"/>
-          <w14:ligatures w14:val="none"/>
-        </w:rPr>
-        <w:t xml:space="preserve"> </w:t>
-      </w:r>
-      <w:r>
-        <w:rPr>
-          <w:rFonts w:ascii="TH SarabunPSK" w:eastAsia="Times New Roman" w:hAnsi="TH SarabunPSK" w:cs="TH SarabunPSK" w:hint="cs"/>
-          <w:b/>
-          <w:bCs/>
-          <w:color w:val="000000"/>
-          <w:kern w:val="0"/>
-          <w:sz w:val="40"/>
-          <w:szCs w:val="40"/>
-          <w:cs/>
-          <w14:ligatures w14:val="none"/>
-        </w:rPr>
-        <w:t xml:space="preserve">ปีการศึกษา </w:t>
-      </w:r>
-      <w:r>
-        <w:rPr>
-          <w:rFonts w:ascii="TH SarabunPSK" w:eastAsia="Times New Roman" w:hAnsi="TH SarabunPSK" w:cs="TH SarabunPSK" w:hint="cs"/>
-          <w:b/>
-          <w:bCs/>
-          <w:color w:val="000000"/>
-          <w:kern w:val="0"/>
-          <w:sz w:val="40"/>
-          <w:szCs w:val="40"/>
-          <w14:ligatures w14:val="none"/>
-        </w:rPr>
-        <w:t>25</w:t>
-      </w:r>
-      <w:r>
-        <w:rPr>
-          <w:rFonts w:ascii="TH SarabunPSK" w:eastAsia="Times New Roman" w:hAnsi="TH SarabunPSK" w:cs="TH SarabunPSK"/>
-          <w:b/>
-          <w:bCs/>
-          <w:color w:val="000000"/>
-          <w:kern w:val="0"/>
-          <w:sz w:val="40"/>
-          <w:szCs w:val="40"/>
-          <w14:ligatures w14:val="none"/>
-        </w:rPr>
-        <w:t>68</w:t>
-      </w:r>
-    </w:p>
-    <w:p>
-      <w:pPr>
-        <w:spacing w:after="0"/>
-        <w:rPr>
-          <w:rFonts w:ascii="Tahoma" w:eastAsia="Times New Roman" w:hAnsi="Tahoma" w:cs="Tahoma"/>
-          <w:kern w:val="0"/>
-          <w:szCs w:val="24"/>
-          <w14:ligatures w14:val="none"/>
-        </w:rPr>
-      </w:pPr>
-    </w:p>
-    <w:p>
-      <w:pPr>
-        <w:jc w:val="center"/>
-        <w:rPr>
-          <w:rFonts w:ascii="TH SarabunPSK" w:hAnsi="TH SarabunPSK" w:cs="TH SarabunPSK"/>
-          <w:b/>
-          <w:bCs/>
-          <w:sz w:val="40"/>
-          <w:szCs w:val="40"/>
-        </w:rPr>
-      </w:pPr>
-    </w:p>
-    <w:p>
-      <w:pPr>
-        <w:rPr>
-          <w:rFonts w:ascii="TH SarabunPSK" w:hAnsi="TH SarabunPSK" w:cs="TH SarabunPSK" w:hint="cs"/>
-          <w:b/>
-          <w:bCs/>
-          <w:sz w:val="40"/>
-          <w:szCs w:val="40"/>
-        </w:rPr>
-      </w:pPr>
-    </w:p>
-    <w:p>
-      <w:pPr>
-        <w:jc w:val="center"/>
-        <w:rPr>
-          <w:rFonts w:ascii="TH SarabunPSK" w:hAnsi="TH SarabunPSK" w:cs="TH SarabunPSK"/>
-          <w:sz w:val="32"/>
-          <w:szCs w:val="32"/>
-        </w:rPr>
-      </w:pPr>
+        <w:fldChar w:fldCharType="begin"/>
+      </w:r>
       <w:r>
         <w:rPr>
           <w:rFonts w:ascii="TH Sarabun PSK" w:hAnsi="TH Sarabun PSK"/>
@@ -608,7 +93,7 @@
           <w:szCs w:val="32"/>
           <w:bdr w:val="none" w:sz="0" w:space="0" w:color="auto" w:frame="1"/>
         </w:rPr>
-        <w:fldChar w:fldCharType="begin"/>
+        <w:instrText xml:space="preserve"> INCLUDEPICTURE "https://lh7-rt.googleusercontent.com/docsz/AD_4nXfze_6xoj3vWq4u0kq-79ZQRsaN75OcgL8Lw-GmioPjMkYeq6JlIM7rbVVccf1zJAu-1hsETwQhBmwQuiLdNYXZBIlRJr_ECE5jLw_eF7fYilTcVSQNvh5WxPxJ2zTo3Qjqs_p6RZqD-KKw_H5MqA?key=GAABqD_-0LYsQo7hhZmwig" \* MERGEFORMATINET </w:instrText>
       </w:r>
       <w:r>
         <w:rPr>
@@ -618,7 +103,7 @@
           <w:szCs w:val="32"/>
           <w:bdr w:val="none" w:sz="0" w:space="0" w:color="auto" w:frame="1"/>
         </w:rPr>
-        <w:instrText xml:space="preserve"> INCLUDEPICTURE "https://lh7-rt.googleusercontent.com/docsz/AD_4nXfze_6xoj3vWq4u0kq-79ZQRsaN75OcgL8Lw-GmioPjMkYeq6JlIM7rbVVccf1zJAu-1hsETwQhBmwQuiLdNYXZBIlRJr_ECE5jLw_eF7fYilTcVSQNvh5WxPxJ2zTo3Qjqs_p6RZqD-KKw_H5MqA?key=GAABqD_-0LYsQo7hhZmwig" \* MERGEFORMATINET </w:instrText>
+        <w:fldChar w:fldCharType="separate"/>
       </w:r>
       <w:r>
         <w:rPr>
@@ -628,81 +113,35 @@
           <w:szCs w:val="32"/>
           <w:bdr w:val="none" w:sz="0" w:space="0" w:color="auto" w:frame="1"/>
         </w:rPr>
-        <w:fldChar w:fldCharType="separate"/>
-      </w:r>
-      <w:r>
-        <w:rPr>
-          <w:rFonts w:ascii="TH Sarabun PSK" w:hAnsi="TH Sarabun PSK"/>
-          <w:noProof/>
-          <w:color w:val="000000"/>
+        <w:fldChar w:fldCharType="end"/>
+      </w:r>
+    </w:p>
+    <w:p>
+      <w:pPr>
+        <w:spacing w:after="0"/>
+        <w:jc w:val="center"/>
+        <w:rPr>
+          <w:rFonts w:ascii="TH SarabunPSK" w:hAnsi="TH SarabunPSK" w:cs="TH SarabunPSK"/>
           <w:sz w:val="32"/>
           <w:szCs w:val="32"/>
-          <w:bdr w:val="none" w:sz="0" w:space="0" w:color="auto" w:frame="1"/>
-        </w:rPr>
-        <w:drawing>
-          <wp:inline distT="0" distB="0" distL="0" distR="0" wp14:anchorId="2BB98B2C" wp14:editId="081CCF69">
-            <wp:extent cx="1435100" cy="2641600"/>
-            <wp:effectExtent l="0" t="0" r="0" b="0"/>
-            <wp:docPr id="140044659" name="รูปภาพ 1" descr="รูปภาพประกอบด้วย สัญลักษณ์, ยอด, เครื่องหมาย, มงกุฎ&#10;&#10;เนื้อหาที่สร้างโดย AI อาจไม่ถูกต้อง"/>
-            <wp:cNvGraphicFramePr>
-              <a:graphicFrameLocks xmlns:a="http://schemas.openxmlformats.org/drawingml/2006/main" noChangeAspect="1"/>
-            </wp:cNvGraphicFramePr>
-            <a:graphic xmlns:a="http://schemas.openxmlformats.org/drawingml/2006/main">
-              <a:graphicData uri="http://schemas.openxmlformats.org/drawingml/2006/picture">
-                <pic:pic xmlns:pic="http://schemas.openxmlformats.org/drawingml/2006/picture">
-                  <pic:nvPicPr>
-                    <pic:cNvPr id="1300269648" name="รูปภาพ 1" descr="รูปภาพประกอบด้วย สัญลักษณ์, ยอด, เครื่องหมาย, มงกุฎ&#10;&#10;เนื้อหาที่สร้างโดย AI อาจไม่ถูกต้อง"/>
-                    <pic:cNvPicPr>
-                      <a:picLocks noChangeAspect="1" noChangeArrowheads="1"/>
-                    </pic:cNvPicPr>
-                  </pic:nvPicPr>
-                  <pic:blipFill>
-                    <a:blip r:embed="rId4">
-                      <a:extLst>
-                        <a:ext uri="{28A0092B-C50C-407E-A947-70E740481C1C}">
-                          <a14:useLocalDpi xmlns:a14="http://schemas.microsoft.com/office/drawing/2010/main" val="0"/>
-                        </a:ext>
-                      </a:extLst>
-                    </a:blip>
-                    <a:srcRect/>
-                    <a:stretch>
-                      <a:fillRect/>
-                    </a:stretch>
-                  </pic:blipFill>
-                  <pic:spPr bwMode="auto">
-                    <a:xfrm>
-                      <a:off x="0" y="0"/>
-                      <a:ext cx="1435100" cy="2641600"/>
-                    </a:xfrm>
-                    <a:prstGeom prst="rect">
-                      <a:avLst/>
-                    </a:prstGeom>
-                    <a:noFill/>
-                    <a:ln>
-                      <a:noFill/>
-                    </a:ln>
-                  </pic:spPr>
-                </pic:pic>
-              </a:graphicData>
-            </a:graphic>
-          </wp:inline>
-        </w:drawing>
-      </w:r>
-      <w:r>
-        <w:rPr>
-          <w:rFonts w:ascii="TH Sarabun PSK" w:hAnsi="TH Sarabun PSK"/>
-          <w:color w:val="000000"/>
+        </w:rPr>
+      </w:pPr>
+    </w:p>
+    <w:p>
+      <w:pPr>
+        <w:spacing w:after="0"/>
+        <w:jc w:val="center"/>
+        <w:rPr>
+          <w:rFonts w:ascii="TH SarabunPSK" w:hAnsi="TH SarabunPSK" w:cs="TH SarabunPSK"/>
           <w:sz w:val="32"/>
           <w:szCs w:val="32"/>
-          <w:bdr w:val="none" w:sz="0" w:space="0" w:color="auto" w:frame="1"/>
-        </w:rPr>
-        <w:fldChar w:fldCharType="end"/>
-      </w:r>
-    </w:p>
-    <w:p>
-      <w:pPr>
-        <w:ind w:left="2880" w:firstLine="720"/>
-        <w:jc w:val="both"/>
+        </w:rPr>
+      </w:pPr>
+    </w:p>
+    <w:p>
+      <w:pPr>
+        <w:spacing w:after="0"/>
+        <w:jc w:val="center"/>
         <w:rPr>
           <w:rFonts w:ascii="TH SarabunPSK" w:hAnsi="TH SarabunPSK" w:cs="TH SarabunPSK"/>
           <w:sz w:val="32"/>
@@ -716,6 +155,72 @@
         <w:jc w:val="center"/>
         <w:rPr>
           <w:rFonts w:ascii="TH SarabunPSK" w:hAnsi="TH SarabunPSK" w:cs="TH SarabunPSK"/>
+          <w:sz w:val="32"/>
+          <w:szCs w:val="32"/>
+        </w:rPr>
+      </w:pPr>
+    </w:p>
+    <w:p>
+      <w:pPr>
+        <w:spacing w:after="0"/>
+        <w:jc w:val="center"/>
+        <w:rPr>
+          <w:rFonts w:ascii="TH SarabunPSK" w:hAnsi="TH SarabunPSK" w:cs="TH SarabunPSK"/>
+          <w:sz w:val="32"/>
+          <w:szCs w:val="32"/>
+        </w:rPr>
+      </w:pPr>
+    </w:p>
+    <w:p>
+      <w:pPr>
+        <w:spacing w:after="0"/>
+        <w:jc w:val="center"/>
+        <w:rPr>
+          <w:rFonts w:ascii="TH SarabunPSK" w:hAnsi="TH SarabunPSK" w:cs="TH SarabunPSK"/>
+          <w:sz w:val="32"/>
+          <w:szCs w:val="32"/>
+        </w:rPr>
+      </w:pPr>
+    </w:p>
+    <w:p>
+      <w:pPr>
+        <w:spacing w:after="0"/>
+        <w:jc w:val="center"/>
+        <w:rPr>
+          <w:rFonts w:ascii="TH SarabunPSK" w:hAnsi="TH SarabunPSK" w:cs="TH SarabunPSK"/>
+          <w:sz w:val="32"/>
+          <w:szCs w:val="32"/>
+        </w:rPr>
+      </w:pPr>
+    </w:p>
+    <w:p>
+      <w:pPr>
+        <w:spacing w:after="0"/>
+        <w:jc w:val="center"/>
+        <w:rPr>
+          <w:rFonts w:ascii="TH SarabunPSK" w:hAnsi="TH SarabunPSK" w:cs="TH SarabunPSK"/>
+          <w:sz w:val="32"/>
+          <w:szCs w:val="32"/>
+        </w:rPr>
+      </w:pPr>
+    </w:p>
+    <w:p>
+      <w:pPr>
+        <w:spacing w:after="0"/>
+        <w:jc w:val="center"/>
+        <w:rPr>
+          <w:rFonts w:ascii="TH SarabunPSK" w:hAnsi="TH SarabunPSK" w:cs="TH SarabunPSK" w:hint="cs"/>
+          <w:sz w:val="32"/>
+          <w:szCs w:val="32"/>
+        </w:rPr>
+      </w:pPr>
+    </w:p>
+    <w:p>
+      <w:pPr>
+        <w:spacing w:after="0"/>
+        <w:jc w:val="center"/>
+        <w:rPr>
+          <w:rFonts w:ascii="TH SarabunPSK" w:hAnsi="TH SarabunPSK" w:cs="TH SarabunPSK"/>
           <w:b/>
           <w:bCs/>
           <w:sz w:val="40"/>
@@ -752,46 +257,82 @@
       </w:r>
       <w:r>
         <w:rPr>
-          <w:rFonts w:ascii="TH SarabunPSK" w:hAnsi="TH SarabunPSK" w:cs="TH SarabunPSK" w:hint="cs"/>
-          <w:b/>
-          <w:bCs/>
+          <w:rFonts w:ascii="TH SarabunPSK" w:eastAsia="Times New Roman" w:hAnsi="TH SarabunPSK" w:cs="TH SarabunPSK"/>
+          <w:b/>
+          <w:bCs/>
+          <w:color w:val="000000"/>
+          <w:kern w:val="0"/>
           <w:sz w:val="40"/>
           <w:szCs w:val="40"/>
           <w:cs/>
-        </w:rPr>
-        <w:t xml:space="preserve">ระบบผู้ช่วยอัตโนมัติ </w:t>
-      </w:r>
-      <w:r>
-        <w:rPr>
-          <w:rFonts w:ascii="TH SarabunPSK" w:hAnsi="TH SarabunPSK" w:cs="TH SarabunPSK" w:hint="cs"/>
-          <w:b/>
-          <w:bCs/>
-          <w:sz w:val="40"/>
-          <w:szCs w:val="40"/>
-        </w:rPr>
-        <w:t xml:space="preserve">n8n </w:t>
-      </w:r>
-      <w:r>
-        <w:rPr>
-          <w:rFonts w:ascii="TH SarabunPSK" w:hAnsi="TH SarabunPSK" w:cs="TH SarabunPSK" w:hint="cs"/>
-          <w:b/>
-          <w:bCs/>
+          <w14:ligatures w14:val="none"/>
+        </w:rPr>
+        <w:br/>
+      </w:r>
+      <w:r>
+        <w:rPr>
+          <w:rFonts w:ascii="TH SarabunPSK" w:eastAsia="Times New Roman" w:hAnsi="TH SarabunPSK" w:cs="TH SarabunPSK" w:hint="cs"/>
+          <w:b/>
+          <w:bCs/>
+          <w:color w:val="000000"/>
+          <w:kern w:val="0"/>
           <w:sz w:val="40"/>
           <w:szCs w:val="40"/>
           <w:cs/>
-        </w:rPr>
-        <w:t xml:space="preserve">ผ่าน </w:t>
-      </w:r>
-      <w:r>
-        <w:rPr>
-          <w:rFonts w:ascii="TH SarabunPSK" w:hAnsi="TH SarabunPSK" w:cs="TH SarabunPSK" w:hint="cs"/>
-          <w:b/>
-          <w:bCs/>
-          <w:sz w:val="40"/>
-          <w:szCs w:val="40"/>
-        </w:rPr>
-        <w:t xml:space="preserve">LINE OA </w:t>
-      </w:r>
+          <w14:ligatures w14:val="none"/>
+        </w:rPr>
+        <w:t xml:space="preserve">เรื่อง </w:t>
+      </w:r>
+      <w:r>
+        <w:rPr>
+          <w:rFonts w:ascii="TH SarabunPSK" w:hAnsi="TH SarabunPSK" w:cs="TH SarabunPSK"/>
+          <w:b/>
+          <w:bCs/>
+          <w:sz w:val="40"/>
+          <w:szCs w:val="40"/>
+          <w:cs/>
+        </w:rPr>
+        <w:t>การพัฒนาระบบผู้ช่วยแบบตัวแทนเชิงปัญญาประดิษฐ์สำหรับองค์กร</w:t>
+      </w:r>
+    </w:p>
+    <w:p>
+      <w:pPr>
+        <w:spacing w:after="0"/>
+        <w:jc w:val="center"/>
+        <w:rPr>
+          <w:rFonts w:ascii="TH SarabunPSK" w:eastAsia="Times New Roman" w:hAnsi="TH SarabunPSK" w:cs="TH SarabunPSK"/>
+          <w:kern w:val="0"/>
+          <w:sz w:val="40"/>
+          <w:szCs w:val="40"/>
+          <w14:ligatures w14:val="none"/>
+        </w:rPr>
+      </w:pPr>
+    </w:p>
+    <w:p>
+      <w:pPr>
+        <w:spacing w:after="0"/>
+        <w:jc w:val="center"/>
+        <w:rPr>
+          <w:rFonts w:ascii="TH SarabunPSK" w:eastAsia="Times New Roman" w:hAnsi="TH SarabunPSK" w:cs="TH SarabunPSK"/>
+          <w:kern w:val="0"/>
+          <w:sz w:val="40"/>
+          <w:szCs w:val="40"/>
+          <w14:ligatures w14:val="none"/>
+        </w:rPr>
+      </w:pPr>
+    </w:p>
+    <w:p>
+      <w:pPr>
+        <w:spacing w:after="0"/>
+        <w:jc w:val="center"/>
+        <w:rPr>
+          <w:rFonts w:ascii="TH SarabunPSK" w:eastAsia="Times New Roman" w:hAnsi="TH SarabunPSK" w:cs="TH SarabunPSK"/>
+          <w:kern w:val="0"/>
+          <w:sz w:val="40"/>
+          <w:szCs w:val="40"/>
+          <w14:ligatures w14:val="none"/>
+        </w:rPr>
+      </w:pPr>
     </w:p>
     <w:p>
       <w:pPr>
@@ -805,261 +346,6 @@
           <w14:ligatures w14:val="none"/>
         </w:rPr>
       </w:pPr>
-      <w:r>
-        <w:rPr>
-          <w:rFonts w:ascii="TH SarabunPSK" w:hAnsi="TH SarabunPSK" w:cs="TH SarabunPSK" w:hint="cs"/>
-          <w:b/>
-          <w:bCs/>
-          <w:sz w:val="40"/>
-          <w:szCs w:val="40"/>
-          <w:cs/>
-        </w:rPr>
-        <w:t>สำหรับองค์กร</w:t>
-      </w:r>
-    </w:p>
-    <w:p>
-      <w:pPr>
-        <w:ind w:left="2880" w:firstLine="720"/>
-        <w:jc w:val="both"/>
-        <w:rPr>
-          <w:rFonts w:ascii="TH SarabunPSK" w:hAnsi="TH SarabunPSK" w:cs="TH SarabunPSK"/>
-          <w:sz w:val="32"/>
-          <w:szCs w:val="32"/>
-        </w:rPr>
-      </w:pPr>
-    </w:p>
-    <w:p>
-      <w:pPr>
-        <w:jc w:val="center"/>
-        <w:rPr>
-          <w:rFonts w:ascii="TH SarabunPSK" w:hAnsi="TH SarabunPSK" w:cs="TH SarabunPSK"/>
-          <w:sz w:val="40"/>
-          <w:szCs w:val="40"/>
-        </w:rPr>
-      </w:pPr>
-    </w:p>
-    <w:p>
-      <w:pPr>
-        <w:jc w:val="center"/>
-        <w:rPr>
-          <w:rFonts w:ascii="TH SarabunPSK" w:hAnsi="TH SarabunPSK" w:cs="TH SarabunPSK"/>
-          <w:sz w:val="40"/>
-          <w:szCs w:val="40"/>
-        </w:rPr>
-      </w:pPr>
-      <w:r>
-        <w:rPr>
-          <w:rFonts w:ascii="TH SarabunPSK" w:hAnsi="TH SarabunPSK" w:cs="TH SarabunPSK" w:hint="cs"/>
-          <w:sz w:val="40"/>
-          <w:szCs w:val="40"/>
-          <w:cs/>
-        </w:rPr>
-        <w:t xml:space="preserve">นาย วัชรินทร์ สายนันท์ </w:t>
-      </w:r>
-      <w:r>
-        <w:rPr>
-          <w:rFonts w:ascii="TH SarabunPSK" w:hAnsi="TH SarabunPSK" w:cs="TH SarabunPSK"/>
-          <w:sz w:val="40"/>
-          <w:szCs w:val="40"/>
-        </w:rPr>
-        <w:t xml:space="preserve"> 2651032341166</w:t>
-      </w:r>
-    </w:p>
-    <w:p>
-      <w:pPr>
-        <w:jc w:val="center"/>
-        <w:rPr>
-          <w:rFonts w:ascii="TH SarabunPSK" w:hAnsi="TH SarabunPSK" w:cs="TH SarabunPSK"/>
-          <w:sz w:val="40"/>
-          <w:szCs w:val="40"/>
-        </w:rPr>
-      </w:pPr>
-      <w:r>
-        <w:rPr>
-          <w:rFonts w:ascii="TH SarabunPSK" w:hAnsi="TH SarabunPSK" w:cs="TH SarabunPSK" w:hint="cs"/>
-          <w:sz w:val="40"/>
-          <w:szCs w:val="40"/>
-          <w:cs/>
-        </w:rPr>
-        <w:t xml:space="preserve">นาย </w:t>
-      </w:r>
-      <w:r>
-        <w:rPr>
-          <w:rFonts w:ascii="TH SarabunPSK" w:hAnsi="TH SarabunPSK" w:cs="TH SarabunPSK"/>
-          <w:sz w:val="40"/>
-          <w:szCs w:val="40"/>
-          <w:cs/>
-        </w:rPr>
-        <w:t>รัช</w:t>
-      </w:r>
-      <w:proofErr w:type="spellStart"/>
-      <w:r>
-        <w:rPr>
-          <w:rFonts w:ascii="TH SarabunPSK" w:hAnsi="TH SarabunPSK" w:cs="TH SarabunPSK"/>
-          <w:sz w:val="40"/>
-          <w:szCs w:val="40"/>
-          <w:cs/>
-        </w:rPr>
-        <w:t>ช์</w:t>
-      </w:r>
-      <w:proofErr w:type="spellEnd"/>
-      <w:r>
-        <w:rPr>
-          <w:rFonts w:ascii="TH SarabunPSK" w:hAnsi="TH SarabunPSK" w:cs="TH SarabunPSK"/>
-          <w:sz w:val="40"/>
-          <w:szCs w:val="40"/>
-          <w:cs/>
-        </w:rPr>
-        <w:t>ชกฤต</w:t>
-      </w:r>
-      <w:proofErr w:type="spellStart"/>
-      <w:r>
-        <w:rPr>
-          <w:rFonts w:ascii="TH SarabunPSK" w:hAnsi="TH SarabunPSK" w:cs="TH SarabunPSK"/>
-          <w:sz w:val="40"/>
-          <w:szCs w:val="40"/>
-          <w:cs/>
-        </w:rPr>
-        <w:t>ย์</w:t>
-      </w:r>
-      <w:proofErr w:type="spellEnd"/>
-      <w:r>
-        <w:rPr>
-          <w:rFonts w:ascii="TH SarabunPSK" w:hAnsi="TH SarabunPSK" w:cs="TH SarabunPSK"/>
-          <w:sz w:val="40"/>
-          <w:szCs w:val="40"/>
-          <w:cs/>
-        </w:rPr>
-        <w:t xml:space="preserve"> กิตติโชคธน</w:t>
-      </w:r>
-      <w:proofErr w:type="spellStart"/>
-      <w:r>
-        <w:rPr>
-          <w:rFonts w:ascii="TH SarabunPSK" w:hAnsi="TH SarabunPSK" w:cs="TH SarabunPSK"/>
-          <w:sz w:val="40"/>
-          <w:szCs w:val="40"/>
-          <w:cs/>
-        </w:rPr>
-        <w:t>วั</w:t>
-      </w:r>
-      <w:proofErr w:type="spellEnd"/>
-      <w:r>
-        <w:rPr>
-          <w:rFonts w:ascii="TH SarabunPSK" w:hAnsi="TH SarabunPSK" w:cs="TH SarabunPSK"/>
-          <w:sz w:val="40"/>
-          <w:szCs w:val="40"/>
-          <w:cs/>
-        </w:rPr>
-        <w:t>ชร์</w:t>
-      </w:r>
-      <w:r>
-        <w:rPr>
-          <w:rFonts w:ascii="TH SarabunPSK" w:hAnsi="TH SarabunPSK" w:cs="TH SarabunPSK" w:hint="cs"/>
-          <w:sz w:val="40"/>
-          <w:szCs w:val="40"/>
-          <w:cs/>
-        </w:rPr>
-        <w:t xml:space="preserve"> </w:t>
-      </w:r>
-      <w:r>
-        <w:rPr>
-          <w:rFonts w:ascii="TH SarabunPSK" w:hAnsi="TH SarabunPSK" w:cs="TH SarabunPSK"/>
-          <w:sz w:val="40"/>
-          <w:szCs w:val="40"/>
-        </w:rPr>
-        <w:t>2651032341166</w:t>
-      </w:r>
-    </w:p>
-    <w:p>
-      <w:pPr>
-        <w:rPr>
-          <w:rFonts w:ascii="TH SarabunPSK" w:hAnsi="TH SarabunPSK" w:cs="TH SarabunPSK"/>
-          <w:b/>
-          <w:bCs/>
-          <w:sz w:val="40"/>
-          <w:szCs w:val="40"/>
-        </w:rPr>
-      </w:pPr>
-    </w:p>
-    <w:p>
-      <w:pPr>
-        <w:rPr>
-          <w:rFonts w:ascii="TH SarabunPSK" w:hAnsi="TH SarabunPSK" w:cs="TH SarabunPSK"/>
-          <w:b/>
-          <w:bCs/>
-          <w:sz w:val="40"/>
-          <w:szCs w:val="40"/>
-        </w:rPr>
-      </w:pPr>
-    </w:p>
-    <w:p>
-      <w:pPr>
-        <w:jc w:val="center"/>
-        <w:rPr>
-          <w:rFonts w:ascii="TH SarabunPSK" w:hAnsi="TH SarabunPSK" w:cs="TH SarabunPSK"/>
-          <w:b/>
-          <w:bCs/>
-          <w:sz w:val="40"/>
-          <w:szCs w:val="40"/>
-        </w:rPr>
-      </w:pPr>
-      <w:r>
-        <w:rPr>
-          <w:rFonts w:ascii="TH SarabunPSK" w:hAnsi="TH SarabunPSK" w:cs="TH SarabunPSK" w:hint="cs"/>
-          <w:b/>
-          <w:bCs/>
-          <w:sz w:val="40"/>
-          <w:szCs w:val="40"/>
-          <w:cs/>
-        </w:rPr>
-        <w:t>รายงานโครงงานสหกิจศึกษานี้เป็นส่วนหนึ่งของการศึกษาตามหลักสูตร</w:t>
-      </w:r>
-    </w:p>
-    <w:p>
-      <w:pPr>
-        <w:jc w:val="center"/>
-        <w:rPr>
-          <w:rFonts w:ascii="TH SarabunPSK" w:hAnsi="TH SarabunPSK" w:cs="TH SarabunPSK"/>
-          <w:b/>
-          <w:bCs/>
-          <w:sz w:val="40"/>
-          <w:szCs w:val="40"/>
-        </w:rPr>
-      </w:pPr>
-      <w:r>
-        <w:rPr>
-          <w:rFonts w:ascii="TH SarabunPSK" w:hAnsi="TH SarabunPSK" w:cs="TH SarabunPSK" w:hint="cs"/>
-          <w:b/>
-          <w:bCs/>
-          <w:sz w:val="40"/>
-          <w:szCs w:val="40"/>
-          <w:cs/>
-        </w:rPr>
-        <w:t>เทคโนโลยีบัณฑิต สาขาวิชาเทคโนโลยีสารสนเทศและนวัตกรรมดิจิทัล</w:t>
-      </w:r>
-    </w:p>
-    <w:p>
-      <w:pPr>
-        <w:jc w:val="center"/>
-        <w:rPr>
-          <w:rFonts w:ascii="TH SarabunPSK" w:hAnsi="TH SarabunPSK" w:cs="TH SarabunPSK"/>
-          <w:b/>
-          <w:bCs/>
-          <w:sz w:val="40"/>
-          <w:szCs w:val="40"/>
-        </w:rPr>
-      </w:pPr>
-      <w:r>
-        <w:rPr>
-          <w:rFonts w:ascii="TH SarabunPSK" w:hAnsi="TH SarabunPSK" w:cs="TH SarabunPSK" w:hint="cs"/>
-          <w:b/>
-          <w:bCs/>
-          <w:sz w:val="40"/>
-          <w:szCs w:val="40"/>
-          <w:cs/>
-        </w:rPr>
-        <w:t>คณะอุตสาหกรรมและเทคโนโลยี</w:t>
-      </w:r>
     </w:p>
     <w:p>
       <w:pPr>
@@ -1068,8 +354,453 @@
         <w:rPr>
           <w:rFonts w:ascii="TH SarabunPSK" w:eastAsia="Times New Roman" w:hAnsi="TH SarabunPSK" w:cs="TH SarabunPSK" w:hint="cs"/>
           <w:kern w:val="0"/>
-          <w:szCs w:val="24"/>
+          <w:sz w:val="40"/>
+          <w:szCs w:val="40"/>
           <w14:ligatures w14:val="none"/>
+        </w:rPr>
+      </w:pPr>
+    </w:p>
+    <w:p>
+      <w:pPr>
+        <w:spacing w:after="0"/>
+        <w:jc w:val="center"/>
+        <w:rPr>
+          <w:rFonts w:ascii="TH SarabunPSK" w:hAnsi="TH SarabunPSK" w:cs="TH SarabunPSK" w:hint="cs"/>
+          <w:b/>
+          <w:bCs/>
+          <w:sz w:val="40"/>
+          <w:szCs w:val="40"/>
+        </w:rPr>
+      </w:pPr>
+    </w:p>
+    <w:p>
+      <w:pPr>
+        <w:tabs>
+          <w:tab w:val="left" w:pos="1560"/>
+          <w:tab w:val="left" w:pos="3686"/>
+          <w:tab w:val="left" w:pos="5529"/>
+        </w:tabs>
+        <w:spacing w:after="0"/>
+        <w:rPr>
+          <w:rFonts w:ascii="TH SarabunPSK" w:hAnsi="TH SarabunPSK" w:cs="TH SarabunPSK"/>
+          <w:b/>
+          <w:bCs/>
+          <w:sz w:val="40"/>
+          <w:szCs w:val="40"/>
+        </w:rPr>
+      </w:pPr>
+      <w:r>
+        <w:rPr>
+          <w:rFonts w:ascii="TH SarabunPSK" w:hAnsi="TH SarabunPSK" w:cs="TH SarabunPSK"/>
+          <w:b/>
+          <w:bCs/>
+          <w:sz w:val="40"/>
+          <w:szCs w:val="40"/>
+        </w:rPr>
+        <w:tab/>
+      </w:r>
+      <w:r>
+        <w:rPr>
+          <w:rFonts w:ascii="TH SarabunPSK" w:hAnsi="TH SarabunPSK" w:cs="TH SarabunPSK" w:hint="cs"/>
+          <w:b/>
+          <w:bCs/>
+          <w:sz w:val="40"/>
+          <w:szCs w:val="40"/>
+          <w:cs/>
+        </w:rPr>
+        <w:t xml:space="preserve">นายวัชรินทร์ </w:t>
+      </w:r>
+      <w:r>
+        <w:rPr>
+          <w:rFonts w:ascii="TH SarabunPSK" w:hAnsi="TH SarabunPSK" w:cs="TH SarabunPSK"/>
+          <w:b/>
+          <w:bCs/>
+          <w:sz w:val="40"/>
+          <w:szCs w:val="40"/>
+        </w:rPr>
+        <w:tab/>
+      </w:r>
+      <w:r>
+        <w:rPr>
+          <w:rFonts w:ascii="TH SarabunPSK" w:hAnsi="TH SarabunPSK" w:cs="TH SarabunPSK" w:hint="cs"/>
+          <w:b/>
+          <w:bCs/>
+          <w:sz w:val="40"/>
+          <w:szCs w:val="40"/>
+          <w:cs/>
+        </w:rPr>
+        <w:t xml:space="preserve">สายนันท์ </w:t>
+      </w:r>
+      <w:r>
+        <w:rPr>
+          <w:rFonts w:ascii="TH SarabunPSK" w:hAnsi="TH SarabunPSK" w:cs="TH SarabunPSK"/>
+          <w:b/>
+          <w:bCs/>
+          <w:sz w:val="40"/>
+          <w:szCs w:val="40"/>
+        </w:rPr>
+        <w:t xml:space="preserve"> </w:t>
+      </w:r>
+      <w:r>
+        <w:rPr>
+          <w:rFonts w:ascii="TH SarabunPSK" w:hAnsi="TH SarabunPSK" w:cs="TH SarabunPSK"/>
+          <w:b/>
+          <w:bCs/>
+          <w:sz w:val="40"/>
+          <w:szCs w:val="40"/>
+        </w:rPr>
+        <w:tab/>
+      </w:r>
+      <w:r>
+        <w:rPr>
+          <w:rFonts w:ascii="TH SarabunPSK" w:hAnsi="TH SarabunPSK" w:cs="TH SarabunPSK"/>
+          <w:b/>
+          <w:bCs/>
+          <w:sz w:val="40"/>
+          <w:szCs w:val="40"/>
+        </w:rPr>
+        <w:t>2651032341166</w:t>
+      </w:r>
+    </w:p>
+    <w:p>
+      <w:pPr>
+        <w:tabs>
+          <w:tab w:val="left" w:pos="1560"/>
+          <w:tab w:val="left" w:pos="3686"/>
+          <w:tab w:val="left" w:pos="5529"/>
+        </w:tabs>
+        <w:spacing w:after="0"/>
+        <w:rPr>
+          <w:rFonts w:ascii="TH SarabunPSK" w:hAnsi="TH SarabunPSK" w:cs="TH SarabunPSK"/>
+          <w:b/>
+          <w:bCs/>
+          <w:sz w:val="40"/>
+          <w:szCs w:val="40"/>
+        </w:rPr>
+      </w:pPr>
+      <w:r>
+        <w:rPr>
+          <w:rFonts w:ascii="TH SarabunPSK" w:hAnsi="TH SarabunPSK" w:cs="TH SarabunPSK"/>
+          <w:b/>
+          <w:bCs/>
+          <w:sz w:val="40"/>
+          <w:szCs w:val="40"/>
+        </w:rPr>
+        <w:tab/>
+      </w:r>
+      <w:r>
+        <w:rPr>
+          <w:rFonts w:ascii="TH SarabunPSK" w:hAnsi="TH SarabunPSK" w:cs="TH SarabunPSK" w:hint="cs"/>
+          <w:b/>
+          <w:bCs/>
+          <w:sz w:val="40"/>
+          <w:szCs w:val="40"/>
+          <w:cs/>
+        </w:rPr>
+        <w:t>นาย</w:t>
+      </w:r>
+      <w:r>
+        <w:rPr>
+          <w:rFonts w:ascii="TH SarabunPSK" w:hAnsi="TH SarabunPSK" w:cs="TH SarabunPSK"/>
+          <w:b/>
+          <w:bCs/>
+          <w:sz w:val="40"/>
+          <w:szCs w:val="40"/>
+          <w:cs/>
+        </w:rPr>
+        <w:t>รัช</w:t>
+      </w:r>
+      <w:proofErr w:type="spellStart"/>
+      <w:r>
+        <w:rPr>
+          <w:rFonts w:ascii="TH SarabunPSK" w:hAnsi="TH SarabunPSK" w:cs="TH SarabunPSK"/>
+          <w:b/>
+          <w:bCs/>
+          <w:sz w:val="40"/>
+          <w:szCs w:val="40"/>
+          <w:cs/>
+        </w:rPr>
+        <w:t>ช์</w:t>
+      </w:r>
+      <w:proofErr w:type="spellEnd"/>
+      <w:r>
+        <w:rPr>
+          <w:rFonts w:ascii="TH SarabunPSK" w:hAnsi="TH SarabunPSK" w:cs="TH SarabunPSK"/>
+          <w:b/>
+          <w:bCs/>
+          <w:sz w:val="40"/>
+          <w:szCs w:val="40"/>
+          <w:cs/>
+        </w:rPr>
+        <w:t>ชกฤต</w:t>
+      </w:r>
+      <w:proofErr w:type="spellStart"/>
+      <w:r>
+        <w:rPr>
+          <w:rFonts w:ascii="TH SarabunPSK" w:hAnsi="TH SarabunPSK" w:cs="TH SarabunPSK"/>
+          <w:b/>
+          <w:bCs/>
+          <w:sz w:val="40"/>
+          <w:szCs w:val="40"/>
+          <w:cs/>
+        </w:rPr>
+        <w:t>ย์</w:t>
+      </w:r>
+      <w:proofErr w:type="spellEnd"/>
+      <w:r>
+        <w:rPr>
+          <w:rFonts w:ascii="TH SarabunPSK" w:hAnsi="TH SarabunPSK" w:cs="TH SarabunPSK"/>
+          <w:b/>
+          <w:bCs/>
+          <w:sz w:val="40"/>
+          <w:szCs w:val="40"/>
+        </w:rPr>
+        <w:tab/>
+      </w:r>
+      <w:r>
+        <w:rPr>
+          <w:rFonts w:ascii="TH SarabunPSK" w:hAnsi="TH SarabunPSK" w:cs="TH SarabunPSK"/>
+          <w:b/>
+          <w:bCs/>
+          <w:sz w:val="40"/>
+          <w:szCs w:val="40"/>
+          <w:cs/>
+        </w:rPr>
+        <w:t>กิตติโชคธน</w:t>
+      </w:r>
+      <w:proofErr w:type="spellStart"/>
+      <w:r>
+        <w:rPr>
+          <w:rFonts w:ascii="TH SarabunPSK" w:hAnsi="TH SarabunPSK" w:cs="TH SarabunPSK"/>
+          <w:b/>
+          <w:bCs/>
+          <w:sz w:val="40"/>
+          <w:szCs w:val="40"/>
+          <w:cs/>
+        </w:rPr>
+        <w:t>วั</w:t>
+      </w:r>
+      <w:proofErr w:type="spellEnd"/>
+      <w:r>
+        <w:rPr>
+          <w:rFonts w:ascii="TH SarabunPSK" w:hAnsi="TH SarabunPSK" w:cs="TH SarabunPSK"/>
+          <w:b/>
+          <w:bCs/>
+          <w:sz w:val="40"/>
+          <w:szCs w:val="40"/>
+          <w:cs/>
+        </w:rPr>
+        <w:t>ชร์</w:t>
+      </w:r>
+      <w:r>
+        <w:rPr>
+          <w:rFonts w:ascii="TH SarabunPSK" w:hAnsi="TH SarabunPSK" w:cs="TH SarabunPSK" w:hint="cs"/>
+          <w:b/>
+          <w:bCs/>
+          <w:sz w:val="40"/>
+          <w:szCs w:val="40"/>
+          <w:cs/>
+        </w:rPr>
+        <w:t xml:space="preserve"> </w:t>
+      </w:r>
+      <w:r>
+        <w:rPr>
+          <w:rFonts w:ascii="TH SarabunPSK" w:hAnsi="TH SarabunPSK" w:cs="TH SarabunPSK"/>
+          <w:b/>
+          <w:bCs/>
+          <w:sz w:val="40"/>
+          <w:szCs w:val="40"/>
+        </w:rPr>
+        <w:tab/>
+      </w:r>
+      <w:r>
+        <w:rPr>
+          <w:rFonts w:ascii="TH SarabunPSK" w:hAnsi="TH SarabunPSK" w:cs="TH SarabunPSK"/>
+          <w:b/>
+          <w:bCs/>
+          <w:sz w:val="40"/>
+          <w:szCs w:val="40"/>
+        </w:rPr>
+        <w:t>26510323411</w:t>
+      </w:r>
+      <w:r>
+        <w:rPr>
+          <w:rFonts w:ascii="TH SarabunPSK" w:hAnsi="TH SarabunPSK" w:cs="TH SarabunPSK"/>
+          <w:b/>
+          <w:bCs/>
+          <w:sz w:val="40"/>
+          <w:szCs w:val="40"/>
+        </w:rPr>
+        <w:t>42</w:t>
+      </w:r>
+    </w:p>
+    <w:p>
+      <w:pPr>
+        <w:spacing w:after="0"/>
+        <w:rPr>
+          <w:rFonts w:ascii="TH SarabunPSK" w:hAnsi="TH SarabunPSK" w:cs="TH SarabunPSK"/>
+          <w:b/>
+          <w:bCs/>
+          <w:sz w:val="40"/>
+          <w:szCs w:val="40"/>
+        </w:rPr>
+      </w:pPr>
+    </w:p>
+    <w:p>
+      <w:pPr>
+        <w:spacing w:after="0"/>
+        <w:rPr>
+          <w:rFonts w:ascii="TH SarabunPSK" w:hAnsi="TH SarabunPSK" w:cs="TH SarabunPSK"/>
+          <w:b/>
+          <w:bCs/>
+          <w:sz w:val="40"/>
+          <w:szCs w:val="40"/>
+        </w:rPr>
+      </w:pPr>
+    </w:p>
+    <w:p>
+      <w:pPr>
+        <w:spacing w:after="0"/>
+        <w:rPr>
+          <w:rFonts w:ascii="TH SarabunPSK" w:hAnsi="TH SarabunPSK" w:cs="TH SarabunPSK"/>
+          <w:b/>
+          <w:bCs/>
+          <w:sz w:val="40"/>
+          <w:szCs w:val="40"/>
+        </w:rPr>
+      </w:pPr>
+    </w:p>
+    <w:p>
+      <w:pPr>
+        <w:spacing w:after="0"/>
+        <w:rPr>
+          <w:rFonts w:ascii="TH SarabunPSK" w:hAnsi="TH SarabunPSK" w:cs="TH SarabunPSK" w:hint="cs"/>
+          <w:b/>
+          <w:bCs/>
+          <w:sz w:val="40"/>
+          <w:szCs w:val="40"/>
+        </w:rPr>
+      </w:pPr>
+    </w:p>
+    <w:p>
+      <w:pPr>
+        <w:spacing w:after="0"/>
+        <w:rPr>
+          <w:rFonts w:ascii="TH SarabunPSK" w:hAnsi="TH SarabunPSK" w:cs="TH SarabunPSK"/>
+          <w:b/>
+          <w:bCs/>
+          <w:sz w:val="40"/>
+          <w:szCs w:val="40"/>
+        </w:rPr>
+      </w:pPr>
+    </w:p>
+    <w:p>
+      <w:pPr>
+        <w:spacing w:after="0"/>
+        <w:rPr>
+          <w:rFonts w:ascii="TH SarabunPSK" w:hAnsi="TH SarabunPSK" w:cs="TH SarabunPSK" w:hint="cs"/>
+          <w:b/>
+          <w:bCs/>
+          <w:sz w:val="40"/>
+          <w:szCs w:val="40"/>
+        </w:rPr>
+      </w:pPr>
+    </w:p>
+    <w:p>
+      <w:pPr>
+        <w:spacing w:after="0"/>
+        <w:rPr>
+          <w:rFonts w:ascii="TH SarabunPSK" w:hAnsi="TH SarabunPSK" w:cs="TH SarabunPSK" w:hint="cs"/>
+          <w:b/>
+          <w:bCs/>
+          <w:sz w:val="40"/>
+          <w:szCs w:val="40"/>
+        </w:rPr>
+      </w:pPr>
+    </w:p>
+    <w:p>
+      <w:pPr>
+        <w:spacing w:after="0"/>
+        <w:jc w:val="center"/>
+        <w:rPr>
+          <w:rFonts w:ascii="TH SarabunPSK" w:hAnsi="TH SarabunPSK" w:cs="TH SarabunPSK"/>
+          <w:b/>
+          <w:bCs/>
+          <w:sz w:val="40"/>
+          <w:szCs w:val="40"/>
+        </w:rPr>
+      </w:pPr>
+      <w:r>
+        <w:rPr>
+          <w:rFonts w:ascii="TH SarabunPSK" w:hAnsi="TH SarabunPSK" w:cs="TH SarabunPSK" w:hint="cs"/>
+          <w:b/>
+          <w:bCs/>
+          <w:sz w:val="40"/>
+          <w:szCs w:val="40"/>
+          <w:cs/>
+        </w:rPr>
+        <w:t>รายงานโครงงานสหกิจศึกษานี้เป็นส่วนหนึ่งของการศึกษาตามหลักสูตร</w:t>
+      </w:r>
+    </w:p>
+    <w:p>
+      <w:pPr>
+        <w:spacing w:after="0"/>
+        <w:jc w:val="center"/>
+        <w:rPr>
+          <w:rFonts w:ascii="TH SarabunPSK" w:hAnsi="TH SarabunPSK" w:cs="TH SarabunPSK"/>
+          <w:b/>
+          <w:bCs/>
+          <w:sz w:val="40"/>
+          <w:szCs w:val="40"/>
+        </w:rPr>
+      </w:pPr>
+      <w:r>
+        <w:rPr>
+          <w:rFonts w:ascii="TH SarabunPSK" w:hAnsi="TH SarabunPSK" w:cs="TH SarabunPSK" w:hint="cs"/>
+          <w:b/>
+          <w:bCs/>
+          <w:sz w:val="40"/>
+          <w:szCs w:val="40"/>
+          <w:cs/>
+        </w:rPr>
+        <w:t>เทคโนโลยีบัณฑิต สาขาวิชาเทคโนโลยีสารสนเทศและนวัตกรรมดิจิทัล</w:t>
+      </w:r>
+    </w:p>
+    <w:p>
+      <w:pPr>
+        <w:spacing w:after="0"/>
+        <w:jc w:val="center"/>
+        <w:rPr>
+          <w:rFonts w:ascii="TH SarabunPSK" w:hAnsi="TH SarabunPSK" w:cs="TH SarabunPSK"/>
+          <w:b/>
+          <w:bCs/>
+          <w:sz w:val="40"/>
+          <w:szCs w:val="40"/>
+        </w:rPr>
+      </w:pPr>
+      <w:r>
+        <w:rPr>
+          <w:rFonts w:ascii="TH SarabunPSK" w:hAnsi="TH SarabunPSK" w:cs="TH SarabunPSK" w:hint="cs"/>
+          <w:b/>
+          <w:bCs/>
+          <w:sz w:val="40"/>
+          <w:szCs w:val="40"/>
+          <w:cs/>
+        </w:rPr>
+        <w:t>คณะอุตสาหกรรมและเทคโนโลยี</w:t>
+      </w:r>
+    </w:p>
+    <w:p>
+      <w:pPr>
+        <w:spacing w:after="0"/>
+        <w:jc w:val="center"/>
+        <w:rPr>
+          <w:rFonts w:ascii="TH SarabunPSK" w:hAnsi="TH SarabunPSK" w:cs="TH SarabunPSK" w:hint="cs"/>
+          <w:b/>
+          <w:bCs/>
+          <w:sz w:val="40"/>
+          <w:szCs w:val="40"/>
+          <w:cs/>
         </w:rPr>
       </w:pPr>
       <w:r>
@@ -1136,21 +867,9 @@
         <w:t>68</w:t>
       </w:r>
     </w:p>
-    <w:p>
-      <w:pPr>
-        <w:rPr>
-          <w:rFonts w:ascii="TH SarabunPSK" w:hAnsi="TH SarabunPSK" w:cs="TH SarabunPSK" w:hint="cs"/>
-          <w:b/>
-          <w:bCs/>
-          <w:sz w:val="40"/>
-          <w:szCs w:val="40"/>
-          <w:cs/>
-        </w:rPr>
-      </w:pPr>
-    </w:p>
     <w:sectPr>
       <w:pgSz w:w="11906" w:h="16838"/>
-      <w:pgMar w:top="1440" w:right="1440" w:bottom="1440" w:left="1440" w:header="708" w:footer="708" w:gutter="0"/>
+      <w:pgMar w:top="2160" w:right="1440" w:bottom="1440" w:left="2160" w:header="709" w:footer="709" w:gutter="0"/>
       <w:cols w:space="708"/>
       <w:docGrid w:linePitch="360"/>
     </w:sectPr>
@@ -1158,8 +877,58 @@
 </w:document>
 </file>
 
+<file path=word/endnotes.xml><?xml version="1.0" encoding="utf-8"?>
+<w:endnotes xmlns:wpc="http://schemas.microsoft.com/office/word/2010/wordprocessingCanvas" xmlns:cx="http://schemas.microsoft.com/office/drawing/2014/chartex" xmlns:cx1="http://schemas.microsoft.com/office/drawing/2015/9/8/chartex" xmlns:cx2="http://schemas.microsoft.com/office/drawing/2015/10/21/chartex" xmlns:cx3="http://schemas.microsoft.com/office/drawing/2016/5/9/chartex" xmlns:cx4="http://schemas.microsoft.com/office/drawing/2016/5/10/chartex" xmlns:cx5="http://schemas.microsoft.com/office/drawing/2016/5/11/chartex" xmlns:cx6="http://schemas.microsoft.com/office/drawing/2016/5/12/chartex" xmlns:cx7="http://schemas.microsoft.com/office/drawing/2016/5/13/chartex" xmlns:cx8="http://schemas.microsoft.com/office/drawing/2016/5/14/chartex" xmlns:mc="http://schemas.openxmlformats.org/markup-compatibility/2006" xmlns:aink="http://schemas.microsoft.com/office/drawing/2016/ink" xmlns:am3d="http://schemas.microsoft.com/office/drawing/2017/model3d" xmlns:o="urn:schemas-microsoft-com:office:office" xmlns:r="http://schemas.openxmlformats.org/officeDocument/2006/relationships" xmlns:m="http://schemas.openxmlformats.org/officeDocument/2006/math" xmlns:v="urn:schemas-microsoft-com:vml" xmlns:wp14="http://schemas.microsoft.com/office/word/2010/wordprocessingDrawing" xmlns:wp="http://schemas.openxmlformats.org/drawingml/2006/wordprocessingDrawing" xmlns:w10="urn:schemas-microsoft-com:office:word" xmlns:w="http://schemas.openxmlformats.org/wordprocessingml/2006/main" xmlns:w14="http://schemas.microsoft.com/office/word/2010/wordml" xmlns:w15="http://schemas.microsoft.com/office/word/2012/wordml" xmlns:w16cex="http://schemas.microsoft.com/office/word/2018/wordml/cex" xmlns:w16cid="http://schemas.microsoft.com/office/word/2016/wordml/cid" xmlns:w16="http://schemas.microsoft.com/office/word/2018/wordml" xmlns:w16sdtdh="http://schemas.microsoft.com/office/word/2020/wordml/sdtdatahash" xmlns:w16se="http://schemas.microsoft.com/office/word/2015/wordml/symex" xmlns:wpg="http://schemas.microsoft.com/office/word/2010/wordprocessingGroup" xmlns:wpi="http://schemas.microsoft.com/office/word/2010/wordprocessingInk" xmlns:wne="http://schemas.microsoft.com/office/word/2006/wordml" xmlns:wps="http://schemas.microsoft.com/office/word/2010/wordprocessingShape" mc:Ignorable="w14 w15 w16se w16cid w16 w16cex w16sdtdh wp14">
+  <w:endnote w:type="separator" w:id="-1">
+    <w:p>
+      <w:pPr>
+        <w:spacing w:after="0"/>
+      </w:pPr>
+      <w:r>
+        <w:separator/>
+      </w:r>
+    </w:p>
+  </w:endnote>
+  <w:endnote w:type="continuationSeparator" w:id="0">
+    <w:p>
+      <w:pPr>
+        <w:spacing w:after="0"/>
+      </w:pPr>
+      <w:r>
+        <w:continuationSeparator/>
+      </w:r>
+    </w:p>
+  </w:endnote>
+</w:endnotes>
+</file>
+
+<file path=word/footnotes.xml><?xml version="1.0" encoding="utf-8"?>
+<w:footnotes xmlns:wpc="http://schemas.microsoft.com/office/word/2010/wordprocessingCanvas" xmlns:cx="http://schemas.microsoft.com/office/drawing/2014/chartex" xmlns:cx1="http://schemas.microsoft.com/office/drawing/2015/9/8/chartex" xmlns:cx2="http://schemas.microsoft.com/office/drawing/2015/10/21/chartex" xmlns:cx3="http://schemas.microsoft.com/office/drawing/2016/5/9/chartex" xmlns:cx4="http://schemas.microsoft.com/office/drawing/2016/5/10/chartex" xmlns:cx5="http://schemas.microsoft.com/office/drawing/2016/5/11/chartex" xmlns:cx6="http://schemas.microsoft.com/office/drawing/2016/5/12/chartex" xmlns:cx7="http://schemas.microsoft.com/office/drawing/2016/5/13/chartex" xmlns:cx8="http://schemas.microsoft.com/office/drawing/2016/5/14/chartex" xmlns:mc="http://schemas.openxmlformats.org/markup-compatibility/2006" xmlns:aink="http://schemas.microsoft.com/office/drawing/2016/ink" xmlns:am3d="http://schemas.microsoft.com/office/drawing/2017/model3d" xmlns:o="urn:schemas-microsoft-com:office:office" xmlns:r="http://schemas.openxmlformats.org/officeDocument/2006/relationships" xmlns:m="http://schemas.openxmlformats.org/officeDocument/2006/math" xmlns:v="urn:schemas-microsoft-com:vml" xmlns:wp14="http://schemas.microsoft.com/office/word/2010/wordprocessingDrawing" xmlns:wp="http://schemas.openxmlformats.org/drawingml/2006/wordprocessingDrawing" xmlns:w10="urn:schemas-microsoft-com:office:word" xmlns:w="http://schemas.openxmlformats.org/wordprocessingml/2006/main" xmlns:w14="http://schemas.microsoft.com/office/word/2010/wordml" xmlns:w15="http://schemas.microsoft.com/office/word/2012/wordml" xmlns:w16cex="http://schemas.microsoft.com/office/word/2018/wordml/cex" xmlns:w16cid="http://schemas.microsoft.com/office/word/2016/wordml/cid" xmlns:w16="http://schemas.microsoft.com/office/word/2018/wordml" xmlns:w16sdtdh="http://schemas.microsoft.com/office/word/2020/wordml/sdtdatahash" xmlns:w16se="http://schemas.microsoft.com/office/word/2015/wordml/symex" xmlns:wpg="http://schemas.microsoft.com/office/word/2010/wordprocessingGroup" xmlns:wpi="http://schemas.microsoft.com/office/word/2010/wordprocessingInk" xmlns:wne="http://schemas.microsoft.com/office/word/2006/wordml" xmlns:wps="http://schemas.microsoft.com/office/word/2010/wordprocessingShape" mc:Ignorable="w14 w15 w16se w16cid w16 w16cex w16sdtdh wp14">
+  <w:footnote w:type="separator" w:id="-1">
+    <w:p>
+      <w:pPr>
+        <w:spacing w:after="0"/>
+      </w:pPr>
+      <w:r>
+        <w:separator/>
+      </w:r>
+    </w:p>
+  </w:footnote>
+  <w:footnote w:type="continuationSeparator" w:id="0">
+    <w:p>
+      <w:pPr>
+        <w:spacing w:after="0"/>
+      </w:pPr>
+      <w:r>
+        <w:continuationSeparator/>
+      </w:r>
+    </w:p>
+  </w:footnote>
+</w:footnotes>
+</file>
+
 <file path=word/styles.xml><?xml version="1.0" encoding="utf-8"?>
-<w:styles xmlns:mc="http://schemas.openxmlformats.org/markup-compatibility/2006" xmlns:r="http://schemas.openxmlformats.org/officeDocument/2006/relationships" xmlns:w="http://schemas.openxmlformats.org/wordprocessingml/2006/main" xmlns:w14="http://schemas.microsoft.com/office/word/2010/wordml" xmlns:w15="http://schemas.microsoft.com/office/word/2012/wordml" xmlns:w16cex="http://schemas.microsoft.com/office/word/2018/wordml/cex" xmlns:w16cid="http://schemas.microsoft.com/office/word/2016/wordml/cid" xmlns:w16="http://schemas.microsoft.com/office/word/2018/wordml" xmlns:w16du="http://schemas.microsoft.com/office/word/2023/wordml/word16du" xmlns:w16sdtdh="http://schemas.microsoft.com/office/word/2020/wordml/sdtdatahash" xmlns:w16sdtfl="http://schemas.microsoft.com/office/word/2024/wordml/sdtformatlock" xmlns:w16se="http://schemas.microsoft.com/office/word/2015/wordml/symex" mc:Ignorable="w14 w15 w16se w16cid w16 w16cex w16sdtdh w16sdtfl w16du">
+<w:styles xmlns:mc="http://schemas.openxmlformats.org/markup-compatibility/2006" xmlns:r="http://schemas.openxmlformats.org/officeDocument/2006/relationships" xmlns:w="http://schemas.openxmlformats.org/wordprocessingml/2006/main" xmlns:w14="http://schemas.microsoft.com/office/word/2010/wordml" xmlns:w15="http://schemas.microsoft.com/office/word/2012/wordml" xmlns:w16cex="http://schemas.microsoft.com/office/word/2018/wordml/cex" xmlns:w16cid="http://schemas.microsoft.com/office/word/2016/wordml/cid" xmlns:w16="http://schemas.microsoft.com/office/word/2018/wordml" xmlns:w16sdtdh="http://schemas.microsoft.com/office/word/2020/wordml/sdtdatahash" xmlns:w16se="http://schemas.microsoft.com/office/word/2015/wordml/symex" mc:Ignorable="w14 w15 w16se w16cid w16 w16cex w16sdtdh">
   <w:docDefaults>
     <w:rPrDefault>
       <w:rPr>
@@ -1555,18 +1324,18 @@
     <w:lsdException w:name="Unresolved Mention" w:semiHidden="1" w:unhideWhenUsed="1"/>
     <w:lsdException w:name="Smart Link" w:semiHidden="1" w:unhideWhenUsed="1"/>
   </w:latentStyles>
-  <w:style w:type="paragraph" w:default="1" w:styleId="a">
+  <w:style w:type="paragraph" w:default="1" w:styleId="Normal">
     <w:name w:val="Normal"/>
     <w:qFormat/>
     <w:rPr>
       <w:rFonts w:cs="Angsana New"/>
     </w:rPr>
   </w:style>
-  <w:style w:type="paragraph" w:styleId="1">
+  <w:style w:type="paragraph" w:styleId="Heading1">
     <w:name w:val="heading 1"/>
-    <w:basedOn w:val="a"/>
-    <w:next w:val="a"/>
-    <w:link w:val="10"/>
+    <w:basedOn w:val="Normal"/>
+    <w:next w:val="Normal"/>
+    <w:link w:val="Heading1Char"/>
     <w:uiPriority w:val="9"/>
     <w:qFormat/>
     <w:rsid w:val="00CE0274"/>
@@ -1583,11 +1352,11 @@
       <w:szCs w:val="50"/>
     </w:rPr>
   </w:style>
-  <w:style w:type="paragraph" w:styleId="2">
+  <w:style w:type="paragraph" w:styleId="Heading2">
     <w:name w:val="heading 2"/>
-    <w:basedOn w:val="a"/>
-    <w:next w:val="a"/>
-    <w:link w:val="20"/>
+    <w:basedOn w:val="Normal"/>
+    <w:next w:val="Normal"/>
+    <w:link w:val="Heading2Char"/>
     <w:uiPriority w:val="9"/>
     <w:semiHidden/>
     <w:unhideWhenUsed/>
@@ -1606,11 +1375,11 @@
       <w:szCs w:val="40"/>
     </w:rPr>
   </w:style>
-  <w:style w:type="paragraph" w:styleId="3">
+  <w:style w:type="paragraph" w:styleId="Heading3">
     <w:name w:val="heading 3"/>
-    <w:basedOn w:val="a"/>
-    <w:next w:val="a"/>
-    <w:link w:val="30"/>
+    <w:basedOn w:val="Normal"/>
+    <w:next w:val="Normal"/>
+    <w:link w:val="Heading3Char"/>
     <w:uiPriority w:val="9"/>
     <w:semiHidden/>
     <w:unhideWhenUsed/>
@@ -1629,11 +1398,11 @@
       <w:szCs w:val="35"/>
     </w:rPr>
   </w:style>
-  <w:style w:type="paragraph" w:styleId="4">
+  <w:style w:type="paragraph" w:styleId="Heading4">
     <w:name w:val="heading 4"/>
-    <w:basedOn w:val="a"/>
-    <w:next w:val="a"/>
-    <w:link w:val="40"/>
+    <w:basedOn w:val="Normal"/>
+    <w:next w:val="Normal"/>
+    <w:link w:val="Heading4Char"/>
     <w:uiPriority w:val="9"/>
     <w:semiHidden/>
     <w:unhideWhenUsed/>
@@ -1652,11 +1421,11 @@
       <w:color w:val="2F5496" w:themeColor="accent1" w:themeShade="BF"/>
     </w:rPr>
   </w:style>
-  <w:style w:type="paragraph" w:styleId="5">
+  <w:style w:type="paragraph" w:styleId="Heading5">
     <w:name w:val="heading 5"/>
-    <w:basedOn w:val="a"/>
-    <w:next w:val="a"/>
-    <w:link w:val="50"/>
+    <w:basedOn w:val="Normal"/>
+    <w:next w:val="Normal"/>
+    <w:link w:val="Heading5Char"/>
     <w:uiPriority w:val="9"/>
     <w:semiHidden/>
     <w:unhideWhenUsed/>
@@ -1673,11 +1442,11 @@
       <w:color w:val="2F5496" w:themeColor="accent1" w:themeShade="BF"/>
     </w:rPr>
   </w:style>
-  <w:style w:type="paragraph" w:styleId="6">
+  <w:style w:type="paragraph" w:styleId="Heading6">
     <w:name w:val="heading 6"/>
-    <w:basedOn w:val="a"/>
-    <w:next w:val="a"/>
-    <w:link w:val="60"/>
+    <w:basedOn w:val="Normal"/>
+    <w:next w:val="Normal"/>
+    <w:link w:val="Heading6Char"/>
     <w:uiPriority w:val="9"/>
     <w:semiHidden/>
     <w:unhideWhenUsed/>
@@ -1696,11 +1465,11 @@
       <w:color w:val="595959" w:themeColor="text1" w:themeTint="A6"/>
     </w:rPr>
   </w:style>
-  <w:style w:type="paragraph" w:styleId="7">
+  <w:style w:type="paragraph" w:styleId="Heading7">
     <w:name w:val="heading 7"/>
-    <w:basedOn w:val="a"/>
-    <w:next w:val="a"/>
-    <w:link w:val="70"/>
+    <w:basedOn w:val="Normal"/>
+    <w:next w:val="Normal"/>
+    <w:link w:val="Heading7Char"/>
     <w:uiPriority w:val="9"/>
     <w:semiHidden/>
     <w:unhideWhenUsed/>
@@ -1717,11 +1486,11 @@
       <w:color w:val="595959" w:themeColor="text1" w:themeTint="A6"/>
     </w:rPr>
   </w:style>
-  <w:style w:type="paragraph" w:styleId="8">
+  <w:style w:type="paragraph" w:styleId="Heading8">
     <w:name w:val="heading 8"/>
-    <w:basedOn w:val="a"/>
-    <w:next w:val="a"/>
-    <w:link w:val="80"/>
+    <w:basedOn w:val="Normal"/>
+    <w:next w:val="Normal"/>
+    <w:link w:val="Heading8Char"/>
     <w:uiPriority w:val="9"/>
     <w:semiHidden/>
     <w:unhideWhenUsed/>
@@ -1740,11 +1509,11 @@
       <w:color w:val="272727" w:themeColor="text1" w:themeTint="D8"/>
     </w:rPr>
   </w:style>
-  <w:style w:type="paragraph" w:styleId="9">
+  <w:style w:type="paragraph" w:styleId="Heading9">
     <w:name w:val="heading 9"/>
-    <w:basedOn w:val="a"/>
-    <w:next w:val="a"/>
-    <w:link w:val="90"/>
+    <w:basedOn w:val="Normal"/>
+    <w:next w:val="Normal"/>
+    <w:link w:val="Heading9Char"/>
     <w:uiPriority w:val="9"/>
     <w:semiHidden/>
     <w:unhideWhenUsed/>
@@ -1761,13 +1530,13 @@
       <w:color w:val="272727" w:themeColor="text1" w:themeTint="D8"/>
     </w:rPr>
   </w:style>
-  <w:style w:type="character" w:default="1" w:styleId="a0">
+  <w:style w:type="character" w:default="1" w:styleId="DefaultParagraphFont">
     <w:name w:val="Default Paragraph Font"/>
     <w:uiPriority w:val="1"/>
     <w:semiHidden/>
     <w:unhideWhenUsed/>
   </w:style>
-  <w:style w:type="table" w:default="1" w:styleId="a1">
+  <w:style w:type="table" w:default="1" w:styleId="TableNormal">
     <w:name w:val="Normal Table"/>
     <w:uiPriority w:val="99"/>
     <w:semiHidden/>
@@ -1782,16 +1551,16 @@
       </w:tblCellMar>
     </w:tblPr>
   </w:style>
-  <w:style w:type="numbering" w:default="1" w:styleId="a2">
+  <w:style w:type="numbering" w:default="1" w:styleId="NoList">
     <w:name w:val="No List"/>
     <w:uiPriority w:val="99"/>
     <w:semiHidden/>
     <w:unhideWhenUsed/>
   </w:style>
-  <w:style w:type="character" w:customStyle="1" w:styleId="10">
-    <w:name w:val="หัวเรื่อง 1 อักขระ"/>
-    <w:basedOn w:val="a0"/>
-    <w:link w:val="1"/>
+  <w:style w:type="character" w:customStyle="1" w:styleId="Heading1Char">
+    <w:name w:val="Heading 1 Char"/>
+    <w:basedOn w:val="DefaultParagraphFont"/>
+    <w:link w:val="Heading1"/>
     <w:uiPriority w:val="9"/>
     <w:rsid w:val="00CE0274"/>
     <w:rPr>
@@ -1801,10 +1570,10 @@
       <w:szCs w:val="50"/>
     </w:rPr>
   </w:style>
-  <w:style w:type="character" w:customStyle="1" w:styleId="20">
-    <w:name w:val="หัวเรื่อง 2 อักขระ"/>
-    <w:basedOn w:val="a0"/>
-    <w:link w:val="2"/>
+  <w:style w:type="character" w:customStyle="1" w:styleId="Heading2Char">
+    <w:name w:val="Heading 2 Char"/>
+    <w:basedOn w:val="DefaultParagraphFont"/>
+    <w:link w:val="Heading2"/>
     <w:uiPriority w:val="9"/>
     <w:semiHidden/>
     <w:rsid w:val="00CE0274"/>
@@ -1815,10 +1584,10 @@
       <w:szCs w:val="40"/>
     </w:rPr>
   </w:style>
-  <w:style w:type="character" w:customStyle="1" w:styleId="30">
-    <w:name w:val="หัวเรื่อง 3 อักขระ"/>
-    <w:basedOn w:val="a0"/>
-    <w:link w:val="3"/>
+  <w:style w:type="character" w:customStyle="1" w:styleId="Heading3Char">
+    <w:name w:val="Heading 3 Char"/>
+    <w:basedOn w:val="DefaultParagraphFont"/>
+    <w:link w:val="Heading3"/>
     <w:uiPriority w:val="9"/>
     <w:semiHidden/>
     <w:rsid w:val="00CE0274"/>
@@ -1829,10 +1598,10 @@
       <w:szCs w:val="35"/>
     </w:rPr>
   </w:style>
-  <w:style w:type="character" w:customStyle="1" w:styleId="40">
-    <w:name w:val="หัวเรื่อง 4 อักขระ"/>
-    <w:basedOn w:val="a0"/>
-    <w:link w:val="4"/>
+  <w:style w:type="character" w:customStyle="1" w:styleId="Heading4Char">
+    <w:name w:val="Heading 4 Char"/>
+    <w:basedOn w:val="DefaultParagraphFont"/>
+    <w:link w:val="Heading4"/>
     <w:uiPriority w:val="9"/>
     <w:semiHidden/>
     <w:rsid w:val="00CE0274"/>
@@ -1843,10 +1612,10 @@
       <w:color w:val="2F5496" w:themeColor="accent1" w:themeShade="BF"/>
     </w:rPr>
   </w:style>
-  <w:style w:type="character" w:customStyle="1" w:styleId="50">
-    <w:name w:val="หัวเรื่อง 5 อักขระ"/>
-    <w:basedOn w:val="a0"/>
-    <w:link w:val="5"/>
+  <w:style w:type="character" w:customStyle="1" w:styleId="Heading5Char">
+    <w:name w:val="Heading 5 Char"/>
+    <w:basedOn w:val="DefaultParagraphFont"/>
+    <w:link w:val="Heading5"/>
     <w:uiPriority w:val="9"/>
     <w:semiHidden/>
     <w:rsid w:val="00CE0274"/>
@@ -1855,10 +1624,10 @@
       <w:color w:val="2F5496" w:themeColor="accent1" w:themeShade="BF"/>
     </w:rPr>
   </w:style>
-  <w:style w:type="character" w:customStyle="1" w:styleId="60">
-    <w:name w:val="หัวเรื่อง 6 อักขระ"/>
-    <w:basedOn w:val="a0"/>
-    <w:link w:val="6"/>
+  <w:style w:type="character" w:customStyle="1" w:styleId="Heading6Char">
+    <w:name w:val="Heading 6 Char"/>
+    <w:basedOn w:val="DefaultParagraphFont"/>
+    <w:link w:val="Heading6"/>
     <w:uiPriority w:val="9"/>
     <w:semiHidden/>
     <w:rsid w:val="00CE0274"/>
@@ -1869,10 +1638,10 @@
       <w:color w:val="595959" w:themeColor="text1" w:themeTint="A6"/>
     </w:rPr>
   </w:style>
-  <w:style w:type="character" w:customStyle="1" w:styleId="70">
-    <w:name w:val="หัวเรื่อง 7 อักขระ"/>
-    <w:basedOn w:val="a0"/>
-    <w:link w:val="7"/>
+  <w:style w:type="character" w:customStyle="1" w:styleId="Heading7Char">
+    <w:name w:val="Heading 7 Char"/>
+    <w:basedOn w:val="DefaultParagraphFont"/>
+    <w:link w:val="Heading7"/>
     <w:uiPriority w:val="9"/>
     <w:semiHidden/>
     <w:rsid w:val="00CE0274"/>
@@ -1881,10 +1650,10 @@
       <w:color w:val="595959" w:themeColor="text1" w:themeTint="A6"/>
     </w:rPr>
   </w:style>
-  <w:style w:type="character" w:customStyle="1" w:styleId="80">
-    <w:name w:val="หัวเรื่อง 8 อักขระ"/>
-    <w:basedOn w:val="a0"/>
-    <w:link w:val="8"/>
+  <w:style w:type="character" w:customStyle="1" w:styleId="Heading8Char">
+    <w:name w:val="Heading 8 Char"/>
+    <w:basedOn w:val="DefaultParagraphFont"/>
+    <w:link w:val="Heading8"/>
     <w:uiPriority w:val="9"/>
     <w:semiHidden/>
     <w:rsid w:val="00CE0274"/>
@@ -1895,10 +1664,10 @@
       <w:color w:val="272727" w:themeColor="text1" w:themeTint="D8"/>
     </w:rPr>
   </w:style>
-  <w:style w:type="character" w:customStyle="1" w:styleId="90">
-    <w:name w:val="หัวเรื่อง 9 อักขระ"/>
-    <w:basedOn w:val="a0"/>
-    <w:link w:val="9"/>
+  <w:style w:type="character" w:customStyle="1" w:styleId="Heading9Char">
+    <w:name w:val="Heading 9 Char"/>
+    <w:basedOn w:val="DefaultParagraphFont"/>
+    <w:link w:val="Heading9"/>
     <w:uiPriority w:val="9"/>
     <w:semiHidden/>
     <w:rsid w:val="00CE0274"/>
@@ -1907,11 +1676,11 @@
       <w:color w:val="272727" w:themeColor="text1" w:themeTint="D8"/>
     </w:rPr>
   </w:style>
-  <w:style w:type="paragraph" w:styleId="a3">
+  <w:style w:type="paragraph" w:styleId="Title">
     <w:name w:val="Title"/>
-    <w:basedOn w:val="a"/>
-    <w:next w:val="a"/>
-    <w:link w:val="a4"/>
+    <w:basedOn w:val="Normal"/>
+    <w:next w:val="Normal"/>
+    <w:link w:val="TitleChar"/>
     <w:uiPriority w:val="10"/>
     <w:qFormat/>
     <w:rsid w:val="00CE0274"/>
@@ -1927,10 +1696,10 @@
       <w:szCs w:val="71"/>
     </w:rPr>
   </w:style>
-  <w:style w:type="character" w:customStyle="1" w:styleId="a4">
-    <w:name w:val="ชื่อเรื่อง อักขระ"/>
-    <w:basedOn w:val="a0"/>
-    <w:link w:val="a3"/>
+  <w:style w:type="character" w:customStyle="1" w:styleId="TitleChar">
+    <w:name w:val="Title Char"/>
+    <w:basedOn w:val="DefaultParagraphFont"/>
+    <w:link w:val="Title"/>
     <w:uiPriority w:val="10"/>
     <w:rsid w:val="00CE0274"/>
     <w:rPr>
@@ -1941,11 +1710,11 @@
       <w:szCs w:val="71"/>
     </w:rPr>
   </w:style>
-  <w:style w:type="paragraph" w:styleId="a5">
+  <w:style w:type="paragraph" w:styleId="Subtitle">
     <w:name w:val="Subtitle"/>
-    <w:basedOn w:val="a"/>
-    <w:next w:val="a"/>
-    <w:link w:val="a6"/>
+    <w:basedOn w:val="Normal"/>
+    <w:next w:val="Normal"/>
+    <w:link w:val="SubtitleChar"/>
     <w:uiPriority w:val="11"/>
     <w:qFormat/>
     <w:rsid w:val="00CE0274"/>
@@ -1962,10 +1731,10 @@
       <w:szCs w:val="35"/>
     </w:rPr>
   </w:style>
-  <w:style w:type="character" w:customStyle="1" w:styleId="a6">
-    <w:name w:val="ชื่อเรื่องรอง อักขระ"/>
-    <w:basedOn w:val="a0"/>
-    <w:link w:val="a5"/>
+  <w:style w:type="character" w:customStyle="1" w:styleId="SubtitleChar">
+    <w:name w:val="Subtitle Char"/>
+    <w:basedOn w:val="DefaultParagraphFont"/>
+    <w:link w:val="Subtitle"/>
     <w:uiPriority w:val="11"/>
     <w:rsid w:val="00CE0274"/>
     <w:rPr>
@@ -1976,11 +1745,11 @@
       <w:szCs w:val="35"/>
     </w:rPr>
   </w:style>
-  <w:style w:type="paragraph" w:styleId="a7">
+  <w:style w:type="paragraph" w:styleId="Quote">
     <w:name w:val="Quote"/>
-    <w:basedOn w:val="a"/>
-    <w:next w:val="a"/>
-    <w:link w:val="a8"/>
+    <w:basedOn w:val="Normal"/>
+    <w:next w:val="Normal"/>
+    <w:link w:val="QuoteChar"/>
     <w:uiPriority w:val="29"/>
     <w:qFormat/>
     <w:rsid w:val="00CE0274"/>
@@ -1994,10 +1763,10 @@
       <w:color w:val="404040" w:themeColor="text1" w:themeTint="BF"/>
     </w:rPr>
   </w:style>
-  <w:style w:type="character" w:customStyle="1" w:styleId="a8">
-    <w:name w:val="คำอ้างอิง อักขระ"/>
-    <w:basedOn w:val="a0"/>
-    <w:link w:val="a7"/>
+  <w:style w:type="character" w:customStyle="1" w:styleId="QuoteChar">
+    <w:name w:val="Quote Char"/>
+    <w:basedOn w:val="DefaultParagraphFont"/>
+    <w:link w:val="Quote"/>
     <w:uiPriority w:val="29"/>
     <w:rsid w:val="00CE0274"/>
     <w:rPr>
@@ -2007,9 +1776,9 @@
       <w:color w:val="404040" w:themeColor="text1" w:themeTint="BF"/>
     </w:rPr>
   </w:style>
-  <w:style w:type="paragraph" w:styleId="a9">
+  <w:style w:type="paragraph" w:styleId="ListParagraph">
     <w:name w:val="List Paragraph"/>
-    <w:basedOn w:val="a"/>
+    <w:basedOn w:val="Normal"/>
     <w:uiPriority w:val="34"/>
     <w:qFormat/>
     <w:rsid w:val="00CE0274"/>
@@ -2018,9 +1787,9 @@
       <w:contextualSpacing/>
     </w:pPr>
   </w:style>
-  <w:style w:type="character" w:styleId="aa">
+  <w:style w:type="character" w:styleId="IntenseEmphasis">
     <w:name w:val="Intense Emphasis"/>
-    <w:basedOn w:val="a0"/>
+    <w:basedOn w:val="DefaultParagraphFont"/>
     <w:uiPriority w:val="21"/>
     <w:qFormat/>
     <w:rsid w:val="00CE0274"/>
@@ -2030,11 +1799,11 @@
       <w:color w:val="2F5496" w:themeColor="accent1" w:themeShade="BF"/>
     </w:rPr>
   </w:style>
-  <w:style w:type="paragraph" w:styleId="ab">
+  <w:style w:type="paragraph" w:styleId="IntenseQuote">
     <w:name w:val="Intense Quote"/>
-    <w:basedOn w:val="a"/>
-    <w:next w:val="a"/>
-    <w:link w:val="ac"/>
+    <w:basedOn w:val="Normal"/>
+    <w:next w:val="Normal"/>
+    <w:link w:val="IntenseQuoteChar"/>
     <w:uiPriority w:val="30"/>
     <w:qFormat/>
     <w:rsid w:val="00CE0274"/>
@@ -2053,10 +1822,10 @@
       <w:color w:val="2F5496" w:themeColor="accent1" w:themeShade="BF"/>
     </w:rPr>
   </w:style>
-  <w:style w:type="character" w:customStyle="1" w:styleId="ac">
-    <w:name w:val="ทำให้คำอ้างอิงเป็นสีเข้มขึ้น อักขระ"/>
-    <w:basedOn w:val="a0"/>
-    <w:link w:val="ab"/>
+  <w:style w:type="character" w:customStyle="1" w:styleId="IntenseQuoteChar">
+    <w:name w:val="Intense Quote Char"/>
+    <w:basedOn w:val="DefaultParagraphFont"/>
+    <w:link w:val="IntenseQuote"/>
     <w:uiPriority w:val="30"/>
     <w:rsid w:val="00CE0274"/>
     <w:rPr>
@@ -2066,9 +1835,9 @@
       <w:color w:val="2F5496" w:themeColor="accent1" w:themeShade="BF"/>
     </w:rPr>
   </w:style>
-  <w:style w:type="character" w:styleId="ad">
+  <w:style w:type="character" w:styleId="IntenseReference">
     <w:name w:val="Intense Reference"/>
-    <w:basedOn w:val="a0"/>
+    <w:basedOn w:val="DefaultParagraphFont"/>
     <w:uiPriority w:val="32"/>
     <w:qFormat/>
     <w:rsid w:val="00CE0274"/>
@@ -2080,9 +1849,9 @@
       <w:spacing w:val="5"/>
     </w:rPr>
   </w:style>
-  <w:style w:type="paragraph" w:styleId="ae">
+  <w:style w:type="paragraph" w:styleId="NormalWeb">
     <w:name w:val="Normal (Web)"/>
-    <w:basedOn w:val="a"/>
+    <w:basedOn w:val="Normal"/>
     <w:uiPriority w:val="99"/>
     <w:semiHidden/>
     <w:unhideWhenUsed/>
@@ -2095,6 +1864,56 @@
       <w:kern w:val="0"/>
       <w:szCs w:val="24"/>
       <w14:ligatures w14:val="none"/>
+    </w:rPr>
+  </w:style>
+  <w:style w:type="paragraph" w:styleId="Header">
+    <w:name w:val="header"/>
+    <w:basedOn w:val="Normal"/>
+    <w:link w:val="HeaderChar"/>
+    <w:uiPriority w:val="99"/>
+    <w:unhideWhenUsed/>
+    <w:rsid w:val="00DD4E25"/>
+    <w:pPr>
+      <w:tabs>
+        <w:tab w:val="center" w:pos="4680"/>
+        <w:tab w:val="right" w:pos="9360"/>
+      </w:tabs>
+      <w:spacing w:after="0"/>
+    </w:pPr>
+  </w:style>
+  <w:style w:type="character" w:customStyle="1" w:styleId="HeaderChar">
+    <w:name w:val="Header Char"/>
+    <w:basedOn w:val="DefaultParagraphFont"/>
+    <w:link w:val="Header"/>
+    <w:uiPriority w:val="99"/>
+    <w:rsid w:val="00DD4E25"/>
+    <w:rPr>
+      <w:rFonts w:cs="Angsana New"/>
+    </w:rPr>
+  </w:style>
+  <w:style w:type="paragraph" w:styleId="Footer">
+    <w:name w:val="footer"/>
+    <w:basedOn w:val="Normal"/>
+    <w:link w:val="FooterChar"/>
+    <w:uiPriority w:val="99"/>
+    <w:unhideWhenUsed/>
+    <w:rsid w:val="00DD4E25"/>
+    <w:pPr>
+      <w:tabs>
+        <w:tab w:val="center" w:pos="4680"/>
+        <w:tab w:val="right" w:pos="9360"/>
+      </w:tabs>
+      <w:spacing w:after="0"/>
+    </w:pPr>
+  </w:style>
+  <w:style w:type="character" w:customStyle="1" w:styleId="FooterChar">
+    <w:name w:val="Footer Char"/>
+    <w:basedOn w:val="DefaultParagraphFont"/>
+    <w:link w:val="Footer"/>
+    <w:uiPriority w:val="99"/>
+    <w:rsid w:val="00DD4E25"/>
+    <w:rPr>
+      <w:rFonts w:cs="Angsana New"/>
     </w:rPr>
   </w:style>
 </w:styles>

--- a/ปกนอกและปกใน.docx
+++ b/ปกนอกและปกใน.docx
@@ -1,6 +1,6 @@
 
 <file path=word/document.xml><?xml version="1.0" encoding="utf-8"?>
-<w:document xmlns:wpc="http://schemas.microsoft.com/office/word/2010/wordprocessingCanvas" xmlns:cx="http://schemas.microsoft.com/office/drawing/2014/chartex" xmlns:cx1="http://schemas.microsoft.com/office/drawing/2015/9/8/chartex" xmlns:cx2="http://schemas.microsoft.com/office/drawing/2015/10/21/chartex" xmlns:cx3="http://schemas.microsoft.com/office/drawing/2016/5/9/chartex" xmlns:cx4="http://schemas.microsoft.com/office/drawing/2016/5/10/chartex" xmlns:cx5="http://schemas.microsoft.com/office/drawing/2016/5/11/chartex" xmlns:cx6="http://schemas.microsoft.com/office/drawing/2016/5/12/chartex" xmlns:cx7="http://schemas.microsoft.com/office/drawing/2016/5/13/chartex" xmlns:cx8="http://schemas.microsoft.com/office/drawing/2016/5/14/chartex" xmlns:mc="http://schemas.openxmlformats.org/markup-compatibility/2006" xmlns:aink="http://schemas.microsoft.com/office/drawing/2016/ink" xmlns:am3d="http://schemas.microsoft.com/office/drawing/2017/model3d" xmlns:o="urn:schemas-microsoft-com:office:office" xmlns:r="http://schemas.openxmlformats.org/officeDocument/2006/relationships" xmlns:m="http://schemas.openxmlformats.org/officeDocument/2006/math" xmlns:v="urn:schemas-microsoft-com:vml" xmlns:wp14="http://schemas.microsoft.com/office/word/2010/wordprocessingDrawing" xmlns:wp="http://schemas.openxmlformats.org/drawingml/2006/wordprocessingDrawing" xmlns:w10="urn:schemas-microsoft-com:office:word" xmlns:w="http://schemas.openxmlformats.org/wordprocessingml/2006/main" xmlns:w14="http://schemas.microsoft.com/office/word/2010/wordml" xmlns:w15="http://schemas.microsoft.com/office/word/2012/wordml" xmlns:w16cex="http://schemas.microsoft.com/office/word/2018/wordml/cex" xmlns:w16cid="http://schemas.microsoft.com/office/word/2016/wordml/cid" xmlns:w16="http://schemas.microsoft.com/office/word/2018/wordml" xmlns:w16sdtdh="http://schemas.microsoft.com/office/word/2020/wordml/sdtdatahash" xmlns:w16se="http://schemas.microsoft.com/office/word/2015/wordml/symex" xmlns:wpg="http://schemas.microsoft.com/office/word/2010/wordprocessingGroup" xmlns:wpi="http://schemas.microsoft.com/office/word/2010/wordprocessingInk" xmlns:wne="http://schemas.microsoft.com/office/word/2006/wordml" xmlns:wps="http://schemas.microsoft.com/office/word/2010/wordprocessingShape" mc:Ignorable="w14 w15 w16se w16cid w16 w16cex w16sdtdh wp14">
+<w:document xmlns:wpc="http://schemas.microsoft.com/office/word/2010/wordprocessingCanvas" xmlns:cx="http://schemas.microsoft.com/office/drawing/2014/chartex" xmlns:cx1="http://schemas.microsoft.com/office/drawing/2015/9/8/chartex" xmlns:cx2="http://schemas.microsoft.com/office/drawing/2015/10/21/chartex" xmlns:cx3="http://schemas.microsoft.com/office/drawing/2016/5/9/chartex" xmlns:cx4="http://schemas.microsoft.com/office/drawing/2016/5/10/chartex" xmlns:cx5="http://schemas.microsoft.com/office/drawing/2016/5/11/chartex" xmlns:cx6="http://schemas.microsoft.com/office/drawing/2016/5/12/chartex" xmlns:cx7="http://schemas.microsoft.com/office/drawing/2016/5/13/chartex" xmlns:cx8="http://schemas.microsoft.com/office/drawing/2016/5/14/chartex" xmlns:mc="http://schemas.openxmlformats.org/markup-compatibility/2006" xmlns:aink="http://schemas.microsoft.com/office/drawing/2016/ink" xmlns:am3d="http://schemas.microsoft.com/office/drawing/2017/model3d" xmlns:o="urn:schemas-microsoft-com:office:office" xmlns:oel="http://schemas.microsoft.com/office/2019/extlst" xmlns:r="http://schemas.openxmlformats.org/officeDocument/2006/relationships" xmlns:m="http://schemas.openxmlformats.org/officeDocument/2006/math" xmlns:v="urn:schemas-microsoft-com:vml" xmlns:wp14="http://schemas.microsoft.com/office/word/2010/wordprocessingDrawing" xmlns:wp="http://schemas.openxmlformats.org/drawingml/2006/wordprocessingDrawing" xmlns:w10="urn:schemas-microsoft-com:office:word" xmlns:w="http://schemas.openxmlformats.org/wordprocessingml/2006/main" xmlns:w14="http://schemas.microsoft.com/office/word/2010/wordml" xmlns:w15="http://schemas.microsoft.com/office/word/2012/wordml" xmlns:w16cex="http://schemas.microsoft.com/office/word/2018/wordml/cex" xmlns:w16cid="http://schemas.microsoft.com/office/word/2016/wordml/cid" xmlns:w16="http://schemas.microsoft.com/office/word/2018/wordml" xmlns:w16du="http://schemas.microsoft.com/office/word/2023/wordml/word16du" xmlns:w16sdtdh="http://schemas.microsoft.com/office/word/2020/wordml/sdtdatahash" xmlns:w16sdtfl="http://schemas.microsoft.com/office/word/2024/wordml/sdtformatlock" xmlns:w16se="http://schemas.microsoft.com/office/word/2015/wordml/symex" xmlns:wpg="http://schemas.microsoft.com/office/word/2010/wordprocessingGroup" xmlns:wpi="http://schemas.microsoft.com/office/word/2010/wordprocessingInk" xmlns:wne="http://schemas.microsoft.com/office/word/2006/wordml" xmlns:wps="http://schemas.microsoft.com/office/word/2010/wordprocessingShape" mc:Ignorable="w14 w15 w16se w16cid w16 w16cex w16sdtdh w16sdtfl w16du wp14">
   <w:body>
     <w:p>
       <w:pPr>
@@ -209,7 +209,7 @@
         <w:spacing w:after="0"/>
         <w:jc w:val="center"/>
         <w:rPr>
-          <w:rFonts w:ascii="TH SarabunPSK" w:hAnsi="TH SarabunPSK" w:cs="TH SarabunPSK" w:hint="cs"/>
+          <w:rFonts w:ascii="TH SarabunPSK" w:hAnsi="TH SarabunPSK" w:cs="TH SarabunPSK"/>
           <w:sz w:val="32"/>
           <w:szCs w:val="32"/>
         </w:rPr>
@@ -298,6 +298,18 @@
     <w:p>
       <w:pPr>
         <w:spacing w:after="0"/>
+        <w:rPr>
+          <w:rFonts w:ascii="TH SarabunPSK" w:eastAsia="Times New Roman" w:hAnsi="TH SarabunPSK" w:cs="TH SarabunPSK" w:hint="cs"/>
+          <w:kern w:val="0"/>
+          <w:sz w:val="40"/>
+          <w:szCs w:val="40"/>
+          <w14:ligatures w14:val="none"/>
+        </w:rPr>
+      </w:pPr>
+    </w:p>
+    <w:p>
+      <w:pPr>
+        <w:spacing w:after="0"/>
         <w:jc w:val="center"/>
         <w:rPr>
           <w:rFonts w:ascii="TH SarabunPSK" w:eastAsia="Times New Roman" w:hAnsi="TH SarabunPSK" w:cs="TH SarabunPSK"/>
@@ -313,59 +325,7 @@
         <w:spacing w:after="0"/>
         <w:jc w:val="center"/>
         <w:rPr>
-          <w:rFonts w:ascii="TH SarabunPSK" w:eastAsia="Times New Roman" w:hAnsi="TH SarabunPSK" w:cs="TH SarabunPSK"/>
-          <w:kern w:val="0"/>
-          <w:sz w:val="40"/>
-          <w:szCs w:val="40"/>
-          <w14:ligatures w14:val="none"/>
-        </w:rPr>
-      </w:pPr>
-    </w:p>
-    <w:p>
-      <w:pPr>
-        <w:spacing w:after="0"/>
-        <w:jc w:val="center"/>
-        <w:rPr>
-          <w:rFonts w:ascii="TH SarabunPSK" w:eastAsia="Times New Roman" w:hAnsi="TH SarabunPSK" w:cs="TH SarabunPSK"/>
-          <w:kern w:val="0"/>
-          <w:sz w:val="40"/>
-          <w:szCs w:val="40"/>
-          <w14:ligatures w14:val="none"/>
-        </w:rPr>
-      </w:pPr>
-    </w:p>
-    <w:p>
-      <w:pPr>
-        <w:spacing w:after="0"/>
-        <w:jc w:val="center"/>
-        <w:rPr>
-          <w:rFonts w:ascii="TH SarabunPSK" w:eastAsia="Times New Roman" w:hAnsi="TH SarabunPSK" w:cs="TH SarabunPSK" w:hint="cs"/>
-          <w:kern w:val="0"/>
-          <w:sz w:val="40"/>
-          <w:szCs w:val="40"/>
-          <w14:ligatures w14:val="none"/>
-        </w:rPr>
-      </w:pPr>
-    </w:p>
-    <w:p>
-      <w:pPr>
-        <w:spacing w:after="0"/>
-        <w:jc w:val="center"/>
-        <w:rPr>
-          <w:rFonts w:ascii="TH SarabunPSK" w:eastAsia="Times New Roman" w:hAnsi="TH SarabunPSK" w:cs="TH SarabunPSK" w:hint="cs"/>
-          <w:kern w:val="0"/>
-          <w:sz w:val="40"/>
-          <w:szCs w:val="40"/>
-          <w14:ligatures w14:val="none"/>
-        </w:rPr>
-      </w:pPr>
-    </w:p>
-    <w:p>
-      <w:pPr>
-        <w:spacing w:after="0"/>
-        <w:jc w:val="center"/>
-        <w:rPr>
-          <w:rFonts w:ascii="TH SarabunPSK" w:hAnsi="TH SarabunPSK" w:cs="TH SarabunPSK" w:hint="cs"/>
+          <w:rFonts w:ascii="TH SarabunPSK" w:hAnsi="TH SarabunPSK" w:cs="TH SarabunPSK"/>
           <w:b/>
           <w:bCs/>
           <w:sz w:val="40"/>
@@ -471,7 +431,7 @@
         </w:tabs>
         <w:spacing w:after="0"/>
         <w:rPr>
-          <w:rFonts w:ascii="TH SarabunPSK" w:hAnsi="TH SarabunPSK" w:cs="TH SarabunPSK"/>
+          <w:rFonts w:ascii="TH SarabunPSK" w:hAnsi="TH SarabunPSK" w:cs="TH SarabunPSK" w:hint="cs"/>
           <w:b/>
           <w:bCs/>
           <w:sz w:val="40"/>
@@ -674,49 +634,84 @@
       <w:pPr>
         <w:spacing w:after="0"/>
         <w:rPr>
+          <w:rFonts w:ascii="TH SarabunPSK" w:hAnsi="TH SarabunPSK" w:cs="TH SarabunPSK"/>
+          <w:b/>
+          <w:bCs/>
+          <w:sz w:val="40"/>
+          <w:szCs w:val="40"/>
+        </w:rPr>
+      </w:pPr>
+    </w:p>
+    <w:p>
+      <w:pPr>
+        <w:spacing w:after="0"/>
+        <w:rPr>
+          <w:rFonts w:ascii="TH SarabunPSK" w:hAnsi="TH SarabunPSK" w:cs="TH SarabunPSK"/>
+          <w:b/>
+          <w:bCs/>
+          <w:sz w:val="40"/>
+          <w:szCs w:val="40"/>
+        </w:rPr>
+      </w:pPr>
+      <w:r>
+        <w:rPr>
           <w:rFonts w:ascii="TH SarabunPSK" w:hAnsi="TH SarabunPSK" w:cs="TH SarabunPSK" w:hint="cs"/>
           <w:b/>
           <w:bCs/>
           <w:sz w:val="40"/>
           <w:szCs w:val="40"/>
-        </w:rPr>
-      </w:pPr>
-    </w:p>
-    <w:p>
-      <w:pPr>
-        <w:spacing w:after="0"/>
-        <w:rPr>
-          <w:rFonts w:ascii="TH SarabunPSK" w:hAnsi="TH SarabunPSK" w:cs="TH SarabunPSK"/>
-          <w:b/>
-          <w:bCs/>
-          <w:sz w:val="40"/>
-          <w:szCs w:val="40"/>
-        </w:rPr>
-      </w:pPr>
-    </w:p>
-    <w:p>
-      <w:pPr>
-        <w:spacing w:after="0"/>
+          <w:cs/>
+        </w:rPr>
+        <w:t>รายงานโครงงานสหกิจศึกษานี้เป็นส่วนหนึ่งของการศึกษาตามหลักสูตร</w:t>
+      </w:r>
+    </w:p>
+    <w:p>
+      <w:pPr>
+        <w:spacing w:after="0"/>
+        <w:jc w:val="center"/>
+        <w:rPr>
+          <w:rFonts w:ascii="TH SarabunPSK" w:hAnsi="TH SarabunPSK" w:cs="TH SarabunPSK"/>
+          <w:b/>
+          <w:bCs/>
+          <w:sz w:val="40"/>
+          <w:szCs w:val="40"/>
+        </w:rPr>
+      </w:pPr>
+      <w:r>
         <w:rPr>
           <w:rFonts w:ascii="TH SarabunPSK" w:hAnsi="TH SarabunPSK" w:cs="TH SarabunPSK" w:hint="cs"/>
           <w:b/>
           <w:bCs/>
           <w:sz w:val="40"/>
           <w:szCs w:val="40"/>
-        </w:rPr>
-      </w:pPr>
-    </w:p>
-    <w:p>
-      <w:pPr>
-        <w:spacing w:after="0"/>
+          <w:cs/>
+        </w:rPr>
+        <w:t>เทคโนโลยีบัณฑิต สาขาวิชาเทคโนโลยีสารสนเทศและนวัตกรรมดิจิทัล</w:t>
+      </w:r>
+    </w:p>
+    <w:p>
+      <w:pPr>
+        <w:spacing w:after="0"/>
+        <w:jc w:val="center"/>
+        <w:rPr>
+          <w:rFonts w:ascii="TH SarabunPSK" w:hAnsi="TH SarabunPSK" w:cs="TH SarabunPSK"/>
+          <w:b/>
+          <w:bCs/>
+          <w:sz w:val="40"/>
+          <w:szCs w:val="40"/>
+        </w:rPr>
+      </w:pPr>
+      <w:r>
         <w:rPr>
           <w:rFonts w:ascii="TH SarabunPSK" w:hAnsi="TH SarabunPSK" w:cs="TH SarabunPSK" w:hint="cs"/>
           <w:b/>
           <w:bCs/>
           <w:sz w:val="40"/>
           <w:szCs w:val="40"/>
-        </w:rPr>
-      </w:pPr>
+          <w:cs/>
+        </w:rPr>
+        <w:t>คณะอุตสาหกรรมและเทคโนโลยี</w:t>
+      </w:r>
     </w:p>
     <w:p>
       <w:pPr>
@@ -724,78 +719,6 @@
         <w:jc w:val="center"/>
         <w:rPr>
           <w:rFonts w:ascii="TH SarabunPSK" w:hAnsi="TH SarabunPSK" w:cs="TH SarabunPSK"/>
-          <w:b/>
-          <w:bCs/>
-          <w:sz w:val="40"/>
-          <w:szCs w:val="40"/>
-        </w:rPr>
-      </w:pPr>
-      <w:r>
-        <w:rPr>
-          <w:rFonts w:ascii="TH SarabunPSK" w:hAnsi="TH SarabunPSK" w:cs="TH SarabunPSK" w:hint="cs"/>
-          <w:b/>
-          <w:bCs/>
-          <w:sz w:val="40"/>
-          <w:szCs w:val="40"/>
-          <w:cs/>
-        </w:rPr>
-        <w:t>รายงานโครงงานสหกิจศึกษานี้เป็นส่วนหนึ่งของการศึกษาตามหลักสูตร</w:t>
-      </w:r>
-    </w:p>
-    <w:p>
-      <w:pPr>
-        <w:spacing w:after="0"/>
-        <w:jc w:val="center"/>
-        <w:rPr>
-          <w:rFonts w:ascii="TH SarabunPSK" w:hAnsi="TH SarabunPSK" w:cs="TH SarabunPSK"/>
-          <w:b/>
-          <w:bCs/>
-          <w:sz w:val="40"/>
-          <w:szCs w:val="40"/>
-        </w:rPr>
-      </w:pPr>
-      <w:r>
-        <w:rPr>
-          <w:rFonts w:ascii="TH SarabunPSK" w:hAnsi="TH SarabunPSK" w:cs="TH SarabunPSK" w:hint="cs"/>
-          <w:b/>
-          <w:bCs/>
-          <w:sz w:val="40"/>
-          <w:szCs w:val="40"/>
-          <w:cs/>
-        </w:rPr>
-        <w:t>เทคโนโลยีบัณฑิต สาขาวิชาเทคโนโลยีสารสนเทศและนวัตกรรมดิจิทัล</w:t>
-      </w:r>
-    </w:p>
-    <w:p>
-      <w:pPr>
-        <w:spacing w:after="0"/>
-        <w:jc w:val="center"/>
-        <w:rPr>
-          <w:rFonts w:ascii="TH SarabunPSK" w:hAnsi="TH SarabunPSK" w:cs="TH SarabunPSK"/>
-          <w:b/>
-          <w:bCs/>
-          <w:sz w:val="40"/>
-          <w:szCs w:val="40"/>
-        </w:rPr>
-      </w:pPr>
-      <w:r>
-        <w:rPr>
-          <w:rFonts w:ascii="TH SarabunPSK" w:hAnsi="TH SarabunPSK" w:cs="TH SarabunPSK" w:hint="cs"/>
-          <w:b/>
-          <w:bCs/>
-          <w:sz w:val="40"/>
-          <w:szCs w:val="40"/>
-          <w:cs/>
-        </w:rPr>
-        <w:t>คณะอุตสาหกรรมและเทคโนโลยี</w:t>
-      </w:r>
-    </w:p>
-    <w:p>
-      <w:pPr>
-        <w:spacing w:after="0"/>
-        <w:jc w:val="center"/>
-        <w:rPr>
-          <w:rFonts w:ascii="TH SarabunPSK" w:hAnsi="TH SarabunPSK" w:cs="TH SarabunPSK" w:hint="cs"/>
           <w:b/>
           <w:bCs/>
           <w:sz w:val="40"/>
@@ -878,7 +801,7 @@
 </file>
 
 <file path=word/endnotes.xml><?xml version="1.0" encoding="utf-8"?>
-<w:endnotes xmlns:wpc="http://schemas.microsoft.com/office/word/2010/wordprocessingCanvas" xmlns:cx="http://schemas.microsoft.com/office/drawing/2014/chartex" xmlns:cx1="http://schemas.microsoft.com/office/drawing/2015/9/8/chartex" xmlns:cx2="http://schemas.microsoft.com/office/drawing/2015/10/21/chartex" xmlns:cx3="http://schemas.microsoft.com/office/drawing/2016/5/9/chartex" xmlns:cx4="http://schemas.microsoft.com/office/drawing/2016/5/10/chartex" xmlns:cx5="http://schemas.microsoft.com/office/drawing/2016/5/11/chartex" xmlns:cx6="http://schemas.microsoft.com/office/drawing/2016/5/12/chartex" xmlns:cx7="http://schemas.microsoft.com/office/drawing/2016/5/13/chartex" xmlns:cx8="http://schemas.microsoft.com/office/drawing/2016/5/14/chartex" xmlns:mc="http://schemas.openxmlformats.org/markup-compatibility/2006" xmlns:aink="http://schemas.microsoft.com/office/drawing/2016/ink" xmlns:am3d="http://schemas.microsoft.com/office/drawing/2017/model3d" xmlns:o="urn:schemas-microsoft-com:office:office" xmlns:r="http://schemas.openxmlformats.org/officeDocument/2006/relationships" xmlns:m="http://schemas.openxmlformats.org/officeDocument/2006/math" xmlns:v="urn:schemas-microsoft-com:vml" xmlns:wp14="http://schemas.microsoft.com/office/word/2010/wordprocessingDrawing" xmlns:wp="http://schemas.openxmlformats.org/drawingml/2006/wordprocessingDrawing" xmlns:w10="urn:schemas-microsoft-com:office:word" xmlns:w="http://schemas.openxmlformats.org/wordprocessingml/2006/main" xmlns:w14="http://schemas.microsoft.com/office/word/2010/wordml" xmlns:w15="http://schemas.microsoft.com/office/word/2012/wordml" xmlns:w16cex="http://schemas.microsoft.com/office/word/2018/wordml/cex" xmlns:w16cid="http://schemas.microsoft.com/office/word/2016/wordml/cid" xmlns:w16="http://schemas.microsoft.com/office/word/2018/wordml" xmlns:w16sdtdh="http://schemas.microsoft.com/office/word/2020/wordml/sdtdatahash" xmlns:w16se="http://schemas.microsoft.com/office/word/2015/wordml/symex" xmlns:wpg="http://schemas.microsoft.com/office/word/2010/wordprocessingGroup" xmlns:wpi="http://schemas.microsoft.com/office/word/2010/wordprocessingInk" xmlns:wne="http://schemas.microsoft.com/office/word/2006/wordml" xmlns:wps="http://schemas.microsoft.com/office/word/2010/wordprocessingShape" mc:Ignorable="w14 w15 w16se w16cid w16 w16cex w16sdtdh wp14">
+<w:endnotes xmlns:wpc="http://schemas.microsoft.com/office/word/2010/wordprocessingCanvas" xmlns:cx="http://schemas.microsoft.com/office/drawing/2014/chartex" xmlns:cx1="http://schemas.microsoft.com/office/drawing/2015/9/8/chartex" xmlns:cx2="http://schemas.microsoft.com/office/drawing/2015/10/21/chartex" xmlns:cx3="http://schemas.microsoft.com/office/drawing/2016/5/9/chartex" xmlns:cx4="http://schemas.microsoft.com/office/drawing/2016/5/10/chartex" xmlns:cx5="http://schemas.microsoft.com/office/drawing/2016/5/11/chartex" xmlns:cx6="http://schemas.microsoft.com/office/drawing/2016/5/12/chartex" xmlns:cx7="http://schemas.microsoft.com/office/drawing/2016/5/13/chartex" xmlns:cx8="http://schemas.microsoft.com/office/drawing/2016/5/14/chartex" xmlns:mc="http://schemas.openxmlformats.org/markup-compatibility/2006" xmlns:aink="http://schemas.microsoft.com/office/drawing/2016/ink" xmlns:am3d="http://schemas.microsoft.com/office/drawing/2017/model3d" xmlns:o="urn:schemas-microsoft-com:office:office" xmlns:oel="http://schemas.microsoft.com/office/2019/extlst" xmlns:r="http://schemas.openxmlformats.org/officeDocument/2006/relationships" xmlns:m="http://schemas.openxmlformats.org/officeDocument/2006/math" xmlns:v="urn:schemas-microsoft-com:vml" xmlns:wp14="http://schemas.microsoft.com/office/word/2010/wordprocessingDrawing" xmlns:wp="http://schemas.openxmlformats.org/drawingml/2006/wordprocessingDrawing" xmlns:w10="urn:schemas-microsoft-com:office:word" xmlns:w="http://schemas.openxmlformats.org/wordprocessingml/2006/main" xmlns:w14="http://schemas.microsoft.com/office/word/2010/wordml" xmlns:w15="http://schemas.microsoft.com/office/word/2012/wordml" xmlns:w16cex="http://schemas.microsoft.com/office/word/2018/wordml/cex" xmlns:w16cid="http://schemas.microsoft.com/office/word/2016/wordml/cid" xmlns:w16="http://schemas.microsoft.com/office/word/2018/wordml" xmlns:w16du="http://schemas.microsoft.com/office/word/2023/wordml/word16du" xmlns:w16sdtdh="http://schemas.microsoft.com/office/word/2020/wordml/sdtdatahash" xmlns:w16sdtfl="http://schemas.microsoft.com/office/word/2024/wordml/sdtformatlock" xmlns:w16se="http://schemas.microsoft.com/office/word/2015/wordml/symex" xmlns:wpg="http://schemas.microsoft.com/office/word/2010/wordprocessingGroup" xmlns:wpi="http://schemas.microsoft.com/office/word/2010/wordprocessingInk" xmlns:wne="http://schemas.microsoft.com/office/word/2006/wordml" xmlns:wps="http://schemas.microsoft.com/office/word/2010/wordprocessingShape" mc:Ignorable="w14 w15 w16se w16cid w16 w16cex w16sdtdh w16sdtfl w16du wp14">
   <w:endnote w:type="separator" w:id="-1">
     <w:p>
       <w:pPr>
@@ -903,7 +826,7 @@
 </file>
 
 <file path=word/footnotes.xml><?xml version="1.0" encoding="utf-8"?>
-<w:footnotes xmlns:wpc="http://schemas.microsoft.com/office/word/2010/wordprocessingCanvas" xmlns:cx="http://schemas.microsoft.com/office/drawing/2014/chartex" xmlns:cx1="http://schemas.microsoft.com/office/drawing/2015/9/8/chartex" xmlns:cx2="http://schemas.microsoft.com/office/drawing/2015/10/21/chartex" xmlns:cx3="http://schemas.microsoft.com/office/drawing/2016/5/9/chartex" xmlns:cx4="http://schemas.microsoft.com/office/drawing/2016/5/10/chartex" xmlns:cx5="http://schemas.microsoft.com/office/drawing/2016/5/11/chartex" xmlns:cx6="http://schemas.microsoft.com/office/drawing/2016/5/12/chartex" xmlns:cx7="http://schemas.microsoft.com/office/drawing/2016/5/13/chartex" xmlns:cx8="http://schemas.microsoft.com/office/drawing/2016/5/14/chartex" xmlns:mc="http://schemas.openxmlformats.org/markup-compatibility/2006" xmlns:aink="http://schemas.microsoft.com/office/drawing/2016/ink" xmlns:am3d="http://schemas.microsoft.com/office/drawing/2017/model3d" xmlns:o="urn:schemas-microsoft-com:office:office" xmlns:r="http://schemas.openxmlformats.org/officeDocument/2006/relationships" xmlns:m="http://schemas.openxmlformats.org/officeDocument/2006/math" xmlns:v="urn:schemas-microsoft-com:vml" xmlns:wp14="http://schemas.microsoft.com/office/word/2010/wordprocessingDrawing" xmlns:wp="http://schemas.openxmlformats.org/drawingml/2006/wordprocessingDrawing" xmlns:w10="urn:schemas-microsoft-com:office:word" xmlns:w="http://schemas.openxmlformats.org/wordprocessingml/2006/main" xmlns:w14="http://schemas.microsoft.com/office/word/2010/wordml" xmlns:w15="http://schemas.microsoft.com/office/word/2012/wordml" xmlns:w16cex="http://schemas.microsoft.com/office/word/2018/wordml/cex" xmlns:w16cid="http://schemas.microsoft.com/office/word/2016/wordml/cid" xmlns:w16="http://schemas.microsoft.com/office/word/2018/wordml" xmlns:w16sdtdh="http://schemas.microsoft.com/office/word/2020/wordml/sdtdatahash" xmlns:w16se="http://schemas.microsoft.com/office/word/2015/wordml/symex" xmlns:wpg="http://schemas.microsoft.com/office/word/2010/wordprocessingGroup" xmlns:wpi="http://schemas.microsoft.com/office/word/2010/wordprocessingInk" xmlns:wne="http://schemas.microsoft.com/office/word/2006/wordml" xmlns:wps="http://schemas.microsoft.com/office/word/2010/wordprocessingShape" mc:Ignorable="w14 w15 w16se w16cid w16 w16cex w16sdtdh wp14">
+<w:footnotes xmlns:wpc="http://schemas.microsoft.com/office/word/2010/wordprocessingCanvas" xmlns:cx="http://schemas.microsoft.com/office/drawing/2014/chartex" xmlns:cx1="http://schemas.microsoft.com/office/drawing/2015/9/8/chartex" xmlns:cx2="http://schemas.microsoft.com/office/drawing/2015/10/21/chartex" xmlns:cx3="http://schemas.microsoft.com/office/drawing/2016/5/9/chartex" xmlns:cx4="http://schemas.microsoft.com/office/drawing/2016/5/10/chartex" xmlns:cx5="http://schemas.microsoft.com/office/drawing/2016/5/11/chartex" xmlns:cx6="http://schemas.microsoft.com/office/drawing/2016/5/12/chartex" xmlns:cx7="http://schemas.microsoft.com/office/drawing/2016/5/13/chartex" xmlns:cx8="http://schemas.microsoft.com/office/drawing/2016/5/14/chartex" xmlns:mc="http://schemas.openxmlformats.org/markup-compatibility/2006" xmlns:aink="http://schemas.microsoft.com/office/drawing/2016/ink" xmlns:am3d="http://schemas.microsoft.com/office/drawing/2017/model3d" xmlns:o="urn:schemas-microsoft-com:office:office" xmlns:oel="http://schemas.microsoft.com/office/2019/extlst" xmlns:r="http://schemas.openxmlformats.org/officeDocument/2006/relationships" xmlns:m="http://schemas.openxmlformats.org/officeDocument/2006/math" xmlns:v="urn:schemas-microsoft-com:vml" xmlns:wp14="http://schemas.microsoft.com/office/word/2010/wordprocessingDrawing" xmlns:wp="http://schemas.openxmlformats.org/drawingml/2006/wordprocessingDrawing" xmlns:w10="urn:schemas-microsoft-com:office:word" xmlns:w="http://schemas.openxmlformats.org/wordprocessingml/2006/main" xmlns:w14="http://schemas.microsoft.com/office/word/2010/wordml" xmlns:w15="http://schemas.microsoft.com/office/word/2012/wordml" xmlns:w16cex="http://schemas.microsoft.com/office/word/2018/wordml/cex" xmlns:w16cid="http://schemas.microsoft.com/office/word/2016/wordml/cid" xmlns:w16="http://schemas.microsoft.com/office/word/2018/wordml" xmlns:w16du="http://schemas.microsoft.com/office/word/2023/wordml/word16du" xmlns:w16sdtdh="http://schemas.microsoft.com/office/word/2020/wordml/sdtdatahash" xmlns:w16sdtfl="http://schemas.microsoft.com/office/word/2024/wordml/sdtformatlock" xmlns:w16se="http://schemas.microsoft.com/office/word/2015/wordml/symex" xmlns:wpg="http://schemas.microsoft.com/office/word/2010/wordprocessingGroup" xmlns:wpi="http://schemas.microsoft.com/office/word/2010/wordprocessingInk" xmlns:wne="http://schemas.microsoft.com/office/word/2006/wordml" xmlns:wps="http://schemas.microsoft.com/office/word/2010/wordprocessingShape" mc:Ignorable="w14 w15 w16se w16cid w16 w16cex w16sdtdh w16sdtfl w16du wp14">
   <w:footnote w:type="separator" w:id="-1">
     <w:p>
       <w:pPr>
@@ -928,7 +851,7 @@
 </file>
 
 <file path=word/styles.xml><?xml version="1.0" encoding="utf-8"?>
-<w:styles xmlns:mc="http://schemas.openxmlformats.org/markup-compatibility/2006" xmlns:r="http://schemas.openxmlformats.org/officeDocument/2006/relationships" xmlns:w="http://schemas.openxmlformats.org/wordprocessingml/2006/main" xmlns:w14="http://schemas.microsoft.com/office/word/2010/wordml" xmlns:w15="http://schemas.microsoft.com/office/word/2012/wordml" xmlns:w16cex="http://schemas.microsoft.com/office/word/2018/wordml/cex" xmlns:w16cid="http://schemas.microsoft.com/office/word/2016/wordml/cid" xmlns:w16="http://schemas.microsoft.com/office/word/2018/wordml" xmlns:w16sdtdh="http://schemas.microsoft.com/office/word/2020/wordml/sdtdatahash" xmlns:w16se="http://schemas.microsoft.com/office/word/2015/wordml/symex" mc:Ignorable="w14 w15 w16se w16cid w16 w16cex w16sdtdh">
+<w:styles xmlns:mc="http://schemas.openxmlformats.org/markup-compatibility/2006" xmlns:r="http://schemas.openxmlformats.org/officeDocument/2006/relationships" xmlns:w="http://schemas.openxmlformats.org/wordprocessingml/2006/main" xmlns:w14="http://schemas.microsoft.com/office/word/2010/wordml" xmlns:w15="http://schemas.microsoft.com/office/word/2012/wordml" xmlns:w16cex="http://schemas.microsoft.com/office/word/2018/wordml/cex" xmlns:w16cid="http://schemas.microsoft.com/office/word/2016/wordml/cid" xmlns:w16="http://schemas.microsoft.com/office/word/2018/wordml" xmlns:w16du="http://schemas.microsoft.com/office/word/2023/wordml/word16du" xmlns:w16sdtdh="http://schemas.microsoft.com/office/word/2020/wordml/sdtdatahash" xmlns:w16sdtfl="http://schemas.microsoft.com/office/word/2024/wordml/sdtformatlock" xmlns:w16se="http://schemas.microsoft.com/office/word/2015/wordml/symex" mc:Ignorable="w14 w15 w16se w16cid w16 w16cex w16sdtdh w16sdtfl w16du">
   <w:docDefaults>
     <w:rPrDefault>
       <w:rPr>
@@ -1324,18 +1247,18 @@
     <w:lsdException w:name="Unresolved Mention" w:semiHidden="1" w:unhideWhenUsed="1"/>
     <w:lsdException w:name="Smart Link" w:semiHidden="1" w:unhideWhenUsed="1"/>
   </w:latentStyles>
-  <w:style w:type="paragraph" w:default="1" w:styleId="Normal">
+  <w:style w:type="paragraph" w:default="1" w:styleId="a">
     <w:name w:val="Normal"/>
     <w:qFormat/>
     <w:rPr>
       <w:rFonts w:cs="Angsana New"/>
     </w:rPr>
   </w:style>
-  <w:style w:type="paragraph" w:styleId="Heading1">
+  <w:style w:type="paragraph" w:styleId="1">
     <w:name w:val="heading 1"/>
-    <w:basedOn w:val="Normal"/>
-    <w:next w:val="Normal"/>
-    <w:link w:val="Heading1Char"/>
+    <w:basedOn w:val="a"/>
+    <w:next w:val="a"/>
+    <w:link w:val="10"/>
     <w:uiPriority w:val="9"/>
     <w:qFormat/>
     <w:rsid w:val="00CE0274"/>
@@ -1352,11 +1275,11 @@
       <w:szCs w:val="50"/>
     </w:rPr>
   </w:style>
-  <w:style w:type="paragraph" w:styleId="Heading2">
+  <w:style w:type="paragraph" w:styleId="2">
     <w:name w:val="heading 2"/>
-    <w:basedOn w:val="Normal"/>
-    <w:next w:val="Normal"/>
-    <w:link w:val="Heading2Char"/>
+    <w:basedOn w:val="a"/>
+    <w:next w:val="a"/>
+    <w:link w:val="20"/>
     <w:uiPriority w:val="9"/>
     <w:semiHidden/>
     <w:unhideWhenUsed/>
@@ -1375,11 +1298,11 @@
       <w:szCs w:val="40"/>
     </w:rPr>
   </w:style>
-  <w:style w:type="paragraph" w:styleId="Heading3">
+  <w:style w:type="paragraph" w:styleId="3">
     <w:name w:val="heading 3"/>
-    <w:basedOn w:val="Normal"/>
-    <w:next w:val="Normal"/>
-    <w:link w:val="Heading3Char"/>
+    <w:basedOn w:val="a"/>
+    <w:next w:val="a"/>
+    <w:link w:val="30"/>
     <w:uiPriority w:val="9"/>
     <w:semiHidden/>
     <w:unhideWhenUsed/>
@@ -1398,11 +1321,11 @@
       <w:szCs w:val="35"/>
     </w:rPr>
   </w:style>
-  <w:style w:type="paragraph" w:styleId="Heading4">
+  <w:style w:type="paragraph" w:styleId="4">
     <w:name w:val="heading 4"/>
-    <w:basedOn w:val="Normal"/>
-    <w:next w:val="Normal"/>
-    <w:link w:val="Heading4Char"/>
+    <w:basedOn w:val="a"/>
+    <w:next w:val="a"/>
+    <w:link w:val="40"/>
     <w:uiPriority w:val="9"/>
     <w:semiHidden/>
     <w:unhideWhenUsed/>
@@ -1421,11 +1344,11 @@
       <w:color w:val="2F5496" w:themeColor="accent1" w:themeShade="BF"/>
     </w:rPr>
   </w:style>
-  <w:style w:type="paragraph" w:styleId="Heading5">
+  <w:style w:type="paragraph" w:styleId="5">
     <w:name w:val="heading 5"/>
-    <w:basedOn w:val="Normal"/>
-    <w:next w:val="Normal"/>
-    <w:link w:val="Heading5Char"/>
+    <w:basedOn w:val="a"/>
+    <w:next w:val="a"/>
+    <w:link w:val="50"/>
     <w:uiPriority w:val="9"/>
     <w:semiHidden/>
     <w:unhideWhenUsed/>
@@ -1442,11 +1365,11 @@
       <w:color w:val="2F5496" w:themeColor="accent1" w:themeShade="BF"/>
     </w:rPr>
   </w:style>
-  <w:style w:type="paragraph" w:styleId="Heading6">
+  <w:style w:type="paragraph" w:styleId="6">
     <w:name w:val="heading 6"/>
-    <w:basedOn w:val="Normal"/>
-    <w:next w:val="Normal"/>
-    <w:link w:val="Heading6Char"/>
+    <w:basedOn w:val="a"/>
+    <w:next w:val="a"/>
+    <w:link w:val="60"/>
     <w:uiPriority w:val="9"/>
     <w:semiHidden/>
     <w:unhideWhenUsed/>
@@ -1465,11 +1388,11 @@
       <w:color w:val="595959" w:themeColor="text1" w:themeTint="A6"/>
     </w:rPr>
   </w:style>
-  <w:style w:type="paragraph" w:styleId="Heading7">
+  <w:style w:type="paragraph" w:styleId="7">
     <w:name w:val="heading 7"/>
-    <w:basedOn w:val="Normal"/>
-    <w:next w:val="Normal"/>
-    <w:link w:val="Heading7Char"/>
+    <w:basedOn w:val="a"/>
+    <w:next w:val="a"/>
+    <w:link w:val="70"/>
     <w:uiPriority w:val="9"/>
     <w:semiHidden/>
     <w:unhideWhenUsed/>
@@ -1486,11 +1409,11 @@
       <w:color w:val="595959" w:themeColor="text1" w:themeTint="A6"/>
     </w:rPr>
   </w:style>
-  <w:style w:type="paragraph" w:styleId="Heading8">
+  <w:style w:type="paragraph" w:styleId="8">
     <w:name w:val="heading 8"/>
-    <w:basedOn w:val="Normal"/>
-    <w:next w:val="Normal"/>
-    <w:link w:val="Heading8Char"/>
+    <w:basedOn w:val="a"/>
+    <w:next w:val="a"/>
+    <w:link w:val="80"/>
     <w:uiPriority w:val="9"/>
     <w:semiHidden/>
     <w:unhideWhenUsed/>
@@ -1509,11 +1432,11 @@
       <w:color w:val="272727" w:themeColor="text1" w:themeTint="D8"/>
     </w:rPr>
   </w:style>
-  <w:style w:type="paragraph" w:styleId="Heading9">
+  <w:style w:type="paragraph" w:styleId="9">
     <w:name w:val="heading 9"/>
-    <w:basedOn w:val="Normal"/>
-    <w:next w:val="Normal"/>
-    <w:link w:val="Heading9Char"/>
+    <w:basedOn w:val="a"/>
+    <w:next w:val="a"/>
+    <w:link w:val="90"/>
     <w:uiPriority w:val="9"/>
     <w:semiHidden/>
     <w:unhideWhenUsed/>
@@ -1530,13 +1453,13 @@
       <w:color w:val="272727" w:themeColor="text1" w:themeTint="D8"/>
     </w:rPr>
   </w:style>
-  <w:style w:type="character" w:default="1" w:styleId="DefaultParagraphFont">
+  <w:style w:type="character" w:default="1" w:styleId="a0">
     <w:name w:val="Default Paragraph Font"/>
     <w:uiPriority w:val="1"/>
     <w:semiHidden/>
     <w:unhideWhenUsed/>
   </w:style>
-  <w:style w:type="table" w:default="1" w:styleId="TableNormal">
+  <w:style w:type="table" w:default="1" w:styleId="a1">
     <w:name w:val="Normal Table"/>
     <w:uiPriority w:val="99"/>
     <w:semiHidden/>
@@ -1551,16 +1474,16 @@
       </w:tblCellMar>
     </w:tblPr>
   </w:style>
-  <w:style w:type="numbering" w:default="1" w:styleId="NoList">
+  <w:style w:type="numbering" w:default="1" w:styleId="a2">
     <w:name w:val="No List"/>
     <w:uiPriority w:val="99"/>
     <w:semiHidden/>
     <w:unhideWhenUsed/>
   </w:style>
-  <w:style w:type="character" w:customStyle="1" w:styleId="Heading1Char">
-    <w:name w:val="Heading 1 Char"/>
-    <w:basedOn w:val="DefaultParagraphFont"/>
-    <w:link w:val="Heading1"/>
+  <w:style w:type="character" w:customStyle="1" w:styleId="10">
+    <w:name w:val="หัวเรื่อง 1 อักขระ"/>
+    <w:basedOn w:val="a0"/>
+    <w:link w:val="1"/>
     <w:uiPriority w:val="9"/>
     <w:rsid w:val="00CE0274"/>
     <w:rPr>
@@ -1570,10 +1493,10 @@
       <w:szCs w:val="50"/>
     </w:rPr>
   </w:style>
-  <w:style w:type="character" w:customStyle="1" w:styleId="Heading2Char">
-    <w:name w:val="Heading 2 Char"/>
-    <w:basedOn w:val="DefaultParagraphFont"/>
-    <w:link w:val="Heading2"/>
+  <w:style w:type="character" w:customStyle="1" w:styleId="20">
+    <w:name w:val="หัวเรื่อง 2 อักขระ"/>
+    <w:basedOn w:val="a0"/>
+    <w:link w:val="2"/>
     <w:uiPriority w:val="9"/>
     <w:semiHidden/>
     <w:rsid w:val="00CE0274"/>
@@ -1584,10 +1507,10 @@
       <w:szCs w:val="40"/>
     </w:rPr>
   </w:style>
-  <w:style w:type="character" w:customStyle="1" w:styleId="Heading3Char">
-    <w:name w:val="Heading 3 Char"/>
-    <w:basedOn w:val="DefaultParagraphFont"/>
-    <w:link w:val="Heading3"/>
+  <w:style w:type="character" w:customStyle="1" w:styleId="30">
+    <w:name w:val="หัวเรื่อง 3 อักขระ"/>
+    <w:basedOn w:val="a0"/>
+    <w:link w:val="3"/>
     <w:uiPriority w:val="9"/>
     <w:semiHidden/>
     <w:rsid w:val="00CE0274"/>
@@ -1598,10 +1521,10 @@
       <w:szCs w:val="35"/>
     </w:rPr>
   </w:style>
-  <w:style w:type="character" w:customStyle="1" w:styleId="Heading4Char">
-    <w:name w:val="Heading 4 Char"/>
-    <w:basedOn w:val="DefaultParagraphFont"/>
-    <w:link w:val="Heading4"/>
+  <w:style w:type="character" w:customStyle="1" w:styleId="40">
+    <w:name w:val="หัวเรื่อง 4 อักขระ"/>
+    <w:basedOn w:val="a0"/>
+    <w:link w:val="4"/>
     <w:uiPriority w:val="9"/>
     <w:semiHidden/>
     <w:rsid w:val="00CE0274"/>
@@ -1612,10 +1535,10 @@
       <w:color w:val="2F5496" w:themeColor="accent1" w:themeShade="BF"/>
     </w:rPr>
   </w:style>
-  <w:style w:type="character" w:customStyle="1" w:styleId="Heading5Char">
-    <w:name w:val="Heading 5 Char"/>
-    <w:basedOn w:val="DefaultParagraphFont"/>
-    <w:link w:val="Heading5"/>
+  <w:style w:type="character" w:customStyle="1" w:styleId="50">
+    <w:name w:val="หัวเรื่อง 5 อักขระ"/>
+    <w:basedOn w:val="a0"/>
+    <w:link w:val="5"/>
     <w:uiPriority w:val="9"/>
     <w:semiHidden/>
     <w:rsid w:val="00CE0274"/>
@@ -1624,10 +1547,10 @@
       <w:color w:val="2F5496" w:themeColor="accent1" w:themeShade="BF"/>
     </w:rPr>
   </w:style>
-  <w:style w:type="character" w:customStyle="1" w:styleId="Heading6Char">
-    <w:name w:val="Heading 6 Char"/>
-    <w:basedOn w:val="DefaultParagraphFont"/>
-    <w:link w:val="Heading6"/>
+  <w:style w:type="character" w:customStyle="1" w:styleId="60">
+    <w:name w:val="หัวเรื่อง 6 อักขระ"/>
+    <w:basedOn w:val="a0"/>
+    <w:link w:val="6"/>
     <w:uiPriority w:val="9"/>
     <w:semiHidden/>
     <w:rsid w:val="00CE0274"/>
@@ -1638,10 +1561,10 @@
       <w:color w:val="595959" w:themeColor="text1" w:themeTint="A6"/>
     </w:rPr>
   </w:style>
-  <w:style w:type="character" w:customStyle="1" w:styleId="Heading7Char">
-    <w:name w:val="Heading 7 Char"/>
-    <w:basedOn w:val="DefaultParagraphFont"/>
-    <w:link w:val="Heading7"/>
+  <w:style w:type="character" w:customStyle="1" w:styleId="70">
+    <w:name w:val="หัวเรื่อง 7 อักขระ"/>
+    <w:basedOn w:val="a0"/>
+    <w:link w:val="7"/>
     <w:uiPriority w:val="9"/>
     <w:semiHidden/>
     <w:rsid w:val="00CE0274"/>
@@ -1650,10 +1573,10 @@
       <w:color w:val="595959" w:themeColor="text1" w:themeTint="A6"/>
     </w:rPr>
   </w:style>
-  <w:style w:type="character" w:customStyle="1" w:styleId="Heading8Char">
-    <w:name w:val="Heading 8 Char"/>
-    <w:basedOn w:val="DefaultParagraphFont"/>
-    <w:link w:val="Heading8"/>
+  <w:style w:type="character" w:customStyle="1" w:styleId="80">
+    <w:name w:val="หัวเรื่อง 8 อักขระ"/>
+    <w:basedOn w:val="a0"/>
+    <w:link w:val="8"/>
     <w:uiPriority w:val="9"/>
     <w:semiHidden/>
     <w:rsid w:val="00CE0274"/>
@@ -1664,10 +1587,10 @@
       <w:color w:val="272727" w:themeColor="text1" w:themeTint="D8"/>
     </w:rPr>
   </w:style>
-  <w:style w:type="character" w:customStyle="1" w:styleId="Heading9Char">
-    <w:name w:val="Heading 9 Char"/>
-    <w:basedOn w:val="DefaultParagraphFont"/>
-    <w:link w:val="Heading9"/>
+  <w:style w:type="character" w:customStyle="1" w:styleId="90">
+    <w:name w:val="หัวเรื่อง 9 อักขระ"/>
+    <w:basedOn w:val="a0"/>
+    <w:link w:val="9"/>
     <w:uiPriority w:val="9"/>
     <w:semiHidden/>
     <w:rsid w:val="00CE0274"/>
@@ -1676,11 +1599,11 @@
       <w:color w:val="272727" w:themeColor="text1" w:themeTint="D8"/>
     </w:rPr>
   </w:style>
-  <w:style w:type="paragraph" w:styleId="Title">
+  <w:style w:type="paragraph" w:styleId="a3">
     <w:name w:val="Title"/>
-    <w:basedOn w:val="Normal"/>
-    <w:next w:val="Normal"/>
-    <w:link w:val="TitleChar"/>
+    <w:basedOn w:val="a"/>
+    <w:next w:val="a"/>
+    <w:link w:val="a4"/>
     <w:uiPriority w:val="10"/>
     <w:qFormat/>
     <w:rsid w:val="00CE0274"/>
@@ -1696,10 +1619,10 @@
       <w:szCs w:val="71"/>
     </w:rPr>
   </w:style>
-  <w:style w:type="character" w:customStyle="1" w:styleId="TitleChar">
-    <w:name w:val="Title Char"/>
-    <w:basedOn w:val="DefaultParagraphFont"/>
-    <w:link w:val="Title"/>
+  <w:style w:type="character" w:customStyle="1" w:styleId="a4">
+    <w:name w:val="ชื่อเรื่อง อักขระ"/>
+    <w:basedOn w:val="a0"/>
+    <w:link w:val="a3"/>
     <w:uiPriority w:val="10"/>
     <w:rsid w:val="00CE0274"/>
     <w:rPr>
@@ -1710,11 +1633,11 @@
       <w:szCs w:val="71"/>
     </w:rPr>
   </w:style>
-  <w:style w:type="paragraph" w:styleId="Subtitle">
+  <w:style w:type="paragraph" w:styleId="a5">
     <w:name w:val="Subtitle"/>
-    <w:basedOn w:val="Normal"/>
-    <w:next w:val="Normal"/>
-    <w:link w:val="SubtitleChar"/>
+    <w:basedOn w:val="a"/>
+    <w:next w:val="a"/>
+    <w:link w:val="a6"/>
     <w:uiPriority w:val="11"/>
     <w:qFormat/>
     <w:rsid w:val="00CE0274"/>
@@ -1731,10 +1654,10 @@
       <w:szCs w:val="35"/>
     </w:rPr>
   </w:style>
-  <w:style w:type="character" w:customStyle="1" w:styleId="SubtitleChar">
-    <w:name w:val="Subtitle Char"/>
-    <w:basedOn w:val="DefaultParagraphFont"/>
-    <w:link w:val="Subtitle"/>
+  <w:style w:type="character" w:customStyle="1" w:styleId="a6">
+    <w:name w:val="ชื่อเรื่องรอง อักขระ"/>
+    <w:basedOn w:val="a0"/>
+    <w:link w:val="a5"/>
     <w:uiPriority w:val="11"/>
     <w:rsid w:val="00CE0274"/>
     <w:rPr>
@@ -1745,11 +1668,11 @@
       <w:szCs w:val="35"/>
     </w:rPr>
   </w:style>
-  <w:style w:type="paragraph" w:styleId="Quote">
+  <w:style w:type="paragraph" w:styleId="a7">
     <w:name w:val="Quote"/>
-    <w:basedOn w:val="Normal"/>
-    <w:next w:val="Normal"/>
-    <w:link w:val="QuoteChar"/>
+    <w:basedOn w:val="a"/>
+    <w:next w:val="a"/>
+    <w:link w:val="a8"/>
     <w:uiPriority w:val="29"/>
     <w:qFormat/>
     <w:rsid w:val="00CE0274"/>
@@ -1763,10 +1686,10 @@
       <w:color w:val="404040" w:themeColor="text1" w:themeTint="BF"/>
     </w:rPr>
   </w:style>
-  <w:style w:type="character" w:customStyle="1" w:styleId="QuoteChar">
-    <w:name w:val="Quote Char"/>
-    <w:basedOn w:val="DefaultParagraphFont"/>
-    <w:link w:val="Quote"/>
+  <w:style w:type="character" w:customStyle="1" w:styleId="a8">
+    <w:name w:val="คำอ้างอิง อักขระ"/>
+    <w:basedOn w:val="a0"/>
+    <w:link w:val="a7"/>
     <w:uiPriority w:val="29"/>
     <w:rsid w:val="00CE0274"/>
     <w:rPr>
@@ -1776,9 +1699,9 @@
       <w:color w:val="404040" w:themeColor="text1" w:themeTint="BF"/>
     </w:rPr>
   </w:style>
-  <w:style w:type="paragraph" w:styleId="ListParagraph">
+  <w:style w:type="paragraph" w:styleId="a9">
     <w:name w:val="List Paragraph"/>
-    <w:basedOn w:val="Normal"/>
+    <w:basedOn w:val="a"/>
     <w:uiPriority w:val="34"/>
     <w:qFormat/>
     <w:rsid w:val="00CE0274"/>
@@ -1787,9 +1710,9 @@
       <w:contextualSpacing/>
     </w:pPr>
   </w:style>
-  <w:style w:type="character" w:styleId="IntenseEmphasis">
+  <w:style w:type="character" w:styleId="aa">
     <w:name w:val="Intense Emphasis"/>
-    <w:basedOn w:val="DefaultParagraphFont"/>
+    <w:basedOn w:val="a0"/>
     <w:uiPriority w:val="21"/>
     <w:qFormat/>
     <w:rsid w:val="00CE0274"/>
@@ -1799,11 +1722,11 @@
       <w:color w:val="2F5496" w:themeColor="accent1" w:themeShade="BF"/>
     </w:rPr>
   </w:style>
-  <w:style w:type="paragraph" w:styleId="IntenseQuote">
+  <w:style w:type="paragraph" w:styleId="ab">
     <w:name w:val="Intense Quote"/>
-    <w:basedOn w:val="Normal"/>
-    <w:next w:val="Normal"/>
-    <w:link w:val="IntenseQuoteChar"/>
+    <w:basedOn w:val="a"/>
+    <w:next w:val="a"/>
+    <w:link w:val="ac"/>
     <w:uiPriority w:val="30"/>
     <w:qFormat/>
     <w:rsid w:val="00CE0274"/>
@@ -1822,10 +1745,10 @@
       <w:color w:val="2F5496" w:themeColor="accent1" w:themeShade="BF"/>
     </w:rPr>
   </w:style>
-  <w:style w:type="character" w:customStyle="1" w:styleId="IntenseQuoteChar">
-    <w:name w:val="Intense Quote Char"/>
-    <w:basedOn w:val="DefaultParagraphFont"/>
-    <w:link w:val="IntenseQuote"/>
+  <w:style w:type="character" w:customStyle="1" w:styleId="ac">
+    <w:name w:val="ทำให้คำอ้างอิงเป็นสีเข้มขึ้น อักขระ"/>
+    <w:basedOn w:val="a0"/>
+    <w:link w:val="ab"/>
     <w:uiPriority w:val="30"/>
     <w:rsid w:val="00CE0274"/>
     <w:rPr>
@@ -1835,9 +1758,9 @@
       <w:color w:val="2F5496" w:themeColor="accent1" w:themeShade="BF"/>
     </w:rPr>
   </w:style>
-  <w:style w:type="character" w:styleId="IntenseReference">
+  <w:style w:type="character" w:styleId="ad">
     <w:name w:val="Intense Reference"/>
-    <w:basedOn w:val="DefaultParagraphFont"/>
+    <w:basedOn w:val="a0"/>
     <w:uiPriority w:val="32"/>
     <w:qFormat/>
     <w:rsid w:val="00CE0274"/>
@@ -1849,9 +1772,9 @@
       <w:spacing w:val="5"/>
     </w:rPr>
   </w:style>
-  <w:style w:type="paragraph" w:styleId="NormalWeb">
+  <w:style w:type="paragraph" w:styleId="ae">
     <w:name w:val="Normal (Web)"/>
-    <w:basedOn w:val="Normal"/>
+    <w:basedOn w:val="a"/>
     <w:uiPriority w:val="99"/>
     <w:semiHidden/>
     <w:unhideWhenUsed/>
@@ -1866,10 +1789,10 @@
       <w14:ligatures w14:val="none"/>
     </w:rPr>
   </w:style>
-  <w:style w:type="paragraph" w:styleId="Header">
+  <w:style w:type="paragraph" w:styleId="af">
     <w:name w:val="header"/>
-    <w:basedOn w:val="Normal"/>
-    <w:link w:val="HeaderChar"/>
+    <w:basedOn w:val="a"/>
+    <w:link w:val="af0"/>
     <w:uiPriority w:val="99"/>
     <w:unhideWhenUsed/>
     <w:rsid w:val="00DD4E25"/>
@@ -1881,20 +1804,20 @@
       <w:spacing w:after="0"/>
     </w:pPr>
   </w:style>
-  <w:style w:type="character" w:customStyle="1" w:styleId="HeaderChar">
-    <w:name w:val="Header Char"/>
-    <w:basedOn w:val="DefaultParagraphFont"/>
-    <w:link w:val="Header"/>
+  <w:style w:type="character" w:customStyle="1" w:styleId="af0">
+    <w:name w:val="หัวกระดาษ อักขระ"/>
+    <w:basedOn w:val="a0"/>
+    <w:link w:val="af"/>
     <w:uiPriority w:val="99"/>
     <w:rsid w:val="00DD4E25"/>
     <w:rPr>
       <w:rFonts w:cs="Angsana New"/>
     </w:rPr>
   </w:style>
-  <w:style w:type="paragraph" w:styleId="Footer">
+  <w:style w:type="paragraph" w:styleId="af1">
     <w:name w:val="footer"/>
-    <w:basedOn w:val="Normal"/>
-    <w:link w:val="FooterChar"/>
+    <w:basedOn w:val="a"/>
+    <w:link w:val="af2"/>
     <w:uiPriority w:val="99"/>
     <w:unhideWhenUsed/>
     <w:rsid w:val="00DD4E25"/>
@@ -1906,10 +1829,10 @@
       <w:spacing w:after="0"/>
     </w:pPr>
   </w:style>
-  <w:style w:type="character" w:customStyle="1" w:styleId="FooterChar">
-    <w:name w:val="Footer Char"/>
-    <w:basedOn w:val="DefaultParagraphFont"/>
-    <w:link w:val="Footer"/>
+  <w:style w:type="character" w:customStyle="1" w:styleId="af2">
+    <w:name w:val="ท้ายกระดาษ อักขระ"/>
+    <w:basedOn w:val="a0"/>
+    <w:link w:val="af1"/>
     <w:uiPriority w:val="99"/>
     <w:rsid w:val="00DD4E25"/>
     <w:rPr>

--- a/ปกนอกและปกใน.docx
+++ b/ปกนอกและปกใน.docx
@@ -1,6 +1,6 @@
 
 <file path=word/document.xml><?xml version="1.0" encoding="utf-8"?>
-<w:document xmlns:wpc="http://schemas.microsoft.com/office/word/2010/wordprocessingCanvas" xmlns:cx="http://schemas.microsoft.com/office/drawing/2014/chartex" xmlns:cx1="http://schemas.microsoft.com/office/drawing/2015/9/8/chartex" xmlns:cx2="http://schemas.microsoft.com/office/drawing/2015/10/21/chartex" xmlns:cx3="http://schemas.microsoft.com/office/drawing/2016/5/9/chartex" xmlns:cx4="http://schemas.microsoft.com/office/drawing/2016/5/10/chartex" xmlns:cx5="http://schemas.microsoft.com/office/drawing/2016/5/11/chartex" xmlns:cx6="http://schemas.microsoft.com/office/drawing/2016/5/12/chartex" xmlns:cx7="http://schemas.microsoft.com/office/drawing/2016/5/13/chartex" xmlns:cx8="http://schemas.microsoft.com/office/drawing/2016/5/14/chartex" xmlns:mc="http://schemas.openxmlformats.org/markup-compatibility/2006" xmlns:aink="http://schemas.microsoft.com/office/drawing/2016/ink" xmlns:am3d="http://schemas.microsoft.com/office/drawing/2017/model3d" xmlns:o="urn:schemas-microsoft-com:office:office" xmlns:oel="http://schemas.microsoft.com/office/2019/extlst" xmlns:r="http://schemas.openxmlformats.org/officeDocument/2006/relationships" xmlns:m="http://schemas.openxmlformats.org/officeDocument/2006/math" xmlns:v="urn:schemas-microsoft-com:vml" xmlns:wp14="http://schemas.microsoft.com/office/word/2010/wordprocessingDrawing" xmlns:wp="http://schemas.openxmlformats.org/drawingml/2006/wordprocessingDrawing" xmlns:w10="urn:schemas-microsoft-com:office:word" xmlns:w="http://schemas.openxmlformats.org/wordprocessingml/2006/main" xmlns:w14="http://schemas.microsoft.com/office/word/2010/wordml" xmlns:w15="http://schemas.microsoft.com/office/word/2012/wordml" xmlns:w16cex="http://schemas.microsoft.com/office/word/2018/wordml/cex" xmlns:w16cid="http://schemas.microsoft.com/office/word/2016/wordml/cid" xmlns:w16="http://schemas.microsoft.com/office/word/2018/wordml" xmlns:w16du="http://schemas.microsoft.com/office/word/2023/wordml/word16du" xmlns:w16sdtdh="http://schemas.microsoft.com/office/word/2020/wordml/sdtdatahash" xmlns:w16sdtfl="http://schemas.microsoft.com/office/word/2024/wordml/sdtformatlock" xmlns:w16se="http://schemas.microsoft.com/office/word/2015/wordml/symex" xmlns:wpg="http://schemas.microsoft.com/office/word/2010/wordprocessingGroup" xmlns:wpi="http://schemas.microsoft.com/office/word/2010/wordprocessingInk" xmlns:wne="http://schemas.microsoft.com/office/word/2006/wordml" xmlns:wps="http://schemas.microsoft.com/office/word/2010/wordprocessingShape" mc:Ignorable="w14 w15 w16se w16cid w16 w16cex w16sdtdh w16sdtfl w16du wp14">
+<w:document xmlns:wpc="http://schemas.microsoft.com/office/word/2010/wordprocessingCanvas" xmlns:cx="http://schemas.microsoft.com/office/drawing/2014/chartex" xmlns:cx1="http://schemas.microsoft.com/office/drawing/2015/9/8/chartex" xmlns:cx2="http://schemas.microsoft.com/office/drawing/2015/10/21/chartex" xmlns:cx3="http://schemas.microsoft.com/office/drawing/2016/5/9/chartex" xmlns:cx4="http://schemas.microsoft.com/office/drawing/2016/5/10/chartex" xmlns:cx5="http://schemas.microsoft.com/office/drawing/2016/5/11/chartex" xmlns:cx6="http://schemas.microsoft.com/office/drawing/2016/5/12/chartex" xmlns:cx7="http://schemas.microsoft.com/office/drawing/2016/5/13/chartex" xmlns:cx8="http://schemas.microsoft.com/office/drawing/2016/5/14/chartex" xmlns:mc="http://schemas.openxmlformats.org/markup-compatibility/2006" xmlns:aink="http://schemas.microsoft.com/office/drawing/2016/ink" xmlns:am3d="http://schemas.microsoft.com/office/drawing/2017/model3d" xmlns:o="urn:schemas-microsoft-com:office:office" xmlns:r="http://schemas.openxmlformats.org/officeDocument/2006/relationships" xmlns:m="http://schemas.openxmlformats.org/officeDocument/2006/math" xmlns:v="urn:schemas-microsoft-com:vml" xmlns:wp14="http://schemas.microsoft.com/office/word/2010/wordprocessingDrawing" xmlns:wp="http://schemas.openxmlformats.org/drawingml/2006/wordprocessingDrawing" xmlns:w10="urn:schemas-microsoft-com:office:word" xmlns:w="http://schemas.openxmlformats.org/wordprocessingml/2006/main" xmlns:w14="http://schemas.microsoft.com/office/word/2010/wordml" xmlns:w15="http://schemas.microsoft.com/office/word/2012/wordml" xmlns:w16cex="http://schemas.microsoft.com/office/word/2018/wordml/cex" xmlns:w16cid="http://schemas.microsoft.com/office/word/2016/wordml/cid" xmlns:w16="http://schemas.microsoft.com/office/word/2018/wordml" xmlns:w16sdtdh="http://schemas.microsoft.com/office/word/2020/wordml/sdtdatahash" xmlns:w16se="http://schemas.microsoft.com/office/word/2015/wordml/symex" xmlns:wpg="http://schemas.microsoft.com/office/word/2010/wordprocessingGroup" xmlns:wpi="http://schemas.microsoft.com/office/word/2010/wordprocessingInk" xmlns:wne="http://schemas.microsoft.com/office/word/2006/wordml" xmlns:wps="http://schemas.microsoft.com/office/word/2010/wordprocessingShape" mc:Ignorable="w14 w15 w16se w16cid w16 w16cex w16sdtdh wp14">
   <w:body>
     <w:p>
       <w:pPr>
@@ -298,6 +298,46 @@
     <w:p>
       <w:pPr>
         <w:spacing w:after="0"/>
+        <w:jc w:val="center"/>
+        <w:rPr>
+          <w:rFonts w:ascii="TH SarabunPSK" w:eastAsia="Times New Roman" w:hAnsi="TH SarabunPSK" w:cs="TH SarabunPSK"/>
+          <w:kern w:val="0"/>
+          <w:sz w:val="40"/>
+          <w:szCs w:val="40"/>
+          <w14:ligatures w14:val="none"/>
+        </w:rPr>
+      </w:pPr>
+    </w:p>
+    <w:p>
+      <w:pPr>
+        <w:spacing w:after="0"/>
+        <w:jc w:val="center"/>
+        <w:rPr>
+          <w:rFonts w:ascii="TH SarabunPSK" w:eastAsia="Times New Roman" w:hAnsi="TH SarabunPSK" w:cs="TH SarabunPSK"/>
+          <w:kern w:val="0"/>
+          <w:sz w:val="40"/>
+          <w:szCs w:val="40"/>
+          <w14:ligatures w14:val="none"/>
+        </w:rPr>
+      </w:pPr>
+    </w:p>
+    <w:p>
+      <w:pPr>
+        <w:spacing w:after="0"/>
+        <w:jc w:val="center"/>
+        <w:rPr>
+          <w:rFonts w:ascii="TH SarabunPSK" w:eastAsia="Times New Roman" w:hAnsi="TH SarabunPSK" w:cs="TH SarabunPSK"/>
+          <w:kern w:val="0"/>
+          <w:sz w:val="40"/>
+          <w:szCs w:val="40"/>
+          <w14:ligatures w14:val="none"/>
+        </w:rPr>
+      </w:pPr>
+    </w:p>
+    <w:p>
+      <w:pPr>
+        <w:spacing w:after="0"/>
+        <w:jc w:val="center"/>
         <w:rPr>
           <w:rFonts w:ascii="TH SarabunPSK" w:eastAsia="Times New Roman" w:hAnsi="TH SarabunPSK" w:cs="TH SarabunPSK" w:hint="cs"/>
           <w:kern w:val="0"/>
@@ -312,19 +352,6 @@
         <w:spacing w:after="0"/>
         <w:jc w:val="center"/>
         <w:rPr>
-          <w:rFonts w:ascii="TH SarabunPSK" w:eastAsia="Times New Roman" w:hAnsi="TH SarabunPSK" w:cs="TH SarabunPSK"/>
-          <w:kern w:val="0"/>
-          <w:sz w:val="40"/>
-          <w:szCs w:val="40"/>
-          <w14:ligatures w14:val="none"/>
-        </w:rPr>
-      </w:pPr>
-    </w:p>
-    <w:p>
-      <w:pPr>
-        <w:spacing w:after="0"/>
-        <w:jc w:val="center"/>
-        <w:rPr>
           <w:rFonts w:ascii="TH SarabunPSK" w:hAnsi="TH SarabunPSK" w:cs="TH SarabunPSK"/>
           <w:b/>
           <w:bCs/>
@@ -336,7 +363,7 @@
     <w:p>
       <w:pPr>
         <w:tabs>
-          <w:tab w:val="left" w:pos="1560"/>
+          <w:tab w:val="left" w:pos="1418"/>
           <w:tab w:val="left" w:pos="3686"/>
           <w:tab w:val="left" w:pos="5529"/>
         </w:tabs>
@@ -425,19 +452,88 @@
     <w:p>
       <w:pPr>
         <w:tabs>
-          <w:tab w:val="left" w:pos="1560"/>
+          <w:tab w:val="left" w:pos="1418"/>
           <w:tab w:val="left" w:pos="3686"/>
           <w:tab w:val="left" w:pos="5529"/>
         </w:tabs>
         <w:spacing w:after="0"/>
         <w:rPr>
+          <w:rFonts w:ascii="TH SarabunPSK" w:hAnsi="TH SarabunPSK" w:cs="TH SarabunPSK"/>
+          <w:b/>
+          <w:bCs/>
+          <w:sz w:val="40"/>
+          <w:szCs w:val="40"/>
+        </w:rPr>
+      </w:pPr>
+      <w:r>
+        <w:rPr>
+          <w:rFonts w:ascii="TH SarabunPSK" w:hAnsi="TH SarabunPSK" w:cs="TH SarabunPSK"/>
+          <w:b/>
+          <w:bCs/>
+          <w:sz w:val="40"/>
+          <w:szCs w:val="40"/>
+        </w:rPr>
+        <w:tab/>
+      </w:r>
+      <w:r>
+        <w:rPr>
           <w:rFonts w:ascii="TH SarabunPSK" w:hAnsi="TH SarabunPSK" w:cs="TH SarabunPSK" w:hint="cs"/>
           <w:b/>
           <w:bCs/>
           <w:sz w:val="40"/>
           <w:szCs w:val="40"/>
-        </w:rPr>
-      </w:pPr>
+          <w:cs/>
+        </w:rPr>
+        <w:t>นาย</w:t>
+      </w:r>
+      <w:r>
+        <w:rPr>
+          <w:rFonts w:ascii="TH SarabunPSK" w:hAnsi="TH SarabunPSK" w:cs="TH SarabunPSK"/>
+          <w:b/>
+          <w:bCs/>
+          <w:sz w:val="40"/>
+          <w:szCs w:val="40"/>
+          <w:cs/>
+        </w:rPr>
+        <w:t>รัช</w:t>
+      </w:r>
+      <w:proofErr w:type="spellStart"/>
+      <w:r>
+        <w:rPr>
+          <w:rFonts w:ascii="TH SarabunPSK" w:hAnsi="TH SarabunPSK" w:cs="TH SarabunPSK"/>
+          <w:b/>
+          <w:bCs/>
+          <w:sz w:val="40"/>
+          <w:szCs w:val="40"/>
+          <w:cs/>
+        </w:rPr>
+        <w:t>ช์</w:t>
+      </w:r>
+      <w:proofErr w:type="spellEnd"/>
+      <w:r>
+        <w:rPr>
+          <w:rFonts w:ascii="TH SarabunPSK" w:hAnsi="TH SarabunPSK" w:cs="TH SarabunPSK"/>
+          <w:b/>
+          <w:bCs/>
+          <w:sz w:val="40"/>
+          <w:szCs w:val="40"/>
+          <w:cs/>
+        </w:rPr>
+        <w:t>ชกฤต</w:t>
+      </w:r>
+      <w:proofErr w:type="spellStart"/>
+      <w:r>
+        <w:rPr>
+          <w:rFonts w:ascii="TH SarabunPSK" w:hAnsi="TH SarabunPSK" w:cs="TH SarabunPSK"/>
+          <w:b/>
+          <w:bCs/>
+          <w:sz w:val="40"/>
+          <w:szCs w:val="40"/>
+          <w:cs/>
+        </w:rPr>
+        <w:t>ย์</w:t>
+      </w:r>
+      <w:proofErr w:type="spellEnd"/>
       <w:r>
         <w:rPr>
           <w:rFonts w:ascii="TH SarabunPSK" w:hAnsi="TH SarabunPSK" w:cs="TH SarabunPSK"/>
@@ -450,6 +546,41 @@
       </w:r>
       <w:r>
         <w:rPr>
+          <w:rFonts w:ascii="TH SarabunPSK" w:hAnsi="TH SarabunPSK" w:cs="TH SarabunPSK"/>
+          <w:b/>
+          <w:bCs/>
+          <w:sz w:val="40"/>
+          <w:szCs w:val="40"/>
+          <w:cs/>
+        </w:rPr>
+        <w:t>กิตติโชคธน</w:t>
+      </w:r>
+      <w:proofErr w:type="spellStart"/>
+      <w:r>
+        <w:rPr>
+          <w:rFonts w:ascii="TH SarabunPSK" w:hAnsi="TH SarabunPSK" w:cs="TH SarabunPSK"/>
+          <w:b/>
+          <w:bCs/>
+          <w:sz w:val="40"/>
+          <w:szCs w:val="40"/>
+          <w:cs/>
+        </w:rPr>
+        <w:t>วั</w:t>
+      </w:r>
+      <w:proofErr w:type="spellEnd"/>
+      <w:r>
+        <w:rPr>
+          <w:rFonts w:ascii="TH SarabunPSK" w:hAnsi="TH SarabunPSK" w:cs="TH SarabunPSK"/>
+          <w:b/>
+          <w:bCs/>
+          <w:sz w:val="40"/>
+          <w:szCs w:val="40"/>
+          <w:cs/>
+        </w:rPr>
+        <w:t>ชร์</w:t>
+      </w:r>
+      <w:r>
+        <w:rPr>
           <w:rFonts w:ascii="TH SarabunPSK" w:hAnsi="TH SarabunPSK" w:cs="TH SarabunPSK" w:hint="cs"/>
           <w:b/>
           <w:bCs/>
@@ -457,268 +588,188 @@
           <w:szCs w:val="40"/>
           <w:cs/>
         </w:rPr>
-        <w:t>นาย</w:t>
-      </w:r>
-      <w:r>
-        <w:rPr>
-          <w:rFonts w:ascii="TH SarabunPSK" w:hAnsi="TH SarabunPSK" w:cs="TH SarabunPSK"/>
+        <w:t xml:space="preserve"> </w:t>
+      </w:r>
+      <w:r>
+        <w:rPr>
+          <w:rFonts w:ascii="TH SarabunPSK" w:hAnsi="TH SarabunPSK" w:cs="TH SarabunPSK"/>
+          <w:b/>
+          <w:bCs/>
+          <w:sz w:val="40"/>
+          <w:szCs w:val="40"/>
+        </w:rPr>
+        <w:tab/>
+      </w:r>
+      <w:r>
+        <w:rPr>
+          <w:rFonts w:ascii="TH SarabunPSK" w:hAnsi="TH SarabunPSK" w:cs="TH SarabunPSK"/>
+          <w:b/>
+          <w:bCs/>
+          <w:sz w:val="40"/>
+          <w:szCs w:val="40"/>
+        </w:rPr>
+        <w:t>26510323411</w:t>
+      </w:r>
+      <w:r>
+        <w:rPr>
+          <w:rFonts w:ascii="TH SarabunPSK" w:hAnsi="TH SarabunPSK" w:cs="TH SarabunPSK"/>
+          <w:b/>
+          <w:bCs/>
+          <w:sz w:val="40"/>
+          <w:szCs w:val="40"/>
+        </w:rPr>
+        <w:t>42</w:t>
+      </w:r>
+    </w:p>
+    <w:p>
+      <w:pPr>
+        <w:spacing w:after="0"/>
+        <w:rPr>
+          <w:rFonts w:ascii="TH SarabunPSK" w:hAnsi="TH SarabunPSK" w:cs="TH SarabunPSK"/>
+          <w:b/>
+          <w:bCs/>
+          <w:sz w:val="40"/>
+          <w:szCs w:val="40"/>
+        </w:rPr>
+      </w:pPr>
+    </w:p>
+    <w:p>
+      <w:pPr>
+        <w:spacing w:after="0"/>
+        <w:rPr>
+          <w:rFonts w:ascii="TH SarabunPSK" w:hAnsi="TH SarabunPSK" w:cs="TH SarabunPSK"/>
+          <w:b/>
+          <w:bCs/>
+          <w:sz w:val="40"/>
+          <w:szCs w:val="40"/>
+        </w:rPr>
+      </w:pPr>
+    </w:p>
+    <w:p>
+      <w:pPr>
+        <w:spacing w:after="0"/>
+        <w:rPr>
+          <w:rFonts w:ascii="TH SarabunPSK" w:hAnsi="TH SarabunPSK" w:cs="TH SarabunPSK" w:hint="cs"/>
+          <w:b/>
+          <w:bCs/>
+          <w:sz w:val="40"/>
+          <w:szCs w:val="40"/>
+        </w:rPr>
+      </w:pPr>
+    </w:p>
+    <w:p>
+      <w:pPr>
+        <w:spacing w:after="0"/>
+        <w:rPr>
+          <w:rFonts w:ascii="TH SarabunPSK" w:hAnsi="TH SarabunPSK" w:cs="TH SarabunPSK"/>
+          <w:b/>
+          <w:bCs/>
+          <w:sz w:val="40"/>
+          <w:szCs w:val="40"/>
+        </w:rPr>
+      </w:pPr>
+    </w:p>
+    <w:p>
+      <w:pPr>
+        <w:spacing w:after="0"/>
+        <w:rPr>
+          <w:rFonts w:ascii="TH SarabunPSK" w:hAnsi="TH SarabunPSK" w:cs="TH SarabunPSK"/>
+          <w:b/>
+          <w:bCs/>
+          <w:sz w:val="40"/>
+          <w:szCs w:val="40"/>
+        </w:rPr>
+      </w:pPr>
+    </w:p>
+    <w:p>
+      <w:pPr>
+        <w:spacing w:after="0"/>
+        <w:rPr>
+          <w:rFonts w:ascii="TH SarabunPSK" w:hAnsi="TH SarabunPSK" w:cs="TH SarabunPSK" w:hint="cs"/>
+          <w:b/>
+          <w:bCs/>
+          <w:sz w:val="40"/>
+          <w:szCs w:val="40"/>
+        </w:rPr>
+      </w:pPr>
+    </w:p>
+    <w:p>
+      <w:pPr>
+        <w:spacing w:after="0"/>
+        <w:rPr>
+          <w:rFonts w:ascii="TH SarabunPSK" w:hAnsi="TH SarabunPSK" w:cs="TH SarabunPSK"/>
+          <w:b/>
+          <w:bCs/>
+          <w:sz w:val="40"/>
+          <w:szCs w:val="40"/>
+        </w:rPr>
+      </w:pPr>
+      <w:r>
+        <w:rPr>
+          <w:rFonts w:ascii="TH SarabunPSK" w:hAnsi="TH SarabunPSK" w:cs="TH SarabunPSK" w:hint="cs"/>
           <w:b/>
           <w:bCs/>
           <w:sz w:val="40"/>
           <w:szCs w:val="40"/>
           <w:cs/>
         </w:rPr>
-        <w:t>รัช</w:t>
-      </w:r>
-      <w:proofErr w:type="spellStart"/>
-      <w:r>
-        <w:rPr>
-          <w:rFonts w:ascii="TH SarabunPSK" w:hAnsi="TH SarabunPSK" w:cs="TH SarabunPSK"/>
+        <w:t>รายงานโครงงานสหกิจศึกษานี้เป็นส่วนหนึ่งของการศึกษาตามหลักสูตร</w:t>
+      </w:r>
+    </w:p>
+    <w:p>
+      <w:pPr>
+        <w:spacing w:after="0"/>
+        <w:jc w:val="center"/>
+        <w:rPr>
+          <w:rFonts w:ascii="TH SarabunPSK" w:hAnsi="TH SarabunPSK" w:cs="TH SarabunPSK"/>
+          <w:b/>
+          <w:bCs/>
+          <w:sz w:val="40"/>
+          <w:szCs w:val="40"/>
+        </w:rPr>
+      </w:pPr>
+      <w:r>
+        <w:rPr>
+          <w:rFonts w:ascii="TH SarabunPSK" w:hAnsi="TH SarabunPSK" w:cs="TH SarabunPSK" w:hint="cs"/>
           <w:b/>
           <w:bCs/>
           <w:sz w:val="40"/>
           <w:szCs w:val="40"/>
           <w:cs/>
         </w:rPr>
-        <w:t>ช์</w:t>
-      </w:r>
-      <w:proofErr w:type="spellEnd"/>
-      <w:r>
-        <w:rPr>
-          <w:rFonts w:ascii="TH SarabunPSK" w:hAnsi="TH SarabunPSK" w:cs="TH SarabunPSK"/>
+        <w:t>เทคโนโลยีบัณฑิต สาขาวิชาเทคโนโลยีสารสนเทศและนวัตกรรมดิจิทัล</w:t>
+      </w:r>
+    </w:p>
+    <w:p>
+      <w:pPr>
+        <w:spacing w:after="0"/>
+        <w:jc w:val="center"/>
+        <w:rPr>
+          <w:rFonts w:ascii="TH SarabunPSK" w:hAnsi="TH SarabunPSK" w:cs="TH SarabunPSK"/>
+          <w:b/>
+          <w:bCs/>
+          <w:sz w:val="40"/>
+          <w:szCs w:val="40"/>
+        </w:rPr>
+      </w:pPr>
+      <w:r>
+        <w:rPr>
+          <w:rFonts w:ascii="TH SarabunPSK" w:hAnsi="TH SarabunPSK" w:cs="TH SarabunPSK" w:hint="cs"/>
           <w:b/>
           <w:bCs/>
           <w:sz w:val="40"/>
           <w:szCs w:val="40"/>
           <w:cs/>
         </w:rPr>
-        <w:t>ชกฤต</w:t>
-      </w:r>
-      <w:proofErr w:type="spellStart"/>
-      <w:r>
-        <w:rPr>
-          <w:rFonts w:ascii="TH SarabunPSK" w:hAnsi="TH SarabunPSK" w:cs="TH SarabunPSK"/>
-          <w:b/>
-          <w:bCs/>
-          <w:sz w:val="40"/>
-          <w:szCs w:val="40"/>
-          <w:cs/>
-        </w:rPr>
-        <w:t>ย์</w:t>
-      </w:r>
-      <w:proofErr w:type="spellEnd"/>
-      <w:r>
-        <w:rPr>
-          <w:rFonts w:ascii="TH SarabunPSK" w:hAnsi="TH SarabunPSK" w:cs="TH SarabunPSK"/>
-          <w:b/>
-          <w:bCs/>
-          <w:sz w:val="40"/>
-          <w:szCs w:val="40"/>
-        </w:rPr>
-        <w:tab/>
-      </w:r>
-      <w:r>
-        <w:rPr>
-          <w:rFonts w:ascii="TH SarabunPSK" w:hAnsi="TH SarabunPSK" w:cs="TH SarabunPSK"/>
-          <w:b/>
-          <w:bCs/>
-          <w:sz w:val="40"/>
-          <w:szCs w:val="40"/>
-          <w:cs/>
-        </w:rPr>
-        <w:t>กิตติโชคธน</w:t>
-      </w:r>
-      <w:proofErr w:type="spellStart"/>
-      <w:r>
-        <w:rPr>
-          <w:rFonts w:ascii="TH SarabunPSK" w:hAnsi="TH SarabunPSK" w:cs="TH SarabunPSK"/>
-          <w:b/>
-          <w:bCs/>
-          <w:sz w:val="40"/>
-          <w:szCs w:val="40"/>
-          <w:cs/>
-        </w:rPr>
-        <w:t>วั</w:t>
-      </w:r>
-      <w:proofErr w:type="spellEnd"/>
-      <w:r>
-        <w:rPr>
-          <w:rFonts w:ascii="TH SarabunPSK" w:hAnsi="TH SarabunPSK" w:cs="TH SarabunPSK"/>
-          <w:b/>
-          <w:bCs/>
-          <w:sz w:val="40"/>
-          <w:szCs w:val="40"/>
-          <w:cs/>
-        </w:rPr>
-        <w:t>ชร์</w:t>
-      </w:r>
-      <w:r>
+        <w:t>คณะอุตสาหกรรมและเทคโนโลยี</w:t>
+      </w:r>
+    </w:p>
+    <w:p>
+      <w:pPr>
+        <w:spacing w:after="0"/>
+        <w:jc w:val="center"/>
         <w:rPr>
           <w:rFonts w:ascii="TH SarabunPSK" w:hAnsi="TH SarabunPSK" w:cs="TH SarabunPSK" w:hint="cs"/>
-          <w:b/>
-          <w:bCs/>
-          <w:sz w:val="40"/>
-          <w:szCs w:val="40"/>
-          <w:cs/>
-        </w:rPr>
-        <w:t xml:space="preserve"> </w:t>
-      </w:r>
-      <w:r>
-        <w:rPr>
-          <w:rFonts w:ascii="TH SarabunPSK" w:hAnsi="TH SarabunPSK" w:cs="TH SarabunPSK"/>
-          <w:b/>
-          <w:bCs/>
-          <w:sz w:val="40"/>
-          <w:szCs w:val="40"/>
-        </w:rPr>
-        <w:tab/>
-      </w:r>
-      <w:r>
-        <w:rPr>
-          <w:rFonts w:ascii="TH SarabunPSK" w:hAnsi="TH SarabunPSK" w:cs="TH SarabunPSK"/>
-          <w:b/>
-          <w:bCs/>
-          <w:sz w:val="40"/>
-          <w:szCs w:val="40"/>
-        </w:rPr>
-        <w:t>26510323411</w:t>
-      </w:r>
-      <w:r>
-        <w:rPr>
-          <w:rFonts w:ascii="TH SarabunPSK" w:hAnsi="TH SarabunPSK" w:cs="TH SarabunPSK"/>
-          <w:b/>
-          <w:bCs/>
-          <w:sz w:val="40"/>
-          <w:szCs w:val="40"/>
-        </w:rPr>
-        <w:t>42</w:t>
-      </w:r>
-    </w:p>
-    <w:p>
-      <w:pPr>
-        <w:spacing w:after="0"/>
-        <w:rPr>
-          <w:rFonts w:ascii="TH SarabunPSK" w:hAnsi="TH SarabunPSK" w:cs="TH SarabunPSK"/>
-          <w:b/>
-          <w:bCs/>
-          <w:sz w:val="40"/>
-          <w:szCs w:val="40"/>
-        </w:rPr>
-      </w:pPr>
-    </w:p>
-    <w:p>
-      <w:pPr>
-        <w:spacing w:after="0"/>
-        <w:rPr>
-          <w:rFonts w:ascii="TH SarabunPSK" w:hAnsi="TH SarabunPSK" w:cs="TH SarabunPSK"/>
-          <w:b/>
-          <w:bCs/>
-          <w:sz w:val="40"/>
-          <w:szCs w:val="40"/>
-        </w:rPr>
-      </w:pPr>
-    </w:p>
-    <w:p>
-      <w:pPr>
-        <w:spacing w:after="0"/>
-        <w:rPr>
-          <w:rFonts w:ascii="TH SarabunPSK" w:hAnsi="TH SarabunPSK" w:cs="TH SarabunPSK"/>
-          <w:b/>
-          <w:bCs/>
-          <w:sz w:val="40"/>
-          <w:szCs w:val="40"/>
-        </w:rPr>
-      </w:pPr>
-    </w:p>
-    <w:p>
-      <w:pPr>
-        <w:spacing w:after="0"/>
-        <w:rPr>
-          <w:rFonts w:ascii="TH SarabunPSK" w:hAnsi="TH SarabunPSK" w:cs="TH SarabunPSK"/>
-          <w:b/>
-          <w:bCs/>
-          <w:sz w:val="40"/>
-          <w:szCs w:val="40"/>
-        </w:rPr>
-      </w:pPr>
-    </w:p>
-    <w:p>
-      <w:pPr>
-        <w:spacing w:after="0"/>
-        <w:rPr>
-          <w:rFonts w:ascii="TH SarabunPSK" w:hAnsi="TH SarabunPSK" w:cs="TH SarabunPSK"/>
-          <w:b/>
-          <w:bCs/>
-          <w:sz w:val="40"/>
-          <w:szCs w:val="40"/>
-        </w:rPr>
-      </w:pPr>
-      <w:r>
-        <w:rPr>
-          <w:rFonts w:ascii="TH SarabunPSK" w:hAnsi="TH SarabunPSK" w:cs="TH SarabunPSK" w:hint="cs"/>
-          <w:b/>
-          <w:bCs/>
-          <w:sz w:val="40"/>
-          <w:szCs w:val="40"/>
-          <w:cs/>
-        </w:rPr>
-        <w:t>รายงานโครงงานสหกิจศึกษานี้เป็นส่วนหนึ่งของการศึกษาตามหลักสูตร</w:t>
-      </w:r>
-    </w:p>
-    <w:p>
-      <w:pPr>
-        <w:spacing w:after="0"/>
-        <w:jc w:val="center"/>
-        <w:rPr>
-          <w:rFonts w:ascii="TH SarabunPSK" w:hAnsi="TH SarabunPSK" w:cs="TH SarabunPSK"/>
-          <w:b/>
-          <w:bCs/>
-          <w:sz w:val="40"/>
-          <w:szCs w:val="40"/>
-        </w:rPr>
-      </w:pPr>
-      <w:r>
-        <w:rPr>
-          <w:rFonts w:ascii="TH SarabunPSK" w:hAnsi="TH SarabunPSK" w:cs="TH SarabunPSK" w:hint="cs"/>
-          <w:b/>
-          <w:bCs/>
-          <w:sz w:val="40"/>
-          <w:szCs w:val="40"/>
-          <w:cs/>
-        </w:rPr>
-        <w:t>เทคโนโลยีบัณฑิต สาขาวิชาเทคโนโลยีสารสนเทศและนวัตกรรมดิจิทัล</w:t>
-      </w:r>
-    </w:p>
-    <w:p>
-      <w:pPr>
-        <w:spacing w:after="0"/>
-        <w:jc w:val="center"/>
-        <w:rPr>
-          <w:rFonts w:ascii="TH SarabunPSK" w:hAnsi="TH SarabunPSK" w:cs="TH SarabunPSK"/>
-          <w:b/>
-          <w:bCs/>
-          <w:sz w:val="40"/>
-          <w:szCs w:val="40"/>
-        </w:rPr>
-      </w:pPr>
-      <w:r>
-        <w:rPr>
-          <w:rFonts w:ascii="TH SarabunPSK" w:hAnsi="TH SarabunPSK" w:cs="TH SarabunPSK" w:hint="cs"/>
-          <w:b/>
-          <w:bCs/>
-          <w:sz w:val="40"/>
-          <w:szCs w:val="40"/>
-          <w:cs/>
-        </w:rPr>
-        <w:t>คณะอุตสาหกรรมและเทคโนโลยี</w:t>
-      </w:r>
-    </w:p>
-    <w:p>
-      <w:pPr>
-        <w:spacing w:after="0"/>
-        <w:jc w:val="center"/>
-        <w:rPr>
-          <w:rFonts w:ascii="TH SarabunPSK" w:hAnsi="TH SarabunPSK" w:cs="TH SarabunPSK"/>
           <w:b/>
           <w:bCs/>
           <w:sz w:val="40"/>
@@ -788,6 +839,32 @@
           <w14:ligatures w14:val="none"/>
         </w:rPr>
         <w:t>68</w:t>
+      </w:r>
+      <w:r>
+        <w:rPr>
+          <w:rFonts w:ascii="TH SarabunPSK" w:eastAsia="Times New Roman" w:hAnsi="TH SarabunPSK" w:cs="TH SarabunPSK"/>
+          <w:b/>
+          <w:bCs/>
+          <w:color w:val="000000"/>
+          <w:kern w:val="0"/>
+          <w:sz w:val="40"/>
+          <w:szCs w:val="40"/>
+          <w14:ligatures w14:val="none"/>
+        </w:rPr>
+        <w:br/>
+      </w:r>
+      <w:r>
+        <w:rPr>
+          <w:rFonts w:ascii="TH SarabunPSK" w:eastAsia="Times New Roman" w:hAnsi="TH SarabunPSK" w:cs="TH SarabunPSK"/>
+          <w:b/>
+          <w:bCs/>
+          <w:color w:val="000000"/>
+          <w:kern w:val="0"/>
+          <w:sz w:val="40"/>
+          <w:szCs w:val="40"/>
+          <w14:ligatures w14:val="none"/>
+        </w:rPr>
+        <w:br/>
       </w:r>
     </w:p>
     <w:sectPr>
@@ -801,7 +878,7 @@
 </file>
 
 <file path=word/endnotes.xml><?xml version="1.0" encoding="utf-8"?>
-<w:endnotes xmlns:wpc="http://schemas.microsoft.com/office/word/2010/wordprocessingCanvas" xmlns:cx="http://schemas.microsoft.com/office/drawing/2014/chartex" xmlns:cx1="http://schemas.microsoft.com/office/drawing/2015/9/8/chartex" xmlns:cx2="http://schemas.microsoft.com/office/drawing/2015/10/21/chartex" xmlns:cx3="http://schemas.microsoft.com/office/drawing/2016/5/9/chartex" xmlns:cx4="http://schemas.microsoft.com/office/drawing/2016/5/10/chartex" xmlns:cx5="http://schemas.microsoft.com/office/drawing/2016/5/11/chartex" xmlns:cx6="http://schemas.microsoft.com/office/drawing/2016/5/12/chartex" xmlns:cx7="http://schemas.microsoft.com/office/drawing/2016/5/13/chartex" xmlns:cx8="http://schemas.microsoft.com/office/drawing/2016/5/14/chartex" xmlns:mc="http://schemas.openxmlformats.org/markup-compatibility/2006" xmlns:aink="http://schemas.microsoft.com/office/drawing/2016/ink" xmlns:am3d="http://schemas.microsoft.com/office/drawing/2017/model3d" xmlns:o="urn:schemas-microsoft-com:office:office" xmlns:oel="http://schemas.microsoft.com/office/2019/extlst" xmlns:r="http://schemas.openxmlformats.org/officeDocument/2006/relationships" xmlns:m="http://schemas.openxmlformats.org/officeDocument/2006/math" xmlns:v="urn:schemas-microsoft-com:vml" xmlns:wp14="http://schemas.microsoft.com/office/word/2010/wordprocessingDrawing" xmlns:wp="http://schemas.openxmlformats.org/drawingml/2006/wordprocessingDrawing" xmlns:w10="urn:schemas-microsoft-com:office:word" xmlns:w="http://schemas.openxmlformats.org/wordprocessingml/2006/main" xmlns:w14="http://schemas.microsoft.com/office/word/2010/wordml" xmlns:w15="http://schemas.microsoft.com/office/word/2012/wordml" xmlns:w16cex="http://schemas.microsoft.com/office/word/2018/wordml/cex" xmlns:w16cid="http://schemas.microsoft.com/office/word/2016/wordml/cid" xmlns:w16="http://schemas.microsoft.com/office/word/2018/wordml" xmlns:w16du="http://schemas.microsoft.com/office/word/2023/wordml/word16du" xmlns:w16sdtdh="http://schemas.microsoft.com/office/word/2020/wordml/sdtdatahash" xmlns:w16sdtfl="http://schemas.microsoft.com/office/word/2024/wordml/sdtformatlock" xmlns:w16se="http://schemas.microsoft.com/office/word/2015/wordml/symex" xmlns:wpg="http://schemas.microsoft.com/office/word/2010/wordprocessingGroup" xmlns:wpi="http://schemas.microsoft.com/office/word/2010/wordprocessingInk" xmlns:wne="http://schemas.microsoft.com/office/word/2006/wordml" xmlns:wps="http://schemas.microsoft.com/office/word/2010/wordprocessingShape" mc:Ignorable="w14 w15 w16se w16cid w16 w16cex w16sdtdh w16sdtfl w16du wp14">
+<w:endnotes xmlns:wpc="http://schemas.microsoft.com/office/word/2010/wordprocessingCanvas" xmlns:cx="http://schemas.microsoft.com/office/drawing/2014/chartex" xmlns:cx1="http://schemas.microsoft.com/office/drawing/2015/9/8/chartex" xmlns:cx2="http://schemas.microsoft.com/office/drawing/2015/10/21/chartex" xmlns:cx3="http://schemas.microsoft.com/office/drawing/2016/5/9/chartex" xmlns:cx4="http://schemas.microsoft.com/office/drawing/2016/5/10/chartex" xmlns:cx5="http://schemas.microsoft.com/office/drawing/2016/5/11/chartex" xmlns:cx6="http://schemas.microsoft.com/office/drawing/2016/5/12/chartex" xmlns:cx7="http://schemas.microsoft.com/office/drawing/2016/5/13/chartex" xmlns:cx8="http://schemas.microsoft.com/office/drawing/2016/5/14/chartex" xmlns:mc="http://schemas.openxmlformats.org/markup-compatibility/2006" xmlns:aink="http://schemas.microsoft.com/office/drawing/2016/ink" xmlns:am3d="http://schemas.microsoft.com/office/drawing/2017/model3d" xmlns:o="urn:schemas-microsoft-com:office:office" xmlns:r="http://schemas.openxmlformats.org/officeDocument/2006/relationships" xmlns:m="http://schemas.openxmlformats.org/officeDocument/2006/math" xmlns:v="urn:schemas-microsoft-com:vml" xmlns:wp14="http://schemas.microsoft.com/office/word/2010/wordprocessingDrawing" xmlns:wp="http://schemas.openxmlformats.org/drawingml/2006/wordprocessingDrawing" xmlns:w10="urn:schemas-microsoft-com:office:word" xmlns:w="http://schemas.openxmlformats.org/wordprocessingml/2006/main" xmlns:w14="http://schemas.microsoft.com/office/word/2010/wordml" xmlns:w15="http://schemas.microsoft.com/office/word/2012/wordml" xmlns:w16cex="http://schemas.microsoft.com/office/word/2018/wordml/cex" xmlns:w16cid="http://schemas.microsoft.com/office/word/2016/wordml/cid" xmlns:w16="http://schemas.microsoft.com/office/word/2018/wordml" xmlns:w16sdtdh="http://schemas.microsoft.com/office/word/2020/wordml/sdtdatahash" xmlns:w16se="http://schemas.microsoft.com/office/word/2015/wordml/symex" xmlns:wpg="http://schemas.microsoft.com/office/word/2010/wordprocessingGroup" xmlns:wpi="http://schemas.microsoft.com/office/word/2010/wordprocessingInk" xmlns:wne="http://schemas.microsoft.com/office/word/2006/wordml" xmlns:wps="http://schemas.microsoft.com/office/word/2010/wordprocessingShape" mc:Ignorable="w14 w15 w16se w16cid w16 w16cex w16sdtdh wp14">
   <w:endnote w:type="separator" w:id="-1">
     <w:p>
       <w:pPr>
@@ -826,7 +903,7 @@
 </file>
 
 <file path=word/footnotes.xml><?xml version="1.0" encoding="utf-8"?>
-<w:footnotes xmlns:wpc="http://schemas.microsoft.com/office/word/2010/wordprocessingCanvas" xmlns:cx="http://schemas.microsoft.com/office/drawing/2014/chartex" xmlns:cx1="http://schemas.microsoft.com/office/drawing/2015/9/8/chartex" xmlns:cx2="http://schemas.microsoft.com/office/drawing/2015/10/21/chartex" xmlns:cx3="http://schemas.microsoft.com/office/drawing/2016/5/9/chartex" xmlns:cx4="http://schemas.microsoft.com/office/drawing/2016/5/10/chartex" xmlns:cx5="http://schemas.microsoft.com/office/drawing/2016/5/11/chartex" xmlns:cx6="http://schemas.microsoft.com/office/drawing/2016/5/12/chartex" xmlns:cx7="http://schemas.microsoft.com/office/drawing/2016/5/13/chartex" xmlns:cx8="http://schemas.microsoft.com/office/drawing/2016/5/14/chartex" xmlns:mc="http://schemas.openxmlformats.org/markup-compatibility/2006" xmlns:aink="http://schemas.microsoft.com/office/drawing/2016/ink" xmlns:am3d="http://schemas.microsoft.com/office/drawing/2017/model3d" xmlns:o="urn:schemas-microsoft-com:office:office" xmlns:oel="http://schemas.microsoft.com/office/2019/extlst" xmlns:r="http://schemas.openxmlformats.org/officeDocument/2006/relationships" xmlns:m="http://schemas.openxmlformats.org/officeDocument/2006/math" xmlns:v="urn:schemas-microsoft-com:vml" xmlns:wp14="http://schemas.microsoft.com/office/word/2010/wordprocessingDrawing" xmlns:wp="http://schemas.openxmlformats.org/drawingml/2006/wordprocessingDrawing" xmlns:w10="urn:schemas-microsoft-com:office:word" xmlns:w="http://schemas.openxmlformats.org/wordprocessingml/2006/main" xmlns:w14="http://schemas.microsoft.com/office/word/2010/wordml" xmlns:w15="http://schemas.microsoft.com/office/word/2012/wordml" xmlns:w16cex="http://schemas.microsoft.com/office/word/2018/wordml/cex" xmlns:w16cid="http://schemas.microsoft.com/office/word/2016/wordml/cid" xmlns:w16="http://schemas.microsoft.com/office/word/2018/wordml" xmlns:w16du="http://schemas.microsoft.com/office/word/2023/wordml/word16du" xmlns:w16sdtdh="http://schemas.microsoft.com/office/word/2020/wordml/sdtdatahash" xmlns:w16sdtfl="http://schemas.microsoft.com/office/word/2024/wordml/sdtformatlock" xmlns:w16se="http://schemas.microsoft.com/office/word/2015/wordml/symex" xmlns:wpg="http://schemas.microsoft.com/office/word/2010/wordprocessingGroup" xmlns:wpi="http://schemas.microsoft.com/office/word/2010/wordprocessingInk" xmlns:wne="http://schemas.microsoft.com/office/word/2006/wordml" xmlns:wps="http://schemas.microsoft.com/office/word/2010/wordprocessingShape" mc:Ignorable="w14 w15 w16se w16cid w16 w16cex w16sdtdh w16sdtfl w16du wp14">
+<w:footnotes xmlns:wpc="http://schemas.microsoft.com/office/word/2010/wordprocessingCanvas" xmlns:cx="http://schemas.microsoft.com/office/drawing/2014/chartex" xmlns:cx1="http://schemas.microsoft.com/office/drawing/2015/9/8/chartex" xmlns:cx2="http://schemas.microsoft.com/office/drawing/2015/10/21/chartex" xmlns:cx3="http://schemas.microsoft.com/office/drawing/2016/5/9/chartex" xmlns:cx4="http://schemas.microsoft.com/office/drawing/2016/5/10/chartex" xmlns:cx5="http://schemas.microsoft.com/office/drawing/2016/5/11/chartex" xmlns:cx6="http://schemas.microsoft.com/office/drawing/2016/5/12/chartex" xmlns:cx7="http://schemas.microsoft.com/office/drawing/2016/5/13/chartex" xmlns:cx8="http://schemas.microsoft.com/office/drawing/2016/5/14/chartex" xmlns:mc="http://schemas.openxmlformats.org/markup-compatibility/2006" xmlns:aink="http://schemas.microsoft.com/office/drawing/2016/ink" xmlns:am3d="http://schemas.microsoft.com/office/drawing/2017/model3d" xmlns:o="urn:schemas-microsoft-com:office:office" xmlns:r="http://schemas.openxmlformats.org/officeDocument/2006/relationships" xmlns:m="http://schemas.openxmlformats.org/officeDocument/2006/math" xmlns:v="urn:schemas-microsoft-com:vml" xmlns:wp14="http://schemas.microsoft.com/office/word/2010/wordprocessingDrawing" xmlns:wp="http://schemas.openxmlformats.org/drawingml/2006/wordprocessingDrawing" xmlns:w10="urn:schemas-microsoft-com:office:word" xmlns:w="http://schemas.openxmlformats.org/wordprocessingml/2006/main" xmlns:w14="http://schemas.microsoft.com/office/word/2010/wordml" xmlns:w15="http://schemas.microsoft.com/office/word/2012/wordml" xmlns:w16cex="http://schemas.microsoft.com/office/word/2018/wordml/cex" xmlns:w16cid="http://schemas.microsoft.com/office/word/2016/wordml/cid" xmlns:w16="http://schemas.microsoft.com/office/word/2018/wordml" xmlns:w16sdtdh="http://schemas.microsoft.com/office/word/2020/wordml/sdtdatahash" xmlns:w16se="http://schemas.microsoft.com/office/word/2015/wordml/symex" xmlns:wpg="http://schemas.microsoft.com/office/word/2010/wordprocessingGroup" xmlns:wpi="http://schemas.microsoft.com/office/word/2010/wordprocessingInk" xmlns:wne="http://schemas.microsoft.com/office/word/2006/wordml" xmlns:wps="http://schemas.microsoft.com/office/word/2010/wordprocessingShape" mc:Ignorable="w14 w15 w16se w16cid w16 w16cex w16sdtdh wp14">
   <w:footnote w:type="separator" w:id="-1">
     <w:p>
       <w:pPr>
@@ -851,7 +928,7 @@
 </file>
 
 <file path=word/styles.xml><?xml version="1.0" encoding="utf-8"?>
-<w:styles xmlns:mc="http://schemas.openxmlformats.org/markup-compatibility/2006" xmlns:r="http://schemas.openxmlformats.org/officeDocument/2006/relationships" xmlns:w="http://schemas.openxmlformats.org/wordprocessingml/2006/main" xmlns:w14="http://schemas.microsoft.com/office/word/2010/wordml" xmlns:w15="http://schemas.microsoft.com/office/word/2012/wordml" xmlns:w16cex="http://schemas.microsoft.com/office/word/2018/wordml/cex" xmlns:w16cid="http://schemas.microsoft.com/office/word/2016/wordml/cid" xmlns:w16="http://schemas.microsoft.com/office/word/2018/wordml" xmlns:w16du="http://schemas.microsoft.com/office/word/2023/wordml/word16du" xmlns:w16sdtdh="http://schemas.microsoft.com/office/word/2020/wordml/sdtdatahash" xmlns:w16sdtfl="http://schemas.microsoft.com/office/word/2024/wordml/sdtformatlock" xmlns:w16se="http://schemas.microsoft.com/office/word/2015/wordml/symex" mc:Ignorable="w14 w15 w16se w16cid w16 w16cex w16sdtdh w16sdtfl w16du">
+<w:styles xmlns:mc="http://schemas.openxmlformats.org/markup-compatibility/2006" xmlns:r="http://schemas.openxmlformats.org/officeDocument/2006/relationships" xmlns:w="http://schemas.openxmlformats.org/wordprocessingml/2006/main" xmlns:w14="http://schemas.microsoft.com/office/word/2010/wordml" xmlns:w15="http://schemas.microsoft.com/office/word/2012/wordml" xmlns:w16cex="http://schemas.microsoft.com/office/word/2018/wordml/cex" xmlns:w16cid="http://schemas.microsoft.com/office/word/2016/wordml/cid" xmlns:w16="http://schemas.microsoft.com/office/word/2018/wordml" xmlns:w16sdtdh="http://schemas.microsoft.com/office/word/2020/wordml/sdtdatahash" xmlns:w16se="http://schemas.microsoft.com/office/word/2015/wordml/symex" mc:Ignorable="w14 w15 w16se w16cid w16 w16cex w16sdtdh">
   <w:docDefaults>
     <w:rPrDefault>
       <w:rPr>
@@ -1247,18 +1324,18 @@
     <w:lsdException w:name="Unresolved Mention" w:semiHidden="1" w:unhideWhenUsed="1"/>
     <w:lsdException w:name="Smart Link" w:semiHidden="1" w:unhideWhenUsed="1"/>
   </w:latentStyles>
-  <w:style w:type="paragraph" w:default="1" w:styleId="a">
+  <w:style w:type="paragraph" w:default="1" w:styleId="Normal">
     <w:name w:val="Normal"/>
     <w:qFormat/>
     <w:rPr>
       <w:rFonts w:cs="Angsana New"/>
     </w:rPr>
   </w:style>
-  <w:style w:type="paragraph" w:styleId="1">
+  <w:style w:type="paragraph" w:styleId="Heading1">
     <w:name w:val="heading 1"/>
-    <w:basedOn w:val="a"/>
-    <w:next w:val="a"/>
-    <w:link w:val="10"/>
+    <w:basedOn w:val="Normal"/>
+    <w:next w:val="Normal"/>
+    <w:link w:val="Heading1Char"/>
     <w:uiPriority w:val="9"/>
     <w:qFormat/>
     <w:rsid w:val="00CE0274"/>
@@ -1275,11 +1352,11 @@
       <w:szCs w:val="50"/>
     </w:rPr>
   </w:style>
-  <w:style w:type="paragraph" w:styleId="2">
+  <w:style w:type="paragraph" w:styleId="Heading2">
     <w:name w:val="heading 2"/>
-    <w:basedOn w:val="a"/>
-    <w:next w:val="a"/>
-    <w:link w:val="20"/>
+    <w:basedOn w:val="Normal"/>
+    <w:next w:val="Normal"/>
+    <w:link w:val="Heading2Char"/>
     <w:uiPriority w:val="9"/>
     <w:semiHidden/>
     <w:unhideWhenUsed/>
@@ -1298,11 +1375,11 @@
       <w:szCs w:val="40"/>
     </w:rPr>
   </w:style>
-  <w:style w:type="paragraph" w:styleId="3">
+  <w:style w:type="paragraph" w:styleId="Heading3">
     <w:name w:val="heading 3"/>
-    <w:basedOn w:val="a"/>
-    <w:next w:val="a"/>
-    <w:link w:val="30"/>
+    <w:basedOn w:val="Normal"/>
+    <w:next w:val="Normal"/>
+    <w:link w:val="Heading3Char"/>
     <w:uiPriority w:val="9"/>
     <w:semiHidden/>
     <w:unhideWhenUsed/>
@@ -1321,11 +1398,11 @@
       <w:szCs w:val="35"/>
     </w:rPr>
   </w:style>
-  <w:style w:type="paragraph" w:styleId="4">
+  <w:style w:type="paragraph" w:styleId="Heading4">
     <w:name w:val="heading 4"/>
-    <w:basedOn w:val="a"/>
-    <w:next w:val="a"/>
-    <w:link w:val="40"/>
+    <w:basedOn w:val="Normal"/>
+    <w:next w:val="Normal"/>
+    <w:link w:val="Heading4Char"/>
     <w:uiPriority w:val="9"/>
     <w:semiHidden/>
     <w:unhideWhenUsed/>
@@ -1344,11 +1421,11 @@
       <w:color w:val="2F5496" w:themeColor="accent1" w:themeShade="BF"/>
     </w:rPr>
   </w:style>
-  <w:style w:type="paragraph" w:styleId="5">
+  <w:style w:type="paragraph" w:styleId="Heading5">
     <w:name w:val="heading 5"/>
-    <w:basedOn w:val="a"/>
-    <w:next w:val="a"/>
-    <w:link w:val="50"/>
+    <w:basedOn w:val="Normal"/>
+    <w:next w:val="Normal"/>
+    <w:link w:val="Heading5Char"/>
     <w:uiPriority w:val="9"/>
     <w:semiHidden/>
     <w:unhideWhenUsed/>
@@ -1365,11 +1442,11 @@
       <w:color w:val="2F5496" w:themeColor="accent1" w:themeShade="BF"/>
     </w:rPr>
   </w:style>
-  <w:style w:type="paragraph" w:styleId="6">
+  <w:style w:type="paragraph" w:styleId="Heading6">
     <w:name w:val="heading 6"/>
-    <w:basedOn w:val="a"/>
-    <w:next w:val="a"/>
-    <w:link w:val="60"/>
+    <w:basedOn w:val="Normal"/>
+    <w:next w:val="Normal"/>
+    <w:link w:val="Heading6Char"/>
     <w:uiPriority w:val="9"/>
     <w:semiHidden/>
     <w:unhideWhenUsed/>
@@ -1388,11 +1465,11 @@
       <w:color w:val="595959" w:themeColor="text1" w:themeTint="A6"/>
     </w:rPr>
   </w:style>
-  <w:style w:type="paragraph" w:styleId="7">
+  <w:style w:type="paragraph" w:styleId="Heading7">
     <w:name w:val="heading 7"/>
-    <w:basedOn w:val="a"/>
-    <w:next w:val="a"/>
-    <w:link w:val="70"/>
+    <w:basedOn w:val="Normal"/>
+    <w:next w:val="Normal"/>
+    <w:link w:val="Heading7Char"/>
     <w:uiPriority w:val="9"/>
     <w:semiHidden/>
     <w:unhideWhenUsed/>
@@ -1409,11 +1486,11 @@
       <w:color w:val="595959" w:themeColor="text1" w:themeTint="A6"/>
     </w:rPr>
   </w:style>
-  <w:style w:type="paragraph" w:styleId="8">
+  <w:style w:type="paragraph" w:styleId="Heading8">
     <w:name w:val="heading 8"/>
-    <w:basedOn w:val="a"/>
-    <w:next w:val="a"/>
-    <w:link w:val="80"/>
+    <w:basedOn w:val="Normal"/>
+    <w:next w:val="Normal"/>
+    <w:link w:val="Heading8Char"/>
     <w:uiPriority w:val="9"/>
     <w:semiHidden/>
     <w:unhideWhenUsed/>
@@ -1432,11 +1509,11 @@
       <w:color w:val="272727" w:themeColor="text1" w:themeTint="D8"/>
     </w:rPr>
   </w:style>
-  <w:style w:type="paragraph" w:styleId="9">
+  <w:style w:type="paragraph" w:styleId="Heading9">
     <w:name w:val="heading 9"/>
-    <w:basedOn w:val="a"/>
-    <w:next w:val="a"/>
-    <w:link w:val="90"/>
+    <w:basedOn w:val="Normal"/>
+    <w:next w:val="Normal"/>
+    <w:link w:val="Heading9Char"/>
     <w:uiPriority w:val="9"/>
     <w:semiHidden/>
     <w:unhideWhenUsed/>
@@ -1453,13 +1530,13 @@
       <w:color w:val="272727" w:themeColor="text1" w:themeTint="D8"/>
     </w:rPr>
   </w:style>
-  <w:style w:type="character" w:default="1" w:styleId="a0">
+  <w:style w:type="character" w:default="1" w:styleId="DefaultParagraphFont">
     <w:name w:val="Default Paragraph Font"/>
     <w:uiPriority w:val="1"/>
     <w:semiHidden/>
     <w:unhideWhenUsed/>
   </w:style>
-  <w:style w:type="table" w:default="1" w:styleId="a1">
+  <w:style w:type="table" w:default="1" w:styleId="TableNormal">
     <w:name w:val="Normal Table"/>
     <w:uiPriority w:val="99"/>
     <w:semiHidden/>
@@ -1474,16 +1551,16 @@
       </w:tblCellMar>
     </w:tblPr>
   </w:style>
-  <w:style w:type="numbering" w:default="1" w:styleId="a2">
+  <w:style w:type="numbering" w:default="1" w:styleId="NoList">
     <w:name w:val="No List"/>
     <w:uiPriority w:val="99"/>
     <w:semiHidden/>
     <w:unhideWhenUsed/>
   </w:style>
-  <w:style w:type="character" w:customStyle="1" w:styleId="10">
-    <w:name w:val="หัวเรื่อง 1 อักขระ"/>
-    <w:basedOn w:val="a0"/>
-    <w:link w:val="1"/>
+  <w:style w:type="character" w:customStyle="1" w:styleId="Heading1Char">
+    <w:name w:val="Heading 1 Char"/>
+    <w:basedOn w:val="DefaultParagraphFont"/>
+    <w:link w:val="Heading1"/>
     <w:uiPriority w:val="9"/>
     <w:rsid w:val="00CE0274"/>
     <w:rPr>
@@ -1493,10 +1570,10 @@
       <w:szCs w:val="50"/>
     </w:rPr>
   </w:style>
-  <w:style w:type="character" w:customStyle="1" w:styleId="20">
-    <w:name w:val="หัวเรื่อง 2 อักขระ"/>
-    <w:basedOn w:val="a0"/>
-    <w:link w:val="2"/>
+  <w:style w:type="character" w:customStyle="1" w:styleId="Heading2Char">
+    <w:name w:val="Heading 2 Char"/>
+    <w:basedOn w:val="DefaultParagraphFont"/>
+    <w:link w:val="Heading2"/>
     <w:uiPriority w:val="9"/>
     <w:semiHidden/>
     <w:rsid w:val="00CE0274"/>
@@ -1507,10 +1584,10 @@
       <w:szCs w:val="40"/>
     </w:rPr>
   </w:style>
-  <w:style w:type="character" w:customStyle="1" w:styleId="30">
-    <w:name w:val="หัวเรื่อง 3 อักขระ"/>
-    <w:basedOn w:val="a0"/>
-    <w:link w:val="3"/>
+  <w:style w:type="character" w:customStyle="1" w:styleId="Heading3Char">
+    <w:name w:val="Heading 3 Char"/>
+    <w:basedOn w:val="DefaultParagraphFont"/>
+    <w:link w:val="Heading3"/>
     <w:uiPriority w:val="9"/>
     <w:semiHidden/>
     <w:rsid w:val="00CE0274"/>
@@ -1521,10 +1598,10 @@
       <w:szCs w:val="35"/>
     </w:rPr>
   </w:style>
-  <w:style w:type="character" w:customStyle="1" w:styleId="40">
-    <w:name w:val="หัวเรื่อง 4 อักขระ"/>
-    <w:basedOn w:val="a0"/>
-    <w:link w:val="4"/>
+  <w:style w:type="character" w:customStyle="1" w:styleId="Heading4Char">
+    <w:name w:val="Heading 4 Char"/>
+    <w:basedOn w:val="DefaultParagraphFont"/>
+    <w:link w:val="Heading4"/>
     <w:uiPriority w:val="9"/>
     <w:semiHidden/>
     <w:rsid w:val="00CE0274"/>
@@ -1535,10 +1612,10 @@
       <w:color w:val="2F5496" w:themeColor="accent1" w:themeShade="BF"/>
     </w:rPr>
   </w:style>
-  <w:style w:type="character" w:customStyle="1" w:styleId="50">
-    <w:name w:val="หัวเรื่อง 5 อักขระ"/>
-    <w:basedOn w:val="a0"/>
-    <w:link w:val="5"/>
+  <w:style w:type="character" w:customStyle="1" w:styleId="Heading5Char">
+    <w:name w:val="Heading 5 Char"/>
+    <w:basedOn w:val="DefaultParagraphFont"/>
+    <w:link w:val="Heading5"/>
     <w:uiPriority w:val="9"/>
     <w:semiHidden/>
     <w:rsid w:val="00CE0274"/>
@@ -1547,10 +1624,10 @@
       <w:color w:val="2F5496" w:themeColor="accent1" w:themeShade="BF"/>
     </w:rPr>
   </w:style>
-  <w:style w:type="character" w:customStyle="1" w:styleId="60">
-    <w:name w:val="หัวเรื่อง 6 อักขระ"/>
-    <w:basedOn w:val="a0"/>
-    <w:link w:val="6"/>
+  <w:style w:type="character" w:customStyle="1" w:styleId="Heading6Char">
+    <w:name w:val="Heading 6 Char"/>
+    <w:basedOn w:val="DefaultParagraphFont"/>
+    <w:link w:val="Heading6"/>
     <w:uiPriority w:val="9"/>
     <w:semiHidden/>
     <w:rsid w:val="00CE0274"/>
@@ -1561,10 +1638,10 @@
       <w:color w:val="595959" w:themeColor="text1" w:themeTint="A6"/>
     </w:rPr>
   </w:style>
-  <w:style w:type="character" w:customStyle="1" w:styleId="70">
-    <w:name w:val="หัวเรื่อง 7 อักขระ"/>
-    <w:basedOn w:val="a0"/>
-    <w:link w:val="7"/>
+  <w:style w:type="character" w:customStyle="1" w:styleId="Heading7Char">
+    <w:name w:val="Heading 7 Char"/>
+    <w:basedOn w:val="DefaultParagraphFont"/>
+    <w:link w:val="Heading7"/>
     <w:uiPriority w:val="9"/>
     <w:semiHidden/>
     <w:rsid w:val="00CE0274"/>
@@ -1573,10 +1650,10 @@
       <w:color w:val="595959" w:themeColor="text1" w:themeTint="A6"/>
     </w:rPr>
   </w:style>
-  <w:style w:type="character" w:customStyle="1" w:styleId="80">
-    <w:name w:val="หัวเรื่อง 8 อักขระ"/>
-    <w:basedOn w:val="a0"/>
-    <w:link w:val="8"/>
+  <w:style w:type="character" w:customStyle="1" w:styleId="Heading8Char">
+    <w:name w:val="Heading 8 Char"/>
+    <w:basedOn w:val="DefaultParagraphFont"/>
+    <w:link w:val="Heading8"/>
     <w:uiPriority w:val="9"/>
     <w:semiHidden/>
     <w:rsid w:val="00CE0274"/>
@@ -1587,10 +1664,10 @@
       <w:color w:val="272727" w:themeColor="text1" w:themeTint="D8"/>
     </w:rPr>
   </w:style>
-  <w:style w:type="character" w:customStyle="1" w:styleId="90">
-    <w:name w:val="หัวเรื่อง 9 อักขระ"/>
-    <w:basedOn w:val="a0"/>
-    <w:link w:val="9"/>
+  <w:style w:type="character" w:customStyle="1" w:styleId="Heading9Char">
+    <w:name w:val="Heading 9 Char"/>
+    <w:basedOn w:val="DefaultParagraphFont"/>
+    <w:link w:val="Heading9"/>
     <w:uiPriority w:val="9"/>
     <w:semiHidden/>
     <w:rsid w:val="00CE0274"/>
@@ -1599,11 +1676,11 @@
       <w:color w:val="272727" w:themeColor="text1" w:themeTint="D8"/>
     </w:rPr>
   </w:style>
-  <w:style w:type="paragraph" w:styleId="a3">
+  <w:style w:type="paragraph" w:styleId="Title">
     <w:name w:val="Title"/>
-    <w:basedOn w:val="a"/>
-    <w:next w:val="a"/>
-    <w:link w:val="a4"/>
+    <w:basedOn w:val="Normal"/>
+    <w:next w:val="Normal"/>
+    <w:link w:val="TitleChar"/>
     <w:uiPriority w:val="10"/>
     <w:qFormat/>
     <w:rsid w:val="00CE0274"/>
@@ -1619,10 +1696,10 @@
       <w:szCs w:val="71"/>
     </w:rPr>
   </w:style>
-  <w:style w:type="character" w:customStyle="1" w:styleId="a4">
-    <w:name w:val="ชื่อเรื่อง อักขระ"/>
-    <w:basedOn w:val="a0"/>
-    <w:link w:val="a3"/>
+  <w:style w:type="character" w:customStyle="1" w:styleId="TitleChar">
+    <w:name w:val="Title Char"/>
+    <w:basedOn w:val="DefaultParagraphFont"/>
+    <w:link w:val="Title"/>
     <w:uiPriority w:val="10"/>
     <w:rsid w:val="00CE0274"/>
     <w:rPr>
@@ -1633,11 +1710,11 @@
       <w:szCs w:val="71"/>
     </w:rPr>
   </w:style>
-  <w:style w:type="paragraph" w:styleId="a5">
+  <w:style w:type="paragraph" w:styleId="Subtitle">
     <w:name w:val="Subtitle"/>
-    <w:basedOn w:val="a"/>
-    <w:next w:val="a"/>
-    <w:link w:val="a6"/>
+    <w:basedOn w:val="Normal"/>
+    <w:next w:val="Normal"/>
+    <w:link w:val="SubtitleChar"/>
     <w:uiPriority w:val="11"/>
     <w:qFormat/>
     <w:rsid w:val="00CE0274"/>
@@ -1654,10 +1731,10 @@
       <w:szCs w:val="35"/>
     </w:rPr>
   </w:style>
-  <w:style w:type="character" w:customStyle="1" w:styleId="a6">
-    <w:name w:val="ชื่อเรื่องรอง อักขระ"/>
-    <w:basedOn w:val="a0"/>
-    <w:link w:val="a5"/>
+  <w:style w:type="character" w:customStyle="1" w:styleId="SubtitleChar">
+    <w:name w:val="Subtitle Char"/>
+    <w:basedOn w:val="DefaultParagraphFont"/>
+    <w:link w:val="Subtitle"/>
     <w:uiPriority w:val="11"/>
     <w:rsid w:val="00CE0274"/>
     <w:rPr>
@@ -1668,11 +1745,11 @@
       <w:szCs w:val="35"/>
     </w:rPr>
   </w:style>
-  <w:style w:type="paragraph" w:styleId="a7">
+  <w:style w:type="paragraph" w:styleId="Quote">
     <w:name w:val="Quote"/>
-    <w:basedOn w:val="a"/>
-    <w:next w:val="a"/>
-    <w:link w:val="a8"/>
+    <w:basedOn w:val="Normal"/>
+    <w:next w:val="Normal"/>
+    <w:link w:val="QuoteChar"/>
     <w:uiPriority w:val="29"/>
     <w:qFormat/>
     <w:rsid w:val="00CE0274"/>
@@ -1686,10 +1763,10 @@
       <w:color w:val="404040" w:themeColor="text1" w:themeTint="BF"/>
     </w:rPr>
   </w:style>
-  <w:style w:type="character" w:customStyle="1" w:styleId="a8">
-    <w:name w:val="คำอ้างอิง อักขระ"/>
-    <w:basedOn w:val="a0"/>
-    <w:link w:val="a7"/>
+  <w:style w:type="character" w:customStyle="1" w:styleId="QuoteChar">
+    <w:name w:val="Quote Char"/>
+    <w:basedOn w:val="DefaultParagraphFont"/>
+    <w:link w:val="Quote"/>
     <w:uiPriority w:val="29"/>
     <w:rsid w:val="00CE0274"/>
     <w:rPr>
@@ -1699,9 +1776,9 @@
       <w:color w:val="404040" w:themeColor="text1" w:themeTint="BF"/>
     </w:rPr>
   </w:style>
-  <w:style w:type="paragraph" w:styleId="a9">
+  <w:style w:type="paragraph" w:styleId="ListParagraph">
     <w:name w:val="List Paragraph"/>
-    <w:basedOn w:val="a"/>
+    <w:basedOn w:val="Normal"/>
     <w:uiPriority w:val="34"/>
     <w:qFormat/>
     <w:rsid w:val="00CE0274"/>
@@ -1710,9 +1787,9 @@
       <w:contextualSpacing/>
     </w:pPr>
   </w:style>
-  <w:style w:type="character" w:styleId="aa">
+  <w:style w:type="character" w:styleId="IntenseEmphasis">
     <w:name w:val="Intense Emphasis"/>
-    <w:basedOn w:val="a0"/>
+    <w:basedOn w:val="DefaultParagraphFont"/>
     <w:uiPriority w:val="21"/>
     <w:qFormat/>
     <w:rsid w:val="00CE0274"/>
@@ -1722,11 +1799,11 @@
       <w:color w:val="2F5496" w:themeColor="accent1" w:themeShade="BF"/>
     </w:rPr>
   </w:style>
-  <w:style w:type="paragraph" w:styleId="ab">
+  <w:style w:type="paragraph" w:styleId="IntenseQuote">
     <w:name w:val="Intense Quote"/>
-    <w:basedOn w:val="a"/>
-    <w:next w:val="a"/>
-    <w:link w:val="ac"/>
+    <w:basedOn w:val="Normal"/>
+    <w:next w:val="Normal"/>
+    <w:link w:val="IntenseQuoteChar"/>
     <w:uiPriority w:val="30"/>
     <w:qFormat/>
     <w:rsid w:val="00CE0274"/>
@@ -1745,10 +1822,10 @@
       <w:color w:val="2F5496" w:themeColor="accent1" w:themeShade="BF"/>
     </w:rPr>
   </w:style>
-  <w:style w:type="character" w:customStyle="1" w:styleId="ac">
-    <w:name w:val="ทำให้คำอ้างอิงเป็นสีเข้มขึ้น อักขระ"/>
-    <w:basedOn w:val="a0"/>
-    <w:link w:val="ab"/>
+  <w:style w:type="character" w:customStyle="1" w:styleId="IntenseQuoteChar">
+    <w:name w:val="Intense Quote Char"/>
+    <w:basedOn w:val="DefaultParagraphFont"/>
+    <w:link w:val="IntenseQuote"/>
     <w:uiPriority w:val="30"/>
     <w:rsid w:val="00CE0274"/>
     <w:rPr>
@@ -1758,9 +1835,9 @@
       <w:color w:val="2F5496" w:themeColor="accent1" w:themeShade="BF"/>
     </w:rPr>
   </w:style>
-  <w:style w:type="character" w:styleId="ad">
+  <w:style w:type="character" w:styleId="IntenseReference">
     <w:name w:val="Intense Reference"/>
-    <w:basedOn w:val="a0"/>
+    <w:basedOn w:val="DefaultParagraphFont"/>
     <w:uiPriority w:val="32"/>
     <w:qFormat/>
     <w:rsid w:val="00CE0274"/>
@@ -1772,9 +1849,9 @@
       <w:spacing w:val="5"/>
     </w:rPr>
   </w:style>
-  <w:style w:type="paragraph" w:styleId="ae">
+  <w:style w:type="paragraph" w:styleId="NormalWeb">
     <w:name w:val="Normal (Web)"/>
-    <w:basedOn w:val="a"/>
+    <w:basedOn w:val="Normal"/>
     <w:uiPriority w:val="99"/>
     <w:semiHidden/>
     <w:unhideWhenUsed/>
@@ -1789,10 +1866,10 @@
       <w14:ligatures w14:val="none"/>
     </w:rPr>
   </w:style>
-  <w:style w:type="paragraph" w:styleId="af">
+  <w:style w:type="paragraph" w:styleId="Header">
     <w:name w:val="header"/>
-    <w:basedOn w:val="a"/>
-    <w:link w:val="af0"/>
+    <w:basedOn w:val="Normal"/>
+    <w:link w:val="HeaderChar"/>
     <w:uiPriority w:val="99"/>
     <w:unhideWhenUsed/>
     <w:rsid w:val="00DD4E25"/>
@@ -1804,20 +1881,20 @@
       <w:spacing w:after="0"/>
     </w:pPr>
   </w:style>
-  <w:style w:type="character" w:customStyle="1" w:styleId="af0">
-    <w:name w:val="หัวกระดาษ อักขระ"/>
-    <w:basedOn w:val="a0"/>
-    <w:link w:val="af"/>
+  <w:style w:type="character" w:customStyle="1" w:styleId="HeaderChar">
+    <w:name w:val="Header Char"/>
+    <w:basedOn w:val="DefaultParagraphFont"/>
+    <w:link w:val="Header"/>
     <w:uiPriority w:val="99"/>
     <w:rsid w:val="00DD4E25"/>
     <w:rPr>
       <w:rFonts w:cs="Angsana New"/>
     </w:rPr>
   </w:style>
-  <w:style w:type="paragraph" w:styleId="af1">
+  <w:style w:type="paragraph" w:styleId="Footer">
     <w:name w:val="footer"/>
-    <w:basedOn w:val="a"/>
-    <w:link w:val="af2"/>
+    <w:basedOn w:val="Normal"/>
+    <w:link w:val="FooterChar"/>
     <w:uiPriority w:val="99"/>
     <w:unhideWhenUsed/>
     <w:rsid w:val="00DD4E25"/>
@@ -1829,10 +1906,10 @@
       <w:spacing w:after="0"/>
     </w:pPr>
   </w:style>
-  <w:style w:type="character" w:customStyle="1" w:styleId="af2">
-    <w:name w:val="ท้ายกระดาษ อักขระ"/>
-    <w:basedOn w:val="a0"/>
-    <w:link w:val="af1"/>
+  <w:style w:type="character" w:customStyle="1" w:styleId="FooterChar">
+    <w:name w:val="Footer Char"/>
+    <w:basedOn w:val="DefaultParagraphFont"/>
+    <w:link w:val="Footer"/>
     <w:uiPriority w:val="99"/>
     <w:rsid w:val="00DD4E25"/>
     <w:rPr>
